--- a/docs/web/accessibility/CareConnect-Web-Accessibility.docx
+++ b/docs/web/accessibility/CareConnect-Web-Accessibility.docx
@@ -207,7 +207,7 @@
                 <w:sz w:val="18"/>
                 <w:szCs w:val="18"/>
               </w:rPr>
-              <w:t xml:space="preserve">Automated audit — 0 violations, 42/42 keyboard &amp; structure checks</w:t>
+              <w:t xml:space="preserve">Automated audit — 0 violations, 44/44 keyboard &amp; structure checks</w:t>
             </w:r>
           </w:p>
         </w:tc>
@@ -228,7 +228,7 @@
             </w:tcMar>
           </w:tcPr>
           <w:p>
-            <w:hyperlink w:history="1" r:id="rId3e5xyzvktcrgmeknwyppe">
+            <w:hyperlink w:history="1" r:id="rIdozb2kxylkwuoieplufs1u">
               <w:r>
                 <w:rPr>
                   <w:rFonts w:ascii="Consolas" w:cs="Consolas" w:eastAsia="Consolas" w:hAnsi="Consolas"/>
@@ -248,7 +248,7 @@
               </w:rPr>
               <w:t xml:space="preserve">, </w:t>
             </w:r>
-            <w:hyperlink w:history="1" r:id="rId23hm2z2r7a5fq9gbcvdh4">
+            <w:hyperlink w:history="1" r:id="rId2cpvqle1xotte8b8i_no4">
               <w:r>
                 <w:rPr>
                   <w:rFonts w:ascii="Consolas" w:cs="Consolas" w:eastAsia="Consolas" w:hAnsi="Consolas"/>
@@ -311,7 +311,7 @@
             </w:tcMar>
           </w:tcPr>
           <w:p>
-            <w:hyperlink w:history="1" r:id="rIdnmtjquszu73d4iu56qoba">
+            <w:hyperlink w:history="1" r:id="rIdvmxnatocth6vozyw2mp_m">
               <w:r>
                 <w:rPr>
                   <w:rFonts w:ascii="Consolas" w:cs="Consolas" w:eastAsia="Consolas" w:hAnsi="Consolas"/>
@@ -374,7 +374,7 @@
             </w:tcMar>
           </w:tcPr>
           <w:p>
-            <w:hyperlink w:history="1" r:id="rIdxked80oje-mt02hzdnpor">
+            <w:hyperlink w:history="1" r:id="rId7kolv_l3xfaizft0vjnv1">
               <w:r>
                 <w:rPr>
                   <w:rFonts w:ascii="Consolas" w:cs="Consolas" w:eastAsia="Consolas" w:hAnsi="Consolas"/>
@@ -416,7 +416,7 @@
                 <w:sz w:val="18"/>
                 <w:szCs w:val="18"/>
               </w:rPr>
-              <w:t xml:space="preserve">Accessibility tests (40)</w:t>
+              <w:t xml:space="preserve">Accessibility tests (54)</w:t>
             </w:r>
           </w:p>
         </w:tc>
@@ -437,7 +437,7 @@
             </w:tcMar>
           </w:tcPr>
           <w:p>
-            <w:hyperlink w:history="1" r:id="rIdejco4koamufancdr24w_f">
+            <w:hyperlink w:history="1" r:id="rIdpvscubot5g7jo_bmu__zs">
               <w:r>
                 <w:rPr>
                   <w:rFonts w:ascii="Consolas" w:cs="Consolas" w:eastAsia="Consolas" w:hAnsi="Consolas"/>
@@ -500,7 +500,7 @@
             </w:tcMar>
           </w:tcPr>
           <w:p>
-            <w:hyperlink w:history="1" r:id="rIdhgmxact2ziiuhtbnxag8v">
+            <w:hyperlink w:history="1" r:id="rIdhmvebsukvzwjfn60ekavq">
               <w:r>
                 <w:rPr>
                   <w:rFonts w:ascii="Consolas" w:cs="Consolas" w:eastAsia="Consolas" w:hAnsi="Consolas"/>
@@ -1023,24 +1023,24 @@
                 <w:sz w:val="18"/>
                 <w:szCs w:val="18"/>
               </w:rPr>
-              <w:t xml:space="preserve">App: patient bottom bar / caregiver sidebar (</w:t>
-            </w:r>
-            <w:r>
-              <w:rPr>
-                <w:rFonts w:ascii="Consolas" w:cs="Consolas" w:eastAsia="Consolas" w:hAnsi="Consolas"/>
-                <w:color w:val="7A2E00"/>
-                <w:sz w:val="18"/>
-                <w:szCs w:val="18"/>
-              </w:rPr>
-              <w:t xml:space="preserve">Layout.tsx</w:t>
-            </w:r>
-            <w:r>
-              <w:rPr>
-                <w:rFonts w:ascii="Arial" w:cs="Arial" w:eastAsia="Arial" w:hAnsi="Arial"/>
-                <w:sz w:val="18"/>
-                <w:szCs w:val="18"/>
-              </w:rPr>
-              <w:t xml:space="preserve">). Landing: Sign in / Sign up (</w:t>
+              <w:t xml:space="preserve">App: sidebar (tablet/desktop), care recipient's bottom tab bar or caregiver's Menu panel (mobile) — </w:t>
+            </w:r>
+            <w:r>
+              <w:rPr>
+                <w:rFonts w:ascii="Consolas" w:cs="Consolas" w:eastAsia="Consolas" w:hAnsi="Consolas"/>
+                <w:color w:val="7A2E00"/>
+                <w:sz w:val="18"/>
+                <w:szCs w:val="18"/>
+              </w:rPr>
+              <w:t xml:space="preserve">src/components/navigation/</w:t>
+            </w:r>
+            <w:r>
+              <w:rPr>
+                <w:rFonts w:ascii="Arial" w:cs="Arial" w:eastAsia="Arial" w:hAnsi="Arial"/>
+                <w:sz w:val="18"/>
+                <w:szCs w:val="18"/>
+              </w:rPr>
+              <w:t xml:space="preserve">. Landing: Sign in / Sign up (</w:t>
             </w:r>
             <w:r>
               <w:rPr>
@@ -1824,7 +1824,7 @@
               </w:rPr>
               <w:t xml:space="preserve">All pages (outlines in </w:t>
             </w:r>
-            <w:hyperlink w:history="1" r:id="rId_vgtkevcqqukiquwgjpoc">
+            <w:hyperlink w:history="1" r:id="rId4krn5ood2y1knblm6du7f">
               <w:r>
                 <w:rPr>
                   <w:rFonts w:ascii="Consolas" w:cs="Consolas" w:eastAsia="Consolas" w:hAnsi="Consolas"/>
@@ -2688,8 +2688,7 @@
         </w:rPr>
         <w:t xml:space="preserve"> in the source on purpose: a keyboard or
 screen-reader user reaches the page's content first and the menu second. CSS
-places it visually (bottom bar for the care recipient; left sidebar for the
-caregiver on desktop via </w:t>
+places it visually (the sidebar on the left from 768px via </w:t>
       </w:r>
       <w:r>
         <w:rPr>
@@ -2698,7 +2697,7 @@
           <w:sz w:val="18"/>
           <w:szCs w:val="18"/>
         </w:rPr>
-        <w:t xml:space="preserve">lg:order-1</w:t>
+        <w:t xml:space="preserve">order-1</w:t>
       </w:r>
       <w:r>
         <w:rPr>
@@ -2706,7 +2705,27 @@
           <w:sz w:val="20"/>
           <w:szCs w:val="20"/>
         </w:rPr>
-        <w:t xml:space="preserve">) without changing that order.</w:t>
+        <w:t xml:space="preserve">; the bottom
+tab bar fixed to the bottom of the screen on mobile) without changing that order.
+Only one navigation exists at a time for assistive technology: the others are
+</w:t>
+      </w:r>
+      <w:r>
+        <w:rPr>
+          <w:rFonts w:ascii="Consolas" w:cs="Consolas" w:eastAsia="Consolas" w:hAnsi="Consolas"/>
+          <w:color w:val="7A2E00"/>
+          <w:sz w:val="18"/>
+          <w:szCs w:val="18"/>
+        </w:rPr>
+        <w:t xml:space="preserve">display:none</w:t>
+      </w:r>
+      <w:r>
+        <w:rPr>
+          <w:rFonts w:ascii="Arial" w:cs="Arial" w:eastAsia="Arial" w:hAnsi="Arial"/>
+          <w:sz w:val="20"/>
+          <w:szCs w:val="20"/>
+        </w:rPr>
+        <w:t xml:space="preserve"> at that width, which removes them from the accessibility tree.</w:t>
       </w:r>
     </w:p>
     <w:p>
@@ -2755,10 +2774,10 @@
         </w:tblBorders>
       </w:tblPr>
       <w:tblGrid>
-        <w:gridCol w:w="964"/>
-        <w:gridCol w:w="3944"/>
-        <w:gridCol w:w="3112"/>
-        <w:gridCol w:w="2060"/>
+        <w:gridCol w:w="1046"/>
+        <w:gridCol w:w="3764"/>
+        <w:gridCol w:w="3304"/>
+        <w:gridCol w:w="1966"/>
       </w:tblGrid>
       <w:tr>
         <w:trPr>
@@ -2766,7 +2785,7 @@
         </w:trPr>
         <w:tc>
           <w:tcPr>
-            <w:tcW w:type="dxa" w:w="964"/>
+            <w:tcW w:type="dxa" w:w="1046"/>
             <w:tcBorders>
               <w:top w:val="single" w:color="9DB8C6" w:sz="4"/>
               <w:left w:val="single" w:color="9DB8C6" w:sz="4"/>
@@ -2785,7 +2804,7 @@
         </w:tc>
         <w:tc>
           <w:tcPr>
-            <w:tcW w:type="dxa" w:w="3944"/>
+            <w:tcW w:type="dxa" w:w="3764"/>
             <w:tcBorders>
               <w:top w:val="single" w:color="9DB8C6" w:sz="4"/>
               <w:left w:val="single" w:color="9DB8C6" w:sz="4"/>
@@ -2816,7 +2835,7 @@
         </w:tc>
         <w:tc>
           <w:tcPr>
-            <w:tcW w:type="dxa" w:w="3112"/>
+            <w:tcW w:type="dxa" w:w="3304"/>
             <w:tcBorders>
               <w:top w:val="single" w:color="9DB8C6" w:sz="4"/>
               <w:left w:val="single" w:color="9DB8C6" w:sz="4"/>
@@ -2847,7 +2866,7 @@
         </w:tc>
         <w:tc>
           <w:tcPr>
-            <w:tcW w:type="dxa" w:w="2060"/>
+            <w:tcW w:type="dxa" w:w="1966"/>
             <w:tcBorders>
               <w:top w:val="single" w:color="9DB8C6" w:sz="4"/>
               <w:left w:val="single" w:color="9DB8C6" w:sz="4"/>
@@ -2883,7 +2902,7 @@
         </w:trPr>
         <w:tc>
           <w:tcPr>
-            <w:tcW w:type="dxa" w:w="964"/>
+            <w:tcW w:type="dxa" w:w="1046"/>
             <w:tcBorders>
               <w:top w:val="single" w:color="9DB8C6" w:sz="4"/>
               <w:left w:val="single" w:color="9DB8C6" w:sz="4"/>
@@ -2910,7 +2929,7 @@
         </w:tc>
         <w:tc>
           <w:tcPr>
-            <w:tcW w:type="dxa" w:w="3944"/>
+            <w:tcW w:type="dxa" w:w="3764"/>
             <w:tcBorders>
               <w:top w:val="single" w:color="9DB8C6" w:sz="4"/>
               <w:left w:val="single" w:color="9DB8C6" w:sz="4"/>
@@ -2954,7 +2973,7 @@
         </w:tc>
         <w:tc>
           <w:tcPr>
-            <w:tcW w:type="dxa" w:w="3112"/>
+            <w:tcW w:type="dxa" w:w="3304"/>
             <w:tcBorders>
               <w:top w:val="single" w:color="9DB8C6" w:sz="4"/>
               <w:left w:val="single" w:color="9DB8C6" w:sz="4"/>
@@ -2981,7 +3000,7 @@
         </w:tc>
         <w:tc>
           <w:tcPr>
-            <w:tcW w:type="dxa" w:w="2060"/>
+            <w:tcW w:type="dxa" w:w="1966"/>
             <w:tcBorders>
               <w:top w:val="single" w:color="9DB8C6" w:sz="4"/>
               <w:left w:val="single" w:color="9DB8C6" w:sz="4"/>
@@ -3013,109 +3032,126 @@
         </w:trPr>
         <w:tc>
           <w:tcPr>
-            <w:tcW w:type="dxa" w:w="964"/>
-            <w:tcBorders>
-              <w:top w:val="single" w:color="9DB8C6" w:sz="4"/>
-              <w:left w:val="single" w:color="9DB8C6" w:sz="4"/>
-              <w:bottom w:val="single" w:color="9DB8C6" w:sz="4"/>
-              <w:right w:val="single" w:color="9DB8C6" w:sz="4"/>
-            </w:tcBorders>
-            <w:tcMar>
-              <w:top w:type="dxa" w:w="60"/>
-              <w:left w:type="dxa" w:w="90"/>
-              <w:bottom w:type="dxa" w:w="60"/>
-              <w:right w:type="dxa" w:w="90"/>
-            </w:tcMar>
-          </w:tcPr>
-          <w:p>
-            <w:r>
-              <w:rPr>
-                <w:rFonts w:ascii="Arial" w:cs="Arial" w:eastAsia="Arial" w:hAnsi="Arial"/>
-                <w:sz w:val="18"/>
-                <w:szCs w:val="18"/>
-              </w:rPr>
-              <w:t xml:space="preserve">Patient navigation</w:t>
-            </w:r>
-          </w:p>
-        </w:tc>
-        <w:tc>
-          <w:tcPr>
-            <w:tcW w:type="dxa" w:w="3944"/>
-            <w:tcBorders>
-              <w:top w:val="single" w:color="9DB8C6" w:sz="4"/>
-              <w:left w:val="single" w:color="9DB8C6" w:sz="4"/>
-              <w:bottom w:val="single" w:color="9DB8C6" w:sz="4"/>
-              <w:right w:val="single" w:color="9DB8C6" w:sz="4"/>
-            </w:tcBorders>
-            <w:tcMar>
-              <w:top w:type="dxa" w:w="60"/>
-              <w:left w:type="dxa" w:w="90"/>
-              <w:bottom w:type="dxa" w:w="60"/>
-              <w:right w:type="dxa" w:w="90"/>
-            </w:tcMar>
-          </w:tcPr>
-          <w:p>
-            <w:r>
-              <w:rPr>
-                <w:rFonts w:ascii="Arial" w:cs="Arial" w:eastAsia="Arial" w:hAnsi="Arial"/>
-                <w:sz w:val="18"/>
-                <w:szCs w:val="18"/>
-              </w:rPr>
-              <w:t xml:space="preserve">Fixed bottom bar, 6 links, icon + label</w:t>
-            </w:r>
-          </w:p>
-        </w:tc>
-        <w:tc>
-          <w:tcPr>
-            <w:tcW w:type="dxa" w:w="3112"/>
-            <w:tcBorders>
-              <w:top w:val="single" w:color="9DB8C6" w:sz="4"/>
-              <w:left w:val="single" w:color="9DB8C6" w:sz="4"/>
-              <w:bottom w:val="single" w:color="9DB8C6" w:sz="4"/>
-              <w:right w:val="single" w:color="9DB8C6" w:sz="4"/>
-            </w:tcBorders>
-            <w:tcMar>
-              <w:top w:type="dxa" w:w="60"/>
-              <w:left w:type="dxa" w:w="90"/>
-              <w:bottom w:type="dxa" w:w="60"/>
-              <w:right w:type="dxa" w:w="90"/>
-            </w:tcMar>
-          </w:tcPr>
-          <w:p>
-            <w:r>
-              <w:rPr>
-                <w:rFonts w:ascii="Arial" w:cs="Arial" w:eastAsia="Arial" w:hAnsi="Arial"/>
-                <w:sz w:val="18"/>
-                <w:szCs w:val="18"/>
-              </w:rPr>
-              <w:t xml:space="preserve">Fixed bottom bar</w:t>
-            </w:r>
-          </w:p>
-        </w:tc>
-        <w:tc>
-          <w:tcPr>
-            <w:tcW w:type="dxa" w:w="2060"/>
-            <w:tcBorders>
-              <w:top w:val="single" w:color="9DB8C6" w:sz="4"/>
-              <w:left w:val="single" w:color="9DB8C6" w:sz="4"/>
-              <w:bottom w:val="single" w:color="9DB8C6" w:sz="4"/>
-              <w:right w:val="single" w:color="9DB8C6" w:sz="4"/>
-            </w:tcBorders>
-            <w:tcMar>
-              <w:top w:type="dxa" w:w="60"/>
-              <w:left w:type="dxa" w:w="90"/>
-              <w:bottom w:type="dxa" w:w="60"/>
-              <w:right w:type="dxa" w:w="90"/>
-            </w:tcMar>
-          </w:tcPr>
-          <w:p>
-            <w:r>
-              <w:rPr>
-                <w:rFonts w:ascii="Arial" w:cs="Arial" w:eastAsia="Arial" w:hAnsi="Arial"/>
-                <w:sz w:val="18"/>
-                <w:szCs w:val="18"/>
-              </w:rPr>
-              <w:t xml:space="preserve">Fixed bottom bar</w:t>
+            <w:tcW w:type="dxa" w:w="1046"/>
+            <w:tcBorders>
+              <w:top w:val="single" w:color="9DB8C6" w:sz="4"/>
+              <w:left w:val="single" w:color="9DB8C6" w:sz="4"/>
+              <w:bottom w:val="single" w:color="9DB8C6" w:sz="4"/>
+              <w:right w:val="single" w:color="9DB8C6" w:sz="4"/>
+            </w:tcBorders>
+            <w:tcMar>
+              <w:top w:type="dxa" w:w="60"/>
+              <w:left w:type="dxa" w:w="90"/>
+              <w:bottom w:type="dxa" w:w="60"/>
+              <w:right w:type="dxa" w:w="90"/>
+            </w:tcMar>
+          </w:tcPr>
+          <w:p>
+            <w:r>
+              <w:rPr>
+                <w:rFonts w:ascii="Arial" w:cs="Arial" w:eastAsia="Arial" w:hAnsi="Arial"/>
+                <w:sz w:val="18"/>
+                <w:szCs w:val="18"/>
+              </w:rPr>
+              <w:t xml:space="preserve">Care recipient navigation</w:t>
+            </w:r>
+          </w:p>
+        </w:tc>
+        <w:tc>
+          <w:tcPr>
+            <w:tcW w:type="dxa" w:w="3764"/>
+            <w:tcBorders>
+              <w:top w:val="single" w:color="9DB8C6" w:sz="4"/>
+              <w:left w:val="single" w:color="9DB8C6" w:sz="4"/>
+              <w:bottom w:val="single" w:color="9DB8C6" w:sz="4"/>
+              <w:right w:val="single" w:color="9DB8C6" w:sz="4"/>
+            </w:tcBorders>
+            <w:tcMar>
+              <w:top w:type="dxa" w:w="60"/>
+              <w:left w:type="dxa" w:w="90"/>
+              <w:bottom w:type="dxa" w:w="60"/>
+              <w:right w:type="dxa" w:w="90"/>
+            </w:tcMar>
+          </w:tcPr>
+          <w:p>
+            <w:r>
+              <w:rPr>
+                <w:rFonts w:ascii="Arial" w:cs="Arial" w:eastAsia="Arial" w:hAnsi="Arial"/>
+                <w:sz w:val="18"/>
+                <w:szCs w:val="18"/>
+              </w:rPr>
+              <w:t xml:space="preserve">Fixed bottom tab bar, 6 links, icon + label (kept instead of a hamburger — nothing to remember)</w:t>
+            </w:r>
+          </w:p>
+        </w:tc>
+        <w:tc>
+          <w:tcPr>
+            <w:tcW w:type="dxa" w:w="3304"/>
+            <w:tcBorders>
+              <w:top w:val="single" w:color="9DB8C6" w:sz="4"/>
+              <w:left w:val="single" w:color="9DB8C6" w:sz="4"/>
+              <w:bottom w:val="single" w:color="9DB8C6" w:sz="4"/>
+              <w:right w:val="single" w:color="9DB8C6" w:sz="4"/>
+            </w:tcBorders>
+            <w:tcMar>
+              <w:top w:type="dxa" w:w="60"/>
+              <w:left w:type="dxa" w:w="90"/>
+              <w:bottom w:type="dxa" w:w="60"/>
+              <w:right w:type="dxa" w:w="90"/>
+            </w:tcMar>
+          </w:tcPr>
+          <w:p>
+            <w:r>
+              <w:rPr>
+                <w:rFonts w:ascii="Arial" w:cs="Arial" w:eastAsia="Arial" w:hAnsi="Arial"/>
+                <w:sz w:val="18"/>
+                <w:szCs w:val="18"/>
+              </w:rPr>
+              <w:t xml:space="preserve">Collapsible sidebar: a labelled rail; "Expand menu" (</w:t>
+            </w:r>
+            <w:r>
+              <w:rPr>
+                <w:rFonts w:ascii="Consolas" w:cs="Consolas" w:eastAsia="Consolas" w:hAnsi="Consolas"/>
+                <w:color w:val="7A2E00"/>
+                <w:sz w:val="18"/>
+                <w:szCs w:val="18"/>
+              </w:rPr>
+              <w:t xml:space="preserve">aria-expanded</w:t>
+            </w:r>
+            <w:r>
+              <w:rPr>
+                <w:rFonts w:ascii="Arial" w:cs="Arial" w:eastAsia="Arial" w:hAnsi="Arial"/>
+                <w:sz w:val="18"/>
+                <w:szCs w:val="18"/>
+              </w:rPr>
+              <w:t xml:space="preserve">) widens it</w:t>
+            </w:r>
+          </w:p>
+        </w:tc>
+        <w:tc>
+          <w:tcPr>
+            <w:tcW w:type="dxa" w:w="1966"/>
+            <w:tcBorders>
+              <w:top w:val="single" w:color="9DB8C6" w:sz="4"/>
+              <w:left w:val="single" w:color="9DB8C6" w:sz="4"/>
+              <w:bottom w:val="single" w:color="9DB8C6" w:sz="4"/>
+              <w:right w:val="single" w:color="9DB8C6" w:sz="4"/>
+            </w:tcBorders>
+            <w:tcMar>
+              <w:top w:type="dxa" w:w="60"/>
+              <w:left w:type="dxa" w:w="90"/>
+              <w:bottom w:type="dxa" w:w="60"/>
+              <w:right w:type="dxa" w:w="90"/>
+            </w:tcMar>
+          </w:tcPr>
+          <w:p>
+            <w:r>
+              <w:rPr>
+                <w:rFonts w:ascii="Arial" w:cs="Arial" w:eastAsia="Arial" w:hAnsi="Arial"/>
+                <w:sz w:val="18"/>
+                <w:szCs w:val="18"/>
+              </w:rPr>
+              <w:t xml:space="preserve">Full sidebar</w:t>
             </w:r>
           </w:p>
         </w:tc>
@@ -3126,7 +3162,7 @@
         </w:trPr>
         <w:tc>
           <w:tcPr>
-            <w:tcW w:type="dxa" w:w="964"/>
+            <w:tcW w:type="dxa" w:w="1046"/>
             <w:tcBorders>
               <w:top w:val="single" w:color="9DB8C6" w:sz="4"/>
               <w:left w:val="single" w:color="9DB8C6" w:sz="4"/>
@@ -3153,82 +3189,126 @@
         </w:tc>
         <w:tc>
           <w:tcPr>
-            <w:tcW w:type="dxa" w:w="3944"/>
-            <w:tcBorders>
-              <w:top w:val="single" w:color="9DB8C6" w:sz="4"/>
-              <w:left w:val="single" w:color="9DB8C6" w:sz="4"/>
-              <w:bottom w:val="single" w:color="9DB8C6" w:sz="4"/>
-              <w:right w:val="single" w:color="9DB8C6" w:sz="4"/>
-            </w:tcBorders>
-            <w:tcMar>
-              <w:top w:type="dxa" w:w="60"/>
-              <w:left w:type="dxa" w:w="90"/>
-              <w:bottom w:type="dxa" w:w="60"/>
-              <w:right w:type="dxa" w:w="90"/>
-            </w:tcMar>
-          </w:tcPr>
-          <w:p>
-            <w:r>
-              <w:rPr>
-                <w:rFonts w:ascii="Arial" w:cs="Arial" w:eastAsia="Arial" w:hAnsi="Arial"/>
-                <w:sz w:val="18"/>
-                <w:szCs w:val="18"/>
-              </w:rPr>
-              <w:t xml:space="preserve">Horizontal scrolling strip under the header</w:t>
-            </w:r>
-          </w:p>
-        </w:tc>
-        <w:tc>
-          <w:tcPr>
-            <w:tcW w:type="dxa" w:w="3112"/>
-            <w:tcBorders>
-              <w:top w:val="single" w:color="9DB8C6" w:sz="4"/>
-              <w:left w:val="single" w:color="9DB8C6" w:sz="4"/>
-              <w:bottom w:val="single" w:color="9DB8C6" w:sz="4"/>
-              <w:right w:val="single" w:color="9DB8C6" w:sz="4"/>
-            </w:tcBorders>
-            <w:tcMar>
-              <w:top w:type="dxa" w:w="60"/>
-              <w:left w:type="dxa" w:w="90"/>
-              <w:bottom w:type="dxa" w:w="60"/>
-              <w:right w:type="dxa" w:w="90"/>
-            </w:tcMar>
-          </w:tcPr>
-          <w:p>
-            <w:r>
-              <w:rPr>
-                <w:rFonts w:ascii="Arial" w:cs="Arial" w:eastAsia="Arial" w:hAnsi="Arial"/>
-                <w:sz w:val="18"/>
-                <w:szCs w:val="18"/>
-              </w:rPr>
-              <w:t xml:space="preserve">Horizontal strip</w:t>
-            </w:r>
-          </w:p>
-        </w:tc>
-        <w:tc>
-          <w:tcPr>
-            <w:tcW w:type="dxa" w:w="2060"/>
-            <w:tcBorders>
-              <w:top w:val="single" w:color="9DB8C6" w:sz="4"/>
-              <w:left w:val="single" w:color="9DB8C6" w:sz="4"/>
-              <w:bottom w:val="single" w:color="9DB8C6" w:sz="4"/>
-              <w:right w:val="single" w:color="9DB8C6" w:sz="4"/>
-            </w:tcBorders>
-            <w:tcMar>
-              <w:top w:type="dxa" w:w="60"/>
-              <w:left w:type="dxa" w:w="90"/>
-              <w:bottom w:type="dxa" w:w="60"/>
-              <w:right w:type="dxa" w:w="90"/>
-            </w:tcMar>
-          </w:tcPr>
-          <w:p>
-            <w:r>
-              <w:rPr>
-                <w:rFonts w:ascii="Arial" w:cs="Arial" w:eastAsia="Arial" w:hAnsi="Arial"/>
-                <w:sz w:val="18"/>
-                <w:szCs w:val="18"/>
-              </w:rPr>
-              <w:t xml:space="preserve">Left sidebar with "Switch to care recipient"</w:t>
+            <w:tcW w:type="dxa" w:w="3764"/>
+            <w:tcBorders>
+              <w:top w:val="single" w:color="9DB8C6" w:sz="4"/>
+              <w:left w:val="single" w:color="9DB8C6" w:sz="4"/>
+              <w:bottom w:val="single" w:color="9DB8C6" w:sz="4"/>
+              <w:right w:val="single" w:color="9DB8C6" w:sz="4"/>
+            </w:tcBorders>
+            <w:tcMar>
+              <w:top w:type="dxa" w:w="60"/>
+              <w:left w:type="dxa" w:w="90"/>
+              <w:bottom w:type="dxa" w:w="60"/>
+              <w:right w:type="dxa" w:w="90"/>
+            </w:tcMar>
+          </w:tcPr>
+          <w:p>
+            <w:r>
+              <w:rPr>
+                <w:rFonts w:ascii="Arial" w:cs="Arial" w:eastAsia="Arial" w:hAnsi="Arial"/>
+                <w:b/>
+                <w:bCs/>
+                <w:sz w:val="18"/>
+                <w:szCs w:val="18"/>
+              </w:rPr>
+              <w:t xml:space="preserve">Menu</w:t>
+            </w:r>
+            <w:r>
+              <w:rPr>
+                <w:rFonts w:ascii="Arial" w:cs="Arial" w:eastAsia="Arial" w:hAnsi="Arial"/>
+                <w:sz w:val="18"/>
+                <w:szCs w:val="18"/>
+              </w:rPr>
+              <w:t xml:space="preserve"> button (hamburger, </w:t>
+            </w:r>
+            <w:r>
+              <w:rPr>
+                <w:rFonts w:ascii="Consolas" w:cs="Consolas" w:eastAsia="Consolas" w:hAnsi="Consolas"/>
+                <w:color w:val="7A2E00"/>
+                <w:sz w:val="18"/>
+                <w:szCs w:val="18"/>
+              </w:rPr>
+              <w:t xml:space="preserve">aria-expanded</w:t>
+            </w:r>
+            <w:r>
+              <w:rPr>
+                <w:rFonts w:ascii="Arial" w:cs="Arial" w:eastAsia="Arial" w:hAnsi="Arial"/>
+                <w:sz w:val="18"/>
+                <w:szCs w:val="18"/>
+              </w:rPr>
+              <w:t xml:space="preserve">, </w:t>
+            </w:r>
+            <w:r>
+              <w:rPr>
+                <w:rFonts w:ascii="Consolas" w:cs="Consolas" w:eastAsia="Consolas" w:hAnsi="Consolas"/>
+                <w:color w:val="7A2E00"/>
+                <w:sz w:val="18"/>
+                <w:szCs w:val="18"/>
+              </w:rPr>
+              <w:t xml:space="preserve">aria-controls</w:t>
+            </w:r>
+            <w:r>
+              <w:rPr>
+                <w:rFonts w:ascii="Arial" w:cs="Arial" w:eastAsia="Arial" w:hAnsi="Arial"/>
+                <w:sz w:val="18"/>
+                <w:szCs w:val="18"/>
+              </w:rPr>
+              <w:t xml:space="preserve">) opens the navigation under the header</w:t>
+            </w:r>
+          </w:p>
+        </w:tc>
+        <w:tc>
+          <w:tcPr>
+            <w:tcW w:type="dxa" w:w="3304"/>
+            <w:tcBorders>
+              <w:top w:val="single" w:color="9DB8C6" w:sz="4"/>
+              <w:left w:val="single" w:color="9DB8C6" w:sz="4"/>
+              <w:bottom w:val="single" w:color="9DB8C6" w:sz="4"/>
+              <w:right w:val="single" w:color="9DB8C6" w:sz="4"/>
+            </w:tcBorders>
+            <w:tcMar>
+              <w:top w:type="dxa" w:w="60"/>
+              <w:left w:type="dxa" w:w="90"/>
+              <w:bottom w:type="dxa" w:w="60"/>
+              <w:right w:type="dxa" w:w="90"/>
+            </w:tcMar>
+          </w:tcPr>
+          <w:p>
+            <w:r>
+              <w:rPr>
+                <w:rFonts w:ascii="Arial" w:cs="Arial" w:eastAsia="Arial" w:hAnsi="Arial"/>
+                <w:sz w:val="18"/>
+                <w:szCs w:val="18"/>
+              </w:rPr>
+              <w:t xml:space="preserve">Collapsible sidebar</w:t>
+            </w:r>
+          </w:p>
+        </w:tc>
+        <w:tc>
+          <w:tcPr>
+            <w:tcW w:type="dxa" w:w="1966"/>
+            <w:tcBorders>
+              <w:top w:val="single" w:color="9DB8C6" w:sz="4"/>
+              <w:left w:val="single" w:color="9DB8C6" w:sz="4"/>
+              <w:bottom w:val="single" w:color="9DB8C6" w:sz="4"/>
+              <w:right w:val="single" w:color="9DB8C6" w:sz="4"/>
+            </w:tcBorders>
+            <w:tcMar>
+              <w:top w:type="dxa" w:w="60"/>
+              <w:left w:type="dxa" w:w="90"/>
+              <w:bottom w:type="dxa" w:w="60"/>
+              <w:right w:type="dxa" w:w="90"/>
+            </w:tcMar>
+          </w:tcPr>
+          <w:p>
+            <w:r>
+              <w:rPr>
+                <w:rFonts w:ascii="Arial" w:cs="Arial" w:eastAsia="Arial" w:hAnsi="Arial"/>
+                <w:sz w:val="18"/>
+                <w:szCs w:val="18"/>
+              </w:rPr>
+              <w:t xml:space="preserve">Full sidebar</w:t>
             </w:r>
           </w:p>
         </w:tc>
@@ -3239,7 +3319,7 @@
         </w:trPr>
         <w:tc>
           <w:tcPr>
-            <w:tcW w:type="dxa" w:w="964"/>
+            <w:tcW w:type="dxa" w:w="1046"/>
             <w:tcBorders>
               <w:top w:val="single" w:color="9DB8C6" w:sz="4"/>
               <w:left w:val="single" w:color="9DB8C6" w:sz="4"/>
@@ -3266,7 +3346,7 @@
         </w:tc>
         <w:tc>
           <w:tcPr>
-            <w:tcW w:type="dxa" w:w="3944"/>
+            <w:tcW w:type="dxa" w:w="3764"/>
             <w:tcBorders>
               <w:top w:val="single" w:color="9DB8C6" w:sz="4"/>
               <w:left w:val="single" w:color="9DB8C6" w:sz="4"/>
@@ -3293,7 +3373,7 @@
         </w:tc>
         <w:tc>
           <w:tcPr>
-            <w:tcW w:type="dxa" w:w="3112"/>
+            <w:tcW w:type="dxa" w:w="3304"/>
             <w:tcBorders>
               <w:top w:val="single" w:color="9DB8C6" w:sz="4"/>
               <w:left w:val="single" w:color="9DB8C6" w:sz="4"/>
@@ -3320,7 +3400,7 @@
         </w:tc>
         <w:tc>
           <w:tcPr>
-            <w:tcW w:type="dxa" w:w="2060"/>
+            <w:tcW w:type="dxa" w:w="1966"/>
             <w:tcBorders>
               <w:top w:val="single" w:color="9DB8C6" w:sz="4"/>
               <w:left w:val="single" w:color="9DB8C6" w:sz="4"/>
@@ -3352,7 +3432,7 @@
         </w:trPr>
         <w:tc>
           <w:tcPr>
-            <w:tcW w:type="dxa" w:w="964"/>
+            <w:tcW w:type="dxa" w:w="1046"/>
             <w:tcBorders>
               <w:top w:val="single" w:color="9DB8C6" w:sz="4"/>
               <w:left w:val="single" w:color="9DB8C6" w:sz="4"/>
@@ -3396,7 +3476,7 @@
         </w:tc>
         <w:tc>
           <w:tcPr>
-            <w:tcW w:type="dxa" w:w="3944"/>
+            <w:tcW w:type="dxa" w:w="3764"/>
             <w:tcBorders>
               <w:top w:val="single" w:color="9DB8C6" w:sz="4"/>
               <w:left w:val="single" w:color="9DB8C6" w:sz="4"/>
@@ -3423,7 +3503,7 @@
         </w:tc>
         <w:tc>
           <w:tcPr>
-            <w:tcW w:type="dxa" w:w="3112"/>
+            <w:tcW w:type="dxa" w:w="3304"/>
             <w:tcBorders>
               <w:top w:val="single" w:color="9DB8C6" w:sz="4"/>
               <w:left w:val="single" w:color="9DB8C6" w:sz="4"/>
@@ -3450,7 +3530,7 @@
         </w:tc>
         <w:tc>
           <w:tcPr>
-            <w:tcW w:type="dxa" w:w="2060"/>
+            <w:tcW w:type="dxa" w:w="1966"/>
             <w:tcBorders>
               <w:top w:val="single" w:color="9DB8C6" w:sz="4"/>
               <w:left w:val="single" w:color="9DB8C6" w:sz="4"/>
@@ -3494,7 +3574,7 @@
         </w:rPr>
         <w:t xml:space="preserve">Verified per page and breakpoint in </w:t>
       </w:r>
-      <w:hyperlink w:history="1" r:id="rId5cdw6tvh8_9sjk9bpsif3">
+      <w:hyperlink w:history="1" r:id="rIdmgffygv7dgfs5diagceea">
         <w:r>
           <w:rPr>
             <w:rFonts w:ascii="Consolas" w:cs="Consolas" w:eastAsia="Consolas" w:hAnsi="Consolas"/>
@@ -5787,7 +5867,7 @@
         <w:t xml:space="preserve"> — never a placeholder-only field.
 Placeholders are examples ("</w:t>
       </w:r>
-      <w:hyperlink w:history="1" r:id="rId7-9quqx590524ez0n1nnv">
+      <w:hyperlink w:history="1" r:id="rIdsy6ttlmb2q-hlo9mfbiwj">
         <w:r>
           <w:rPr>
             <w:rFonts w:ascii="Arial" w:cs="Arial" w:eastAsia="Arial" w:hAnsi="Arial"/>
@@ -9439,7 +9519,7 @@
         </w:rPr>
         <w:t xml:space="preserve">The outline of every page is in </w:t>
       </w:r>
-      <w:hyperlink w:history="1" r:id="rIdvkr2pvh1oykwsbxpq2-pb">
+      <w:hyperlink w:history="1" r:id="rIdba_qbe8jy5mvafsb-klov">
         <w:r>
           <w:rPr>
             <w:rFonts w:ascii="Consolas" w:cs="Consolas" w:eastAsia="Consolas" w:hAnsi="Consolas"/>
@@ -10927,11 +11007,11 @@
         </w:tblBorders>
       </w:tblPr>
       <w:tblGrid>
-        <w:gridCol w:w="1353"/>
-        <w:gridCol w:w="2334"/>
-        <w:gridCol w:w="1657"/>
-        <w:gridCol w:w="2402"/>
-        <w:gridCol w:w="2334"/>
+        <w:gridCol w:w="1356"/>
+        <w:gridCol w:w="2303"/>
+        <w:gridCol w:w="2303"/>
+        <w:gridCol w:w="1816"/>
+        <w:gridCol w:w="2302"/>
       </w:tblGrid>
       <w:tr>
         <w:trPr>
@@ -10939,7 +11019,7 @@
         </w:trPr>
         <w:tc>
           <w:tcPr>
-            <w:tcW w:type="dxa" w:w="1353"/>
+            <w:tcW w:type="dxa" w:w="1356"/>
             <w:tcBorders>
               <w:top w:val="single" w:color="9DB8C6" w:sz="4"/>
               <w:left w:val="single" w:color="9DB8C6" w:sz="4"/>
@@ -10970,7 +11050,7 @@
         </w:tc>
         <w:tc>
           <w:tcPr>
-            <w:tcW w:type="dxa" w:w="2334"/>
+            <w:tcW w:type="dxa" w:w="2303"/>
             <w:tcBorders>
               <w:top w:val="single" w:color="9DB8C6" w:sz="4"/>
               <w:left w:val="single" w:color="9DB8C6" w:sz="4"/>
@@ -11001,7 +11081,7 @@
         </w:tc>
         <w:tc>
           <w:tcPr>
-            <w:tcW w:type="dxa" w:w="1657"/>
+            <w:tcW w:type="dxa" w:w="2303"/>
             <w:tcBorders>
               <w:top w:val="single" w:color="9DB8C6" w:sz="4"/>
               <w:left w:val="single" w:color="9DB8C6" w:sz="4"/>
@@ -11032,7 +11112,7 @@
         </w:tc>
         <w:tc>
           <w:tcPr>
-            <w:tcW w:type="dxa" w:w="2402"/>
+            <w:tcW w:type="dxa" w:w="1816"/>
             <w:tcBorders>
               <w:top w:val="single" w:color="9DB8C6" w:sz="4"/>
               <w:left w:val="single" w:color="9DB8C6" w:sz="4"/>
@@ -11063,7 +11143,7 @@
         </w:tc>
         <w:tc>
           <w:tcPr>
-            <w:tcW w:type="dxa" w:w="2334"/>
+            <w:tcW w:type="dxa" w:w="2302"/>
             <w:tcBorders>
               <w:top w:val="single" w:color="9DB8C6" w:sz="4"/>
               <w:left w:val="single" w:color="9DB8C6" w:sz="4"/>
@@ -11099,7 +11179,7 @@
         </w:trPr>
         <w:tc>
           <w:tcPr>
-            <w:tcW w:type="dxa" w:w="1353"/>
+            <w:tcW w:type="dxa" w:w="1356"/>
             <w:tcBorders>
               <w:top w:val="single" w:color="9DB8C6" w:sz="4"/>
               <w:left w:val="single" w:color="9DB8C6" w:sz="4"/>
@@ -11126,7 +11206,7 @@
         </w:tc>
         <w:tc>
           <w:tcPr>
-            <w:tcW w:type="dxa" w:w="2334"/>
+            <w:tcW w:type="dxa" w:w="2303"/>
             <w:tcBorders>
               <w:top w:val="single" w:color="9DB8C6" w:sz="4"/>
               <w:left w:val="single" w:color="9DB8C6" w:sz="4"/>
@@ -11154,7 +11234,7 @@
         </w:tc>
         <w:tc>
           <w:tcPr>
-            <w:tcW w:type="dxa" w:w="1657"/>
+            <w:tcW w:type="dxa" w:w="2303"/>
             <w:tcBorders>
               <w:top w:val="single" w:color="9DB8C6" w:sz="4"/>
               <w:left w:val="single" w:color="9DB8C6" w:sz="4"/>
@@ -11181,7 +11261,7 @@
         </w:tc>
         <w:tc>
           <w:tcPr>
-            <w:tcW w:type="dxa" w:w="2402"/>
+            <w:tcW w:type="dxa" w:w="1816"/>
             <w:tcBorders>
               <w:top w:val="single" w:color="9DB8C6" w:sz="4"/>
               <w:left w:val="single" w:color="9DB8C6" w:sz="4"/>
@@ -11208,7 +11288,7 @@
         </w:tc>
         <w:tc>
           <w:tcPr>
-            <w:tcW w:type="dxa" w:w="2334"/>
+            <w:tcW w:type="dxa" w:w="2302"/>
             <w:tcBorders>
               <w:top w:val="single" w:color="9DB8C6" w:sz="4"/>
               <w:left w:val="single" w:color="9DB8C6" w:sz="4"/>
@@ -11240,7 +11320,7 @@
         </w:trPr>
         <w:tc>
           <w:tcPr>
-            <w:tcW w:type="dxa" w:w="1353"/>
+            <w:tcW w:type="dxa" w:w="1356"/>
             <w:tcBorders>
               <w:top w:val="single" w:color="9DB8C6" w:sz="4"/>
               <w:left w:val="single" w:color="9DB8C6" w:sz="4"/>
@@ -11284,7 +11364,7 @@
         </w:tc>
         <w:tc>
           <w:tcPr>
-            <w:tcW w:type="dxa" w:w="2334"/>
+            <w:tcW w:type="dxa" w:w="2303"/>
             <w:tcBorders>
               <w:top w:val="single" w:color="9DB8C6" w:sz="4"/>
               <w:left w:val="single" w:color="9DB8C6" w:sz="4"/>
@@ -11329,7 +11409,7 @@
         </w:tc>
         <w:tc>
           <w:tcPr>
-            <w:tcW w:type="dxa" w:w="1657"/>
+            <w:tcW w:type="dxa" w:w="2303"/>
             <w:tcBorders>
               <w:top w:val="single" w:color="9DB8C6" w:sz="4"/>
               <w:left w:val="single" w:color="9DB8C6" w:sz="4"/>
@@ -11356,7 +11436,7 @@
         </w:tc>
         <w:tc>
           <w:tcPr>
-            <w:tcW w:type="dxa" w:w="2402"/>
+            <w:tcW w:type="dxa" w:w="1816"/>
             <w:tcBorders>
               <w:top w:val="single" w:color="9DB8C6" w:sz="4"/>
               <w:left w:val="single" w:color="9DB8C6" w:sz="4"/>
@@ -11400,7 +11480,7 @@
         </w:tc>
         <w:tc>
           <w:tcPr>
-            <w:tcW w:type="dxa" w:w="2334"/>
+            <w:tcW w:type="dxa" w:w="2302"/>
             <w:tcBorders>
               <w:top w:val="single" w:color="9DB8C6" w:sz="4"/>
               <w:left w:val="single" w:color="9DB8C6" w:sz="4"/>
@@ -11432,34 +11512,68 @@
         </w:trPr>
         <w:tc>
           <w:tcPr>
-            <w:tcW w:type="dxa" w:w="1353"/>
-            <w:tcBorders>
-              <w:top w:val="single" w:color="9DB8C6" w:sz="4"/>
-              <w:left w:val="single" w:color="9DB8C6" w:sz="4"/>
-              <w:bottom w:val="single" w:color="9DB8C6" w:sz="4"/>
-              <w:right w:val="single" w:color="9DB8C6" w:sz="4"/>
-            </w:tcBorders>
-            <w:tcMar>
-              <w:top w:type="dxa" w:w="60"/>
-              <w:left w:type="dxa" w:w="90"/>
-              <w:bottom w:type="dxa" w:w="60"/>
-              <w:right w:type="dxa" w:w="90"/>
-            </w:tcMar>
-          </w:tcPr>
-          <w:p>
-            <w:r>
-              <w:rPr>
-                <w:rFonts w:ascii="Arial" w:cs="Arial" w:eastAsia="Arial" w:hAnsi="Arial"/>
-                <w:sz w:val="18"/>
-                <w:szCs w:val="18"/>
-              </w:rPr>
-              <w:t xml:space="preserve">Main navigation</w:t>
-            </w:r>
-          </w:p>
-        </w:tc>
-        <w:tc>
-          <w:tcPr>
-            <w:tcW w:type="dxa" w:w="2334"/>
+            <w:tcW w:type="dxa" w:w="1356"/>
+            <w:tcBorders>
+              <w:top w:val="single" w:color="9DB8C6" w:sz="4"/>
+              <w:left w:val="single" w:color="9DB8C6" w:sz="4"/>
+              <w:bottom w:val="single" w:color="9DB8C6" w:sz="4"/>
+              <w:right w:val="single" w:color="9DB8C6" w:sz="4"/>
+            </w:tcBorders>
+            <w:tcMar>
+              <w:top w:type="dxa" w:w="60"/>
+              <w:left w:type="dxa" w:w="90"/>
+              <w:bottom w:type="dxa" w:w="60"/>
+              <w:right w:type="dxa" w:w="90"/>
+            </w:tcMar>
+          </w:tcPr>
+          <w:p>
+            <w:r>
+              <w:rPr>
+                <w:rFonts w:ascii="Arial" w:cs="Arial" w:eastAsia="Arial" w:hAnsi="Arial"/>
+                <w:sz w:val="18"/>
+                <w:szCs w:val="18"/>
+              </w:rPr>
+              <w:t xml:space="preserve">Main navigation (</w:t>
+            </w:r>
+            <w:r>
+              <w:rPr>
+                <w:rFonts w:ascii="Consolas" w:cs="Consolas" w:eastAsia="Consolas" w:hAnsi="Consolas"/>
+                <w:color w:val="7A2E00"/>
+                <w:sz w:val="18"/>
+                <w:szCs w:val="18"/>
+              </w:rPr>
+              <w:t xml:space="preserve">SideNav</w:t>
+            </w:r>
+            <w:r>
+              <w:rPr>
+                <w:rFonts w:ascii="Arial" w:cs="Arial" w:eastAsia="Arial" w:hAnsi="Arial"/>
+                <w:sz w:val="18"/>
+                <w:szCs w:val="18"/>
+              </w:rPr>
+              <w:t xml:space="preserve">, </w:t>
+            </w:r>
+            <w:r>
+              <w:rPr>
+                <w:rFonts w:ascii="Consolas" w:cs="Consolas" w:eastAsia="Consolas" w:hAnsi="Consolas"/>
+                <w:color w:val="7A2E00"/>
+                <w:sz w:val="18"/>
+                <w:szCs w:val="18"/>
+              </w:rPr>
+              <w:t xml:space="preserve">BottomNav</w:t>
+            </w:r>
+            <w:r>
+              <w:rPr>
+                <w:rFonts w:ascii="Arial" w:cs="Arial" w:eastAsia="Arial" w:hAnsi="Arial"/>
+                <w:sz w:val="18"/>
+                <w:szCs w:val="18"/>
+              </w:rPr>
+              <w:t xml:space="preserve">)</w:t>
+            </w:r>
+          </w:p>
+        </w:tc>
+        <w:tc>
+          <w:tcPr>
+            <w:tcW w:type="dxa" w:w="2303"/>
             <w:tcBorders>
               <w:top w:val="single" w:color="9DB8C6" w:sz="4"/>
               <w:left w:val="single" w:color="9DB8C6" w:sz="4"/>
@@ -11521,7 +11635,7 @@
         </w:tc>
         <w:tc>
           <w:tcPr>
-            <w:tcW w:type="dxa" w:w="1657"/>
+            <w:tcW w:type="dxa" w:w="2303"/>
             <w:tcBorders>
               <w:top w:val="single" w:color="9DB8C6" w:sz="4"/>
               <w:left w:val="single" w:color="9DB8C6" w:sz="4"/>
@@ -11548,7 +11662,7 @@
         </w:tc>
         <w:tc>
           <w:tcPr>
-            <w:tcW w:type="dxa" w:w="2402"/>
+            <w:tcW w:type="dxa" w:w="1816"/>
             <w:tcBorders>
               <w:top w:val="single" w:color="9DB8C6" w:sz="4"/>
               <w:left w:val="single" w:color="9DB8C6" w:sz="4"/>
@@ -11584,7 +11698,7 @@
         </w:tc>
         <w:tc>
           <w:tcPr>
-            <w:tcW w:type="dxa" w:w="2334"/>
+            <w:tcW w:type="dxa" w:w="2302"/>
             <w:tcBorders>
               <w:top w:val="single" w:color="9DB8C6" w:sz="4"/>
               <w:left w:val="single" w:color="9DB8C6" w:sz="4"/>
@@ -11622,7 +11736,7 @@
                 <w:sz w:val="18"/>
                 <w:szCs w:val="18"/>
               </w:rPr>
-              <w:t xml:space="preserve"> in source</w:t>
+              <w:t xml:space="preserve"> in source; one per width</w:t>
             </w:r>
           </w:p>
         </w:tc>
@@ -11633,137 +11747,162 @@
         </w:trPr>
         <w:tc>
           <w:tcPr>
-            <w:tcW w:type="dxa" w:w="1353"/>
-            <w:tcBorders>
-              <w:top w:val="single" w:color="9DB8C6" w:sz="4"/>
-              <w:left w:val="single" w:color="9DB8C6" w:sz="4"/>
-              <w:bottom w:val="single" w:color="9DB8C6" w:sz="4"/>
-              <w:right w:val="single" w:color="9DB8C6" w:sz="4"/>
-            </w:tcBorders>
-            <w:tcMar>
-              <w:top w:type="dxa" w:w="60"/>
-              <w:left w:type="dxa" w:w="90"/>
-              <w:bottom w:type="dxa" w:w="60"/>
-              <w:right w:type="dxa" w:w="90"/>
-            </w:tcMar>
-          </w:tcPr>
-          <w:p>
-            <w:r>
-              <w:rPr>
-                <w:rFonts w:ascii="Arial" w:cs="Arial" w:eastAsia="Arial" w:hAnsi="Arial"/>
-                <w:sz w:val="18"/>
-                <w:szCs w:val="18"/>
-              </w:rPr>
-              <w:t xml:space="preserve">Route change</w:t>
-            </w:r>
-          </w:p>
-        </w:tc>
-        <w:tc>
-          <w:tcPr>
-            <w:tcW w:type="dxa" w:w="2334"/>
-            <w:tcBorders>
-              <w:top w:val="single" w:color="9DB8C6" w:sz="4"/>
-              <w:left w:val="single" w:color="9DB8C6" w:sz="4"/>
-              <w:bottom w:val="single" w:color="9DB8C6" w:sz="4"/>
-              <w:right w:val="single" w:color="9DB8C6" w:sz="4"/>
-            </w:tcBorders>
-            <w:tcMar>
-              <w:top w:type="dxa" w:w="60"/>
-              <w:left w:type="dxa" w:w="90"/>
-              <w:bottom w:type="dxa" w:w="60"/>
-              <w:right w:type="dxa" w:w="90"/>
-            </w:tcMar>
-          </w:tcPr>
-          <w:p>
-            <w:r>
-              <w:rPr>
-                <w:rFonts w:ascii="Consolas" w:cs="Consolas" w:eastAsia="Consolas" w:hAnsi="Consolas"/>
-                <w:color w:val="7A2E00"/>
-                <w:sz w:val="18"/>
-                <w:szCs w:val="18"/>
-              </w:rPr>
-              <w:t xml:space="preserve">&lt;main tabindex="-1"&gt;</w:t>
-            </w:r>
-          </w:p>
-        </w:tc>
-        <w:tc>
-          <w:tcPr>
-            <w:tcW w:type="dxa" w:w="1657"/>
-            <w:tcBorders>
-              <w:top w:val="single" w:color="9DB8C6" w:sz="4"/>
-              <w:left w:val="single" w:color="9DB8C6" w:sz="4"/>
-              <w:bottom w:val="single" w:color="9DB8C6" w:sz="4"/>
-              <w:right w:val="single" w:color="9DB8C6" w:sz="4"/>
-            </w:tcBorders>
-            <w:tcMar>
-              <w:top w:type="dxa" w:w="60"/>
-              <w:left w:type="dxa" w:w="90"/>
-              <w:bottom w:type="dxa" w:w="60"/>
-              <w:right w:type="dxa" w:w="90"/>
-            </w:tcMar>
-          </w:tcPr>
-          <w:p>
-            <w:r>
-              <w:rPr>
-                <w:rFonts w:ascii="Arial" w:cs="Arial" w:eastAsia="Arial" w:hAnsi="Arial"/>
-                <w:sz w:val="18"/>
-                <w:szCs w:val="18"/>
-              </w:rPr>
-              <w:t xml:space="preserve">—</w:t>
-            </w:r>
-          </w:p>
-        </w:tc>
-        <w:tc>
-          <w:tcPr>
-            <w:tcW w:type="dxa" w:w="2402"/>
-            <w:tcBorders>
-              <w:top w:val="single" w:color="9DB8C6" w:sz="4"/>
-              <w:left w:val="single" w:color="9DB8C6" w:sz="4"/>
-              <w:bottom w:val="single" w:color="9DB8C6" w:sz="4"/>
-              <w:right w:val="single" w:color="9DB8C6" w:sz="4"/>
-            </w:tcBorders>
-            <w:tcMar>
-              <w:top w:type="dxa" w:w="60"/>
-              <w:left w:type="dxa" w:w="90"/>
-              <w:bottom w:type="dxa" w:w="60"/>
-              <w:right w:type="dxa" w:w="90"/>
-            </w:tcMar>
-          </w:tcPr>
-          <w:p>
-            <w:r>
-              <w:rPr>
-                <w:rFonts w:ascii="Arial" w:cs="Arial" w:eastAsia="Arial" w:hAnsi="Arial"/>
-                <w:sz w:val="18"/>
-                <w:szCs w:val="18"/>
-              </w:rPr>
-              <w:t xml:space="preserve">Focus moves to main; title updates</w:t>
-            </w:r>
-          </w:p>
-        </w:tc>
-        <w:tc>
-          <w:tcPr>
-            <w:tcW w:type="dxa" w:w="2334"/>
-            <w:tcBorders>
-              <w:top w:val="single" w:color="9DB8C6" w:sz="4"/>
-              <w:left w:val="single" w:color="9DB8C6" w:sz="4"/>
-              <w:bottom w:val="single" w:color="9DB8C6" w:sz="4"/>
-              <w:right w:val="single" w:color="9DB8C6" w:sz="4"/>
-            </w:tcBorders>
-            <w:tcMar>
-              <w:top w:type="dxa" w:w="60"/>
-              <w:left w:type="dxa" w:w="90"/>
-              <w:bottom w:type="dxa" w:w="60"/>
-              <w:right w:type="dxa" w:w="90"/>
-            </w:tcMar>
-          </w:tcPr>
-          <w:p>
-            <w:r>
-              <w:rPr>
-                <w:rFonts w:ascii="Arial" w:cs="Arial" w:eastAsia="Arial" w:hAnsi="Arial"/>
-                <w:sz w:val="18"/>
-                <w:szCs w:val="18"/>
-              </w:rPr>
-              <w:t xml:space="preserve">Not on first load</w:t>
+            <w:tcW w:type="dxa" w:w="1356"/>
+            <w:tcBorders>
+              <w:top w:val="single" w:color="9DB8C6" w:sz="4"/>
+              <w:left w:val="single" w:color="9DB8C6" w:sz="4"/>
+              <w:bottom w:val="single" w:color="9DB8C6" w:sz="4"/>
+              <w:right w:val="single" w:color="9DB8C6" w:sz="4"/>
+            </w:tcBorders>
+            <w:tcMar>
+              <w:top w:type="dxa" w:w="60"/>
+              <w:left w:type="dxa" w:w="90"/>
+              <w:bottom w:type="dxa" w:w="60"/>
+              <w:right w:type="dxa" w:w="90"/>
+            </w:tcMar>
+          </w:tcPr>
+          <w:p>
+            <w:r>
+              <w:rPr>
+                <w:rFonts w:ascii="Arial" w:cs="Arial" w:eastAsia="Arial" w:hAnsi="Arial"/>
+                <w:sz w:val="18"/>
+                <w:szCs w:val="18"/>
+              </w:rPr>
+              <w:t xml:space="preserve">Sidebar toggle (tablet)</w:t>
+            </w:r>
+          </w:p>
+        </w:tc>
+        <w:tc>
+          <w:tcPr>
+            <w:tcW w:type="dxa" w:w="2303"/>
+            <w:tcBorders>
+              <w:top w:val="single" w:color="9DB8C6" w:sz="4"/>
+              <w:left w:val="single" w:color="9DB8C6" w:sz="4"/>
+              <w:bottom w:val="single" w:color="9DB8C6" w:sz="4"/>
+              <w:right w:val="single" w:color="9DB8C6" w:sz="4"/>
+            </w:tcBorders>
+            <w:tcMar>
+              <w:top w:type="dxa" w:w="60"/>
+              <w:left w:type="dxa" w:w="90"/>
+              <w:bottom w:type="dxa" w:w="60"/>
+              <w:right w:type="dxa" w:w="90"/>
+            </w:tcMar>
+          </w:tcPr>
+          <w:p>
+            <w:r>
+              <w:rPr>
+                <w:rFonts w:ascii="Consolas" w:cs="Consolas" w:eastAsia="Consolas" w:hAnsi="Consolas"/>
+                <w:color w:val="7A2E00"/>
+                <w:sz w:val="18"/>
+                <w:szCs w:val="18"/>
+              </w:rPr>
+              <w:t xml:space="preserve">&lt;button aria-expanded aria-controls="sidebar-links"&gt;</w:t>
+            </w:r>
+            <w:r>
+              <w:rPr>
+                <w:rFonts w:ascii="Arial" w:cs="Arial" w:eastAsia="Arial" w:hAnsi="Arial"/>
+                <w:sz w:val="18"/>
+                <w:szCs w:val="18"/>
+              </w:rPr>
+              <w:t xml:space="preserve"> "Expand menu" / "Collapse menu"</w:t>
+            </w:r>
+          </w:p>
+        </w:tc>
+        <w:tc>
+          <w:tcPr>
+            <w:tcW w:type="dxa" w:w="2303"/>
+            <w:tcBorders>
+              <w:top w:val="single" w:color="9DB8C6" w:sz="4"/>
+              <w:left w:val="single" w:color="9DB8C6" w:sz="4"/>
+              <w:bottom w:val="single" w:color="9DB8C6" w:sz="4"/>
+              <w:right w:val="single" w:color="9DB8C6" w:sz="4"/>
+            </w:tcBorders>
+            <w:tcMar>
+              <w:top w:type="dxa" w:w="60"/>
+              <w:left w:type="dxa" w:w="90"/>
+              <w:bottom w:type="dxa" w:w="60"/>
+              <w:right w:type="dxa" w:w="90"/>
+            </w:tcMar>
+          </w:tcPr>
+          <w:p>
+            <w:r>
+              <w:rPr>
+                <w:rFonts w:ascii="Arial" w:cs="Arial" w:eastAsia="Arial" w:hAnsi="Arial"/>
+                <w:sz w:val="18"/>
+                <w:szCs w:val="18"/>
+              </w:rPr>
+              <w:t xml:space="preserve">Enter, Space</w:t>
+            </w:r>
+          </w:p>
+        </w:tc>
+        <w:tc>
+          <w:tcPr>
+            <w:tcW w:type="dxa" w:w="1816"/>
+            <w:tcBorders>
+              <w:top w:val="single" w:color="9DB8C6" w:sz="4"/>
+              <w:left w:val="single" w:color="9DB8C6" w:sz="4"/>
+              <w:bottom w:val="single" w:color="9DB8C6" w:sz="4"/>
+              <w:right w:val="single" w:color="9DB8C6" w:sz="4"/>
+            </w:tcBorders>
+            <w:tcMar>
+              <w:top w:type="dxa" w:w="60"/>
+              <w:left w:type="dxa" w:w="90"/>
+              <w:bottom w:type="dxa" w:w="60"/>
+              <w:right w:type="dxa" w:w="90"/>
+            </w:tcMar>
+          </w:tcPr>
+          <w:p>
+            <w:r>
+              <w:rPr>
+                <w:rFonts w:ascii="Arial" w:cs="Arial" w:eastAsia="Arial" w:hAnsi="Arial"/>
+                <w:sz w:val="18"/>
+                <w:szCs w:val="18"/>
+              </w:rPr>
+              <w:t xml:space="preserve">State in </w:t>
+            </w:r>
+            <w:r>
+              <w:rPr>
+                <w:rFonts w:ascii="Consolas" w:cs="Consolas" w:eastAsia="Consolas" w:hAnsi="Consolas"/>
+                <w:color w:val="7A2E00"/>
+                <w:sz w:val="18"/>
+                <w:szCs w:val="18"/>
+              </w:rPr>
+              <w:t xml:space="preserve">aria-expanded</w:t>
+            </w:r>
+            <w:r>
+              <w:rPr>
+                <w:rFonts w:ascii="Arial" w:cs="Arial" w:eastAsia="Arial" w:hAnsi="Arial"/>
+                <w:sz w:val="18"/>
+                <w:szCs w:val="18"/>
+              </w:rPr>
+              <w:t xml:space="preserve">; the visible text changes with it</w:t>
+            </w:r>
+          </w:p>
+        </w:tc>
+        <w:tc>
+          <w:tcPr>
+            <w:tcW w:type="dxa" w:w="2302"/>
+            <w:tcBorders>
+              <w:top w:val="single" w:color="9DB8C6" w:sz="4"/>
+              <w:left w:val="single" w:color="9DB8C6" w:sz="4"/>
+              <w:bottom w:val="single" w:color="9DB8C6" w:sz="4"/>
+              <w:right w:val="single" w:color="9DB8C6" w:sz="4"/>
+            </w:tcBorders>
+            <w:tcMar>
+              <w:top w:type="dxa" w:w="60"/>
+              <w:left w:type="dxa" w:w="90"/>
+              <w:bottom w:type="dxa" w:w="60"/>
+              <w:right w:type="dxa" w:w="90"/>
+            </w:tcMar>
+          </w:tcPr>
+          <w:p>
+            <w:r>
+              <w:rPr>
+                <w:rFonts w:ascii="Arial" w:cs="Arial" w:eastAsia="Arial" w:hAnsi="Arial"/>
+                <w:sz w:val="18"/>
+                <w:szCs w:val="18"/>
+              </w:rPr>
+              <w:t xml:space="preserve">Collapsed rail keeps every label visible</w:t>
             </w:r>
           </w:p>
         </w:tc>
@@ -11774,189 +11913,137 @@
         </w:trPr>
         <w:tc>
           <w:tcPr>
-            <w:tcW w:type="dxa" w:w="1353"/>
-            <w:tcBorders>
-              <w:top w:val="single" w:color="9DB8C6" w:sz="4"/>
-              <w:left w:val="single" w:color="9DB8C6" w:sz="4"/>
-              <w:bottom w:val="single" w:color="9DB8C6" w:sz="4"/>
-              <w:right w:val="single" w:color="9DB8C6" w:sz="4"/>
-            </w:tcBorders>
-            <w:tcMar>
-              <w:top w:type="dxa" w:w="60"/>
-              <w:left w:type="dxa" w:w="90"/>
-              <w:bottom w:type="dxa" w:w="60"/>
-              <w:right w:type="dxa" w:w="90"/>
-            </w:tcMar>
-          </w:tcPr>
-          <w:p>
-            <w:r>
-              <w:rPr>
-                <w:rFonts w:ascii="Arial" w:cs="Arial" w:eastAsia="Arial" w:hAnsi="Arial"/>
-                <w:sz w:val="18"/>
-                <w:szCs w:val="18"/>
-              </w:rPr>
-              <w:t xml:space="preserve">Button (</w:t>
-            </w:r>
-            <w:r>
-              <w:rPr>
-                <w:rFonts w:ascii="Consolas" w:cs="Consolas" w:eastAsia="Consolas" w:hAnsi="Consolas"/>
-                <w:color w:val="7A2E00"/>
-                <w:sz w:val="18"/>
-                <w:szCs w:val="18"/>
-              </w:rPr>
-              <w:t xml:space="preserve">Button.tsx</w:t>
-            </w:r>
-            <w:r>
-              <w:rPr>
-                <w:rFonts w:ascii="Arial" w:cs="Arial" w:eastAsia="Arial" w:hAnsi="Arial"/>
-                <w:sz w:val="18"/>
-                <w:szCs w:val="18"/>
-              </w:rPr>
-              <w:t xml:space="preserve">)</w:t>
-            </w:r>
-          </w:p>
-        </w:tc>
-        <w:tc>
-          <w:tcPr>
-            <w:tcW w:type="dxa" w:w="2334"/>
-            <w:tcBorders>
-              <w:top w:val="single" w:color="9DB8C6" w:sz="4"/>
-              <w:left w:val="single" w:color="9DB8C6" w:sz="4"/>
-              <w:bottom w:val="single" w:color="9DB8C6" w:sz="4"/>
-              <w:right w:val="single" w:color="9DB8C6" w:sz="4"/>
-            </w:tcBorders>
-            <w:tcMar>
-              <w:top w:type="dxa" w:w="60"/>
-              <w:left w:type="dxa" w:w="90"/>
-              <w:bottom w:type="dxa" w:w="60"/>
-              <w:right w:type="dxa" w:w="90"/>
-            </w:tcMar>
-          </w:tcPr>
-          <w:p>
-            <w:r>
-              <w:rPr>
-                <w:rFonts w:ascii="Consolas" w:cs="Consolas" w:eastAsia="Consolas" w:hAnsi="Consolas"/>
-                <w:color w:val="7A2E00"/>
-                <w:sz w:val="18"/>
-                <w:szCs w:val="18"/>
-              </w:rPr>
-              <w:t xml:space="preserve">&lt;button&gt;</w:t>
-            </w:r>
-          </w:p>
-        </w:tc>
-        <w:tc>
-          <w:tcPr>
-            <w:tcW w:type="dxa" w:w="1657"/>
-            <w:tcBorders>
-              <w:top w:val="single" w:color="9DB8C6" w:sz="4"/>
-              <w:left w:val="single" w:color="9DB8C6" w:sz="4"/>
-              <w:bottom w:val="single" w:color="9DB8C6" w:sz="4"/>
-              <w:right w:val="single" w:color="9DB8C6" w:sz="4"/>
-            </w:tcBorders>
-            <w:tcMar>
-              <w:top w:type="dxa" w:w="60"/>
-              <w:left w:type="dxa" w:w="90"/>
-              <w:bottom w:type="dxa" w:w="60"/>
-              <w:right w:type="dxa" w:w="90"/>
-            </w:tcMar>
-          </w:tcPr>
-          <w:p>
-            <w:r>
-              <w:rPr>
-                <w:rFonts w:ascii="Arial" w:cs="Arial" w:eastAsia="Arial" w:hAnsi="Arial"/>
-                <w:sz w:val="18"/>
-                <w:szCs w:val="18"/>
-              </w:rPr>
-              <w:t xml:space="preserve">Enter, Space</w:t>
-            </w:r>
-          </w:p>
-        </w:tc>
-        <w:tc>
-          <w:tcPr>
-            <w:tcW w:type="dxa" w:w="2402"/>
-            <w:tcBorders>
-              <w:top w:val="single" w:color="9DB8C6" w:sz="4"/>
-              <w:left w:val="single" w:color="9DB8C6" w:sz="4"/>
-              <w:bottom w:val="single" w:color="9DB8C6" w:sz="4"/>
-              <w:right w:val="single" w:color="9DB8C6" w:sz="4"/>
-            </w:tcBorders>
-            <w:tcMar>
-              <w:top w:type="dxa" w:w="60"/>
-              <w:left w:type="dxa" w:w="90"/>
-              <w:bottom w:type="dxa" w:w="60"/>
-              <w:right w:type="dxa" w:w="90"/>
-            </w:tcMar>
-          </w:tcPr>
-          <w:p>
-            <w:r>
-              <w:rPr>
-                <w:rFonts w:ascii="Arial" w:cs="Arial" w:eastAsia="Arial" w:hAnsi="Arial"/>
-                <w:sz w:val="18"/>
-                <w:szCs w:val="18"/>
-              </w:rPr>
-              <w:t xml:space="preserve">Visible text; </w:t>
-            </w:r>
-            <w:r>
-              <w:rPr>
-                <w:rFonts w:ascii="Consolas" w:cs="Consolas" w:eastAsia="Consolas" w:hAnsi="Consolas"/>
-                <w:color w:val="7A2E00"/>
-                <w:sz w:val="18"/>
-                <w:szCs w:val="18"/>
-              </w:rPr>
-              <w:t xml:space="preserve">aria-label</w:t>
-            </w:r>
-            <w:r>
-              <w:rPr>
-                <w:rFonts w:ascii="Arial" w:cs="Arial" w:eastAsia="Arial" w:hAnsi="Arial"/>
-                <w:sz w:val="18"/>
-                <w:szCs w:val="18"/>
-              </w:rPr>
-              <w:t xml:space="preserve"> only when icon-only</w:t>
-            </w:r>
-          </w:p>
-        </w:tc>
-        <w:tc>
-          <w:tcPr>
-            <w:tcW w:type="dxa" w:w="2334"/>
-            <w:tcBorders>
-              <w:top w:val="single" w:color="9DB8C6" w:sz="4"/>
-              <w:left w:val="single" w:color="9DB8C6" w:sz="4"/>
-              <w:bottom w:val="single" w:color="9DB8C6" w:sz="4"/>
-              <w:right w:val="single" w:color="9DB8C6" w:sz="4"/>
-            </w:tcBorders>
-            <w:tcMar>
-              <w:top w:type="dxa" w:w="60"/>
-              <w:left w:type="dxa" w:w="90"/>
-              <w:bottom w:type="dxa" w:w="60"/>
-              <w:right w:type="dxa" w:w="90"/>
-            </w:tcMar>
-          </w:tcPr>
-          <w:p>
-            <w:r>
-              <w:rPr>
-                <w:rFonts w:ascii="Consolas" w:cs="Consolas" w:eastAsia="Consolas" w:hAnsi="Consolas"/>
-                <w:color w:val="7A2E00"/>
-                <w:sz w:val="18"/>
-                <w:szCs w:val="18"/>
-              </w:rPr>
-              <w:t xml:space="preserve">danger</w:t>
-            </w:r>
-            <w:r>
-              <w:rPr>
-                <w:rFonts w:ascii="Arial" w:cs="Arial" w:eastAsia="Arial" w:hAnsi="Arial"/>
-                <w:sz w:val="18"/>
-                <w:szCs w:val="18"/>
-              </w:rPr>
-              <w:t xml:space="preserve"> variant always opens </w:t>
-            </w:r>
-            <w:r>
-              <w:rPr>
-                <w:rFonts w:ascii="Consolas" w:cs="Consolas" w:eastAsia="Consolas" w:hAnsi="Consolas"/>
-                <w:color w:val="7A2E00"/>
-                <w:sz w:val="18"/>
-                <w:szCs w:val="18"/>
-              </w:rPr>
-              <w:t xml:space="preserve">ConfirmDialog</w:t>
+            <w:tcW w:type="dxa" w:w="1356"/>
+            <w:tcBorders>
+              <w:top w:val="single" w:color="9DB8C6" w:sz="4"/>
+              <w:left w:val="single" w:color="9DB8C6" w:sz="4"/>
+              <w:bottom w:val="single" w:color="9DB8C6" w:sz="4"/>
+              <w:right w:val="single" w:color="9DB8C6" w:sz="4"/>
+            </w:tcBorders>
+            <w:tcMar>
+              <w:top w:type="dxa" w:w="60"/>
+              <w:left w:type="dxa" w:w="90"/>
+              <w:bottom w:type="dxa" w:w="60"/>
+              <w:right w:type="dxa" w:w="90"/>
+            </w:tcMar>
+          </w:tcPr>
+          <w:p>
+            <w:r>
+              <w:rPr>
+                <w:rFonts w:ascii="Arial" w:cs="Arial" w:eastAsia="Arial" w:hAnsi="Arial"/>
+                <w:sz w:val="18"/>
+                <w:szCs w:val="18"/>
+              </w:rPr>
+              <w:t xml:space="preserve">Route change</w:t>
+            </w:r>
+          </w:p>
+        </w:tc>
+        <w:tc>
+          <w:tcPr>
+            <w:tcW w:type="dxa" w:w="2303"/>
+            <w:tcBorders>
+              <w:top w:val="single" w:color="9DB8C6" w:sz="4"/>
+              <w:left w:val="single" w:color="9DB8C6" w:sz="4"/>
+              <w:bottom w:val="single" w:color="9DB8C6" w:sz="4"/>
+              <w:right w:val="single" w:color="9DB8C6" w:sz="4"/>
+            </w:tcBorders>
+            <w:tcMar>
+              <w:top w:type="dxa" w:w="60"/>
+              <w:left w:type="dxa" w:w="90"/>
+              <w:bottom w:type="dxa" w:w="60"/>
+              <w:right w:type="dxa" w:w="90"/>
+            </w:tcMar>
+          </w:tcPr>
+          <w:p>
+            <w:r>
+              <w:rPr>
+                <w:rFonts w:ascii="Consolas" w:cs="Consolas" w:eastAsia="Consolas" w:hAnsi="Consolas"/>
+                <w:color w:val="7A2E00"/>
+                <w:sz w:val="18"/>
+                <w:szCs w:val="18"/>
+              </w:rPr>
+              <w:t xml:space="preserve">&lt;main tabindex="-1"&gt;</w:t>
+            </w:r>
+          </w:p>
+        </w:tc>
+        <w:tc>
+          <w:tcPr>
+            <w:tcW w:type="dxa" w:w="2303"/>
+            <w:tcBorders>
+              <w:top w:val="single" w:color="9DB8C6" w:sz="4"/>
+              <w:left w:val="single" w:color="9DB8C6" w:sz="4"/>
+              <w:bottom w:val="single" w:color="9DB8C6" w:sz="4"/>
+              <w:right w:val="single" w:color="9DB8C6" w:sz="4"/>
+            </w:tcBorders>
+            <w:tcMar>
+              <w:top w:type="dxa" w:w="60"/>
+              <w:left w:type="dxa" w:w="90"/>
+              <w:bottom w:type="dxa" w:w="60"/>
+              <w:right w:type="dxa" w:w="90"/>
+            </w:tcMar>
+          </w:tcPr>
+          <w:p>
+            <w:r>
+              <w:rPr>
+                <w:rFonts w:ascii="Arial" w:cs="Arial" w:eastAsia="Arial" w:hAnsi="Arial"/>
+                <w:sz w:val="18"/>
+                <w:szCs w:val="18"/>
+              </w:rPr>
+              <w:t xml:space="preserve">—</w:t>
+            </w:r>
+          </w:p>
+        </w:tc>
+        <w:tc>
+          <w:tcPr>
+            <w:tcW w:type="dxa" w:w="1816"/>
+            <w:tcBorders>
+              <w:top w:val="single" w:color="9DB8C6" w:sz="4"/>
+              <w:left w:val="single" w:color="9DB8C6" w:sz="4"/>
+              <w:bottom w:val="single" w:color="9DB8C6" w:sz="4"/>
+              <w:right w:val="single" w:color="9DB8C6" w:sz="4"/>
+            </w:tcBorders>
+            <w:tcMar>
+              <w:top w:type="dxa" w:w="60"/>
+              <w:left w:type="dxa" w:w="90"/>
+              <w:bottom w:type="dxa" w:w="60"/>
+              <w:right w:type="dxa" w:w="90"/>
+            </w:tcMar>
+          </w:tcPr>
+          <w:p>
+            <w:r>
+              <w:rPr>
+                <w:rFonts w:ascii="Arial" w:cs="Arial" w:eastAsia="Arial" w:hAnsi="Arial"/>
+                <w:sz w:val="18"/>
+                <w:szCs w:val="18"/>
+              </w:rPr>
+              <w:t xml:space="preserve">Focus moves to main; title updates</w:t>
+            </w:r>
+          </w:p>
+        </w:tc>
+        <w:tc>
+          <w:tcPr>
+            <w:tcW w:type="dxa" w:w="2302"/>
+            <w:tcBorders>
+              <w:top w:val="single" w:color="9DB8C6" w:sz="4"/>
+              <w:left w:val="single" w:color="9DB8C6" w:sz="4"/>
+              <w:bottom w:val="single" w:color="9DB8C6" w:sz="4"/>
+              <w:right w:val="single" w:color="9DB8C6" w:sz="4"/>
+            </w:tcBorders>
+            <w:tcMar>
+              <w:top w:type="dxa" w:w="60"/>
+              <w:left w:type="dxa" w:w="90"/>
+              <w:bottom w:type="dxa" w:w="60"/>
+              <w:right w:type="dxa" w:w="90"/>
+            </w:tcMar>
+          </w:tcPr>
+          <w:p>
+            <w:r>
+              <w:rPr>
+                <w:rFonts w:ascii="Arial" w:cs="Arial" w:eastAsia="Arial" w:hAnsi="Arial"/>
+                <w:sz w:val="18"/>
+                <w:szCs w:val="18"/>
+              </w:rPr>
+              <w:t xml:space="preserve">Not on first load</w:t>
             </w:r>
           </w:p>
         </w:tc>
@@ -11967,155 +12054,189 @@
         </w:trPr>
         <w:tc>
           <w:tcPr>
-            <w:tcW w:type="dxa" w:w="1353"/>
-            <w:tcBorders>
-              <w:top w:val="single" w:color="9DB8C6" w:sz="4"/>
-              <w:left w:val="single" w:color="9DB8C6" w:sz="4"/>
-              <w:bottom w:val="single" w:color="9DB8C6" w:sz="4"/>
-              <w:right w:val="single" w:color="9DB8C6" w:sz="4"/>
-            </w:tcBorders>
-            <w:tcMar>
-              <w:top w:type="dxa" w:w="60"/>
-              <w:left w:type="dxa" w:w="90"/>
-              <w:bottom w:type="dxa" w:w="60"/>
-              <w:right w:type="dxa" w:w="90"/>
-            </w:tcMar>
-          </w:tcPr>
-          <w:p>
-            <w:r>
-              <w:rPr>
-                <w:rFonts w:ascii="Arial" w:cs="Arial" w:eastAsia="Arial" w:hAnsi="Arial"/>
-                <w:sz w:val="18"/>
-                <w:szCs w:val="18"/>
-              </w:rPr>
-              <w:t xml:space="preserve">Confirm dialog</w:t>
-            </w:r>
-          </w:p>
-        </w:tc>
-        <w:tc>
-          <w:tcPr>
-            <w:tcW w:type="dxa" w:w="2334"/>
-            <w:tcBorders>
-              <w:top w:val="single" w:color="9DB8C6" w:sz="4"/>
-              <w:left w:val="single" w:color="9DB8C6" w:sz="4"/>
-              <w:bottom w:val="single" w:color="9DB8C6" w:sz="4"/>
-              <w:right w:val="single" w:color="9DB8C6" w:sz="4"/>
-            </w:tcBorders>
-            <w:tcMar>
-              <w:top w:type="dxa" w:w="60"/>
-              <w:left w:type="dxa" w:w="90"/>
-              <w:bottom w:type="dxa" w:w="60"/>
-              <w:right w:type="dxa" w:w="90"/>
-            </w:tcMar>
-          </w:tcPr>
-          <w:p>
-            <w:r>
-              <w:rPr>
-                <w:rFonts w:ascii="Consolas" w:cs="Consolas" w:eastAsia="Consolas" w:hAnsi="Consolas"/>
-                <w:color w:val="7A2E00"/>
-                <w:sz w:val="18"/>
-                <w:szCs w:val="18"/>
-              </w:rPr>
-              <w:t xml:space="preserve">role="dialog" aria-modal="true"</w:t>
-            </w:r>
-          </w:p>
-        </w:tc>
-        <w:tc>
-          <w:tcPr>
-            <w:tcW w:type="dxa" w:w="1657"/>
-            <w:tcBorders>
-              <w:top w:val="single" w:color="9DB8C6" w:sz="4"/>
-              <w:left w:val="single" w:color="9DB8C6" w:sz="4"/>
-              <w:bottom w:val="single" w:color="9DB8C6" w:sz="4"/>
-              <w:right w:val="single" w:color="9DB8C6" w:sz="4"/>
-            </w:tcBorders>
-            <w:tcMar>
-              <w:top w:type="dxa" w:w="60"/>
-              <w:left w:type="dxa" w:w="90"/>
-              <w:bottom w:type="dxa" w:w="60"/>
-              <w:right w:type="dxa" w:w="90"/>
-            </w:tcMar>
-          </w:tcPr>
-          <w:p>
-            <w:r>
-              <w:rPr>
-                <w:rFonts w:ascii="Arial" w:cs="Arial" w:eastAsia="Arial" w:hAnsi="Arial"/>
-                <w:sz w:val="18"/>
-                <w:szCs w:val="18"/>
-              </w:rPr>
-              <w:t xml:space="preserve">Focus in, Tab trapped, Esc, return focus</w:t>
-            </w:r>
-          </w:p>
-        </w:tc>
-        <w:tc>
-          <w:tcPr>
-            <w:tcW w:type="dxa" w:w="2402"/>
-            <w:tcBorders>
-              <w:top w:val="single" w:color="9DB8C6" w:sz="4"/>
-              <w:left w:val="single" w:color="9DB8C6" w:sz="4"/>
-              <w:bottom w:val="single" w:color="9DB8C6" w:sz="4"/>
-              <w:right w:val="single" w:color="9DB8C6" w:sz="4"/>
-            </w:tcBorders>
-            <w:tcMar>
-              <w:top w:type="dxa" w:w="60"/>
-              <w:left w:type="dxa" w:w="90"/>
-              <w:bottom w:type="dxa" w:w="60"/>
-              <w:right w:type="dxa" w:w="90"/>
-            </w:tcMar>
-          </w:tcPr>
-          <w:p>
-            <w:r>
-              <w:rPr>
-                <w:rFonts w:ascii="Consolas" w:cs="Consolas" w:eastAsia="Consolas" w:hAnsi="Consolas"/>
-                <w:color w:val="7A2E00"/>
-                <w:sz w:val="18"/>
-                <w:szCs w:val="18"/>
-              </w:rPr>
-              <w:t xml:space="preserve">aria-labelledby</w:t>
-            </w:r>
-            <w:r>
-              <w:rPr>
-                <w:rFonts w:ascii="Arial" w:cs="Arial" w:eastAsia="Arial" w:hAnsi="Arial"/>
-                <w:sz w:val="18"/>
-                <w:szCs w:val="18"/>
-              </w:rPr>
-              <w:t xml:space="preserve">, </w:t>
-            </w:r>
-            <w:r>
-              <w:rPr>
-                <w:rFonts w:ascii="Consolas" w:cs="Consolas" w:eastAsia="Consolas" w:hAnsi="Consolas"/>
-                <w:color w:val="7A2E00"/>
-                <w:sz w:val="18"/>
-                <w:szCs w:val="18"/>
-              </w:rPr>
-              <w:t xml:space="preserve">aria-describedby</w:t>
-            </w:r>
-          </w:p>
-        </w:tc>
-        <w:tc>
-          <w:tcPr>
-            <w:tcW w:type="dxa" w:w="2334"/>
-            <w:tcBorders>
-              <w:top w:val="single" w:color="9DB8C6" w:sz="4"/>
-              <w:left w:val="single" w:color="9DB8C6" w:sz="4"/>
-              <w:bottom w:val="single" w:color="9DB8C6" w:sz="4"/>
-              <w:right w:val="single" w:color="9DB8C6" w:sz="4"/>
-            </w:tcBorders>
-            <w:tcMar>
-              <w:top w:type="dxa" w:w="60"/>
-              <w:left w:type="dxa" w:w="90"/>
-              <w:bottom w:type="dxa" w:w="60"/>
-              <w:right w:type="dxa" w:w="90"/>
-            </w:tcMar>
-          </w:tcPr>
-          <w:p>
-            <w:r>
-              <w:rPr>
-                <w:rFonts w:ascii="Arial" w:cs="Arial" w:eastAsia="Arial" w:hAnsi="Arial"/>
-                <w:sz w:val="18"/>
-                <w:szCs w:val="18"/>
-              </w:rPr>
-              <w:t xml:space="preserve">§5.3</w:t>
+            <w:tcW w:type="dxa" w:w="1356"/>
+            <w:tcBorders>
+              <w:top w:val="single" w:color="9DB8C6" w:sz="4"/>
+              <w:left w:val="single" w:color="9DB8C6" w:sz="4"/>
+              <w:bottom w:val="single" w:color="9DB8C6" w:sz="4"/>
+              <w:right w:val="single" w:color="9DB8C6" w:sz="4"/>
+            </w:tcBorders>
+            <w:tcMar>
+              <w:top w:type="dxa" w:w="60"/>
+              <w:left w:type="dxa" w:w="90"/>
+              <w:bottom w:type="dxa" w:w="60"/>
+              <w:right w:type="dxa" w:w="90"/>
+            </w:tcMar>
+          </w:tcPr>
+          <w:p>
+            <w:r>
+              <w:rPr>
+                <w:rFonts w:ascii="Arial" w:cs="Arial" w:eastAsia="Arial" w:hAnsi="Arial"/>
+                <w:sz w:val="18"/>
+                <w:szCs w:val="18"/>
+              </w:rPr>
+              <w:t xml:space="preserve">Button (</w:t>
+            </w:r>
+            <w:r>
+              <w:rPr>
+                <w:rFonts w:ascii="Consolas" w:cs="Consolas" w:eastAsia="Consolas" w:hAnsi="Consolas"/>
+                <w:color w:val="7A2E00"/>
+                <w:sz w:val="18"/>
+                <w:szCs w:val="18"/>
+              </w:rPr>
+              <w:t xml:space="preserve">Button.tsx</w:t>
+            </w:r>
+            <w:r>
+              <w:rPr>
+                <w:rFonts w:ascii="Arial" w:cs="Arial" w:eastAsia="Arial" w:hAnsi="Arial"/>
+                <w:sz w:val="18"/>
+                <w:szCs w:val="18"/>
+              </w:rPr>
+              <w:t xml:space="preserve">)</w:t>
+            </w:r>
+          </w:p>
+        </w:tc>
+        <w:tc>
+          <w:tcPr>
+            <w:tcW w:type="dxa" w:w="2303"/>
+            <w:tcBorders>
+              <w:top w:val="single" w:color="9DB8C6" w:sz="4"/>
+              <w:left w:val="single" w:color="9DB8C6" w:sz="4"/>
+              <w:bottom w:val="single" w:color="9DB8C6" w:sz="4"/>
+              <w:right w:val="single" w:color="9DB8C6" w:sz="4"/>
+            </w:tcBorders>
+            <w:tcMar>
+              <w:top w:type="dxa" w:w="60"/>
+              <w:left w:type="dxa" w:w="90"/>
+              <w:bottom w:type="dxa" w:w="60"/>
+              <w:right w:type="dxa" w:w="90"/>
+            </w:tcMar>
+          </w:tcPr>
+          <w:p>
+            <w:r>
+              <w:rPr>
+                <w:rFonts w:ascii="Consolas" w:cs="Consolas" w:eastAsia="Consolas" w:hAnsi="Consolas"/>
+                <w:color w:val="7A2E00"/>
+                <w:sz w:val="18"/>
+                <w:szCs w:val="18"/>
+              </w:rPr>
+              <w:t xml:space="preserve">&lt;button&gt;</w:t>
+            </w:r>
+          </w:p>
+        </w:tc>
+        <w:tc>
+          <w:tcPr>
+            <w:tcW w:type="dxa" w:w="2303"/>
+            <w:tcBorders>
+              <w:top w:val="single" w:color="9DB8C6" w:sz="4"/>
+              <w:left w:val="single" w:color="9DB8C6" w:sz="4"/>
+              <w:bottom w:val="single" w:color="9DB8C6" w:sz="4"/>
+              <w:right w:val="single" w:color="9DB8C6" w:sz="4"/>
+            </w:tcBorders>
+            <w:tcMar>
+              <w:top w:type="dxa" w:w="60"/>
+              <w:left w:type="dxa" w:w="90"/>
+              <w:bottom w:type="dxa" w:w="60"/>
+              <w:right w:type="dxa" w:w="90"/>
+            </w:tcMar>
+          </w:tcPr>
+          <w:p>
+            <w:r>
+              <w:rPr>
+                <w:rFonts w:ascii="Arial" w:cs="Arial" w:eastAsia="Arial" w:hAnsi="Arial"/>
+                <w:sz w:val="18"/>
+                <w:szCs w:val="18"/>
+              </w:rPr>
+              <w:t xml:space="preserve">Enter, Space</w:t>
+            </w:r>
+          </w:p>
+        </w:tc>
+        <w:tc>
+          <w:tcPr>
+            <w:tcW w:type="dxa" w:w="1816"/>
+            <w:tcBorders>
+              <w:top w:val="single" w:color="9DB8C6" w:sz="4"/>
+              <w:left w:val="single" w:color="9DB8C6" w:sz="4"/>
+              <w:bottom w:val="single" w:color="9DB8C6" w:sz="4"/>
+              <w:right w:val="single" w:color="9DB8C6" w:sz="4"/>
+            </w:tcBorders>
+            <w:tcMar>
+              <w:top w:type="dxa" w:w="60"/>
+              <w:left w:type="dxa" w:w="90"/>
+              <w:bottom w:type="dxa" w:w="60"/>
+              <w:right w:type="dxa" w:w="90"/>
+            </w:tcMar>
+          </w:tcPr>
+          <w:p>
+            <w:r>
+              <w:rPr>
+                <w:rFonts w:ascii="Arial" w:cs="Arial" w:eastAsia="Arial" w:hAnsi="Arial"/>
+                <w:sz w:val="18"/>
+                <w:szCs w:val="18"/>
+              </w:rPr>
+              <w:t xml:space="preserve">Visible text; </w:t>
+            </w:r>
+            <w:r>
+              <w:rPr>
+                <w:rFonts w:ascii="Consolas" w:cs="Consolas" w:eastAsia="Consolas" w:hAnsi="Consolas"/>
+                <w:color w:val="7A2E00"/>
+                <w:sz w:val="18"/>
+                <w:szCs w:val="18"/>
+              </w:rPr>
+              <w:t xml:space="preserve">aria-label</w:t>
+            </w:r>
+            <w:r>
+              <w:rPr>
+                <w:rFonts w:ascii="Arial" w:cs="Arial" w:eastAsia="Arial" w:hAnsi="Arial"/>
+                <w:sz w:val="18"/>
+                <w:szCs w:val="18"/>
+              </w:rPr>
+              <w:t xml:space="preserve"> only when icon-only</w:t>
+            </w:r>
+          </w:p>
+        </w:tc>
+        <w:tc>
+          <w:tcPr>
+            <w:tcW w:type="dxa" w:w="2302"/>
+            <w:tcBorders>
+              <w:top w:val="single" w:color="9DB8C6" w:sz="4"/>
+              <w:left w:val="single" w:color="9DB8C6" w:sz="4"/>
+              <w:bottom w:val="single" w:color="9DB8C6" w:sz="4"/>
+              <w:right w:val="single" w:color="9DB8C6" w:sz="4"/>
+            </w:tcBorders>
+            <w:tcMar>
+              <w:top w:type="dxa" w:w="60"/>
+              <w:left w:type="dxa" w:w="90"/>
+              <w:bottom w:type="dxa" w:w="60"/>
+              <w:right w:type="dxa" w:w="90"/>
+            </w:tcMar>
+          </w:tcPr>
+          <w:p>
+            <w:r>
+              <w:rPr>
+                <w:rFonts w:ascii="Consolas" w:cs="Consolas" w:eastAsia="Consolas" w:hAnsi="Consolas"/>
+                <w:color w:val="7A2E00"/>
+                <w:sz w:val="18"/>
+                <w:szCs w:val="18"/>
+              </w:rPr>
+              <w:t xml:space="preserve">danger</w:t>
+            </w:r>
+            <w:r>
+              <w:rPr>
+                <w:rFonts w:ascii="Arial" w:cs="Arial" w:eastAsia="Arial" w:hAnsi="Arial"/>
+                <w:sz w:val="18"/>
+                <w:szCs w:val="18"/>
+              </w:rPr>
+              <w:t xml:space="preserve"> variant always opens </w:t>
+            </w:r>
+            <w:r>
+              <w:rPr>
+                <w:rFonts w:ascii="Consolas" w:cs="Consolas" w:eastAsia="Consolas" w:hAnsi="Consolas"/>
+                <w:color w:val="7A2E00"/>
+                <w:sz w:val="18"/>
+                <w:szCs w:val="18"/>
+              </w:rPr>
+              <w:t xml:space="preserve">ConfirmDialog</w:t>
             </w:r>
           </w:p>
         </w:tc>
@@ -12126,162 +12247,155 @@
         </w:trPr>
         <w:tc>
           <w:tcPr>
-            <w:tcW w:type="dxa" w:w="1353"/>
-            <w:tcBorders>
-              <w:top w:val="single" w:color="9DB8C6" w:sz="4"/>
-              <w:left w:val="single" w:color="9DB8C6" w:sz="4"/>
-              <w:bottom w:val="single" w:color="9DB8C6" w:sz="4"/>
-              <w:right w:val="single" w:color="9DB8C6" w:sz="4"/>
-            </w:tcBorders>
-            <w:tcMar>
-              <w:top w:type="dxa" w:w="60"/>
-              <w:left w:type="dxa" w:w="90"/>
-              <w:bottom w:type="dxa" w:w="60"/>
-              <w:right w:type="dxa" w:w="90"/>
-            </w:tcMar>
-          </w:tcPr>
-          <w:p>
-            <w:r>
-              <w:rPr>
-                <w:rFonts w:ascii="Arial" w:cs="Arial" w:eastAsia="Arial" w:hAnsi="Arial"/>
-                <w:sz w:val="18"/>
-                <w:szCs w:val="18"/>
-              </w:rPr>
-              <w:t xml:space="preserve">Assistant</w:t>
-            </w:r>
-          </w:p>
-        </w:tc>
-        <w:tc>
-          <w:tcPr>
-            <w:tcW w:type="dxa" w:w="2334"/>
-            <w:tcBorders>
-              <w:top w:val="single" w:color="9DB8C6" w:sz="4"/>
-              <w:left w:val="single" w:color="9DB8C6" w:sz="4"/>
-              <w:bottom w:val="single" w:color="9DB8C6" w:sz="4"/>
-              <w:right w:val="single" w:color="9DB8C6" w:sz="4"/>
-            </w:tcBorders>
-            <w:tcMar>
-              <w:top w:type="dxa" w:w="60"/>
-              <w:left w:type="dxa" w:w="90"/>
-              <w:bottom w:type="dxa" w:w="60"/>
-              <w:right w:type="dxa" w:w="90"/>
-            </w:tcMar>
-          </w:tcPr>
-          <w:p>
-            <w:r>
-              <w:rPr>
-                <w:rFonts w:ascii="Consolas" w:cs="Consolas" w:eastAsia="Consolas" w:hAnsi="Consolas"/>
-                <w:color w:val="7A2E00"/>
-                <w:sz w:val="18"/>
-                <w:szCs w:val="18"/>
-              </w:rPr>
-              <w:t xml:space="preserve">&lt;button aria-expanded aria-controls&gt;</w:t>
-            </w:r>
-            <w:r>
-              <w:rPr>
-                <w:rFonts w:ascii="Arial" w:cs="Arial" w:eastAsia="Arial" w:hAnsi="Arial"/>
-                <w:sz w:val="18"/>
-                <w:szCs w:val="18"/>
-              </w:rPr>
-              <w:t xml:space="preserve"> + </w:t>
-            </w:r>
-            <w:r>
-              <w:rPr>
-                <w:rFonts w:ascii="Consolas" w:cs="Consolas" w:eastAsia="Consolas" w:hAnsi="Consolas"/>
-                <w:color w:val="7A2E00"/>
-                <w:sz w:val="18"/>
-                <w:szCs w:val="18"/>
-              </w:rPr>
-              <w:t xml:space="preserve">role="dialog"</w:t>
-            </w:r>
-            <w:r>
-              <w:rPr>
-                <w:rFonts w:ascii="Arial" w:cs="Arial" w:eastAsia="Arial" w:hAnsi="Arial"/>
-                <w:sz w:val="18"/>
-                <w:szCs w:val="18"/>
-              </w:rPr>
-              <w:t xml:space="preserve"> panel</w:t>
-            </w:r>
-          </w:p>
-        </w:tc>
-        <w:tc>
-          <w:tcPr>
-            <w:tcW w:type="dxa" w:w="1657"/>
-            <w:tcBorders>
-              <w:top w:val="single" w:color="9DB8C6" w:sz="4"/>
-              <w:left w:val="single" w:color="9DB8C6" w:sz="4"/>
-              <w:bottom w:val="single" w:color="9DB8C6" w:sz="4"/>
-              <w:right w:val="single" w:color="9DB8C6" w:sz="4"/>
-            </w:tcBorders>
-            <w:tcMar>
-              <w:top w:type="dxa" w:w="60"/>
-              <w:left w:type="dxa" w:w="90"/>
-              <w:bottom w:type="dxa" w:w="60"/>
-              <w:right w:type="dxa" w:w="90"/>
-            </w:tcMar>
-          </w:tcPr>
-          <w:p>
-            <w:r>
-              <w:rPr>
-                <w:rFonts w:ascii="Arial" w:cs="Arial" w:eastAsia="Arial" w:hAnsi="Arial"/>
-                <w:sz w:val="18"/>
-                <w:szCs w:val="18"/>
-              </w:rPr>
-              <w:t xml:space="preserve">Enter opens, Esc closes, Tab can leave</w:t>
-            </w:r>
-          </w:p>
-        </w:tc>
-        <w:tc>
-          <w:tcPr>
-            <w:tcW w:type="dxa" w:w="2402"/>
-            <w:tcBorders>
-              <w:top w:val="single" w:color="9DB8C6" w:sz="4"/>
-              <w:left w:val="single" w:color="9DB8C6" w:sz="4"/>
-              <w:bottom w:val="single" w:color="9DB8C6" w:sz="4"/>
-              <w:right w:val="single" w:color="9DB8C6" w:sz="4"/>
-            </w:tcBorders>
-            <w:tcMar>
-              <w:top w:type="dxa" w:w="60"/>
-              <w:left w:type="dxa" w:w="90"/>
-              <w:bottom w:type="dxa" w:w="60"/>
-              <w:right w:type="dxa" w:w="90"/>
-            </w:tcMar>
-          </w:tcPr>
-          <w:p>
-            <w:r>
-              <w:rPr>
-                <w:rFonts w:ascii="Arial" w:cs="Arial" w:eastAsia="Arial" w:hAnsi="Arial"/>
-                <w:sz w:val="18"/>
-                <w:szCs w:val="18"/>
-              </w:rPr>
-              <w:t xml:space="preserve">Panel labelled by its heading; live log</w:t>
-            </w:r>
-          </w:p>
-        </w:tc>
-        <w:tc>
-          <w:tcPr>
-            <w:tcW w:type="dxa" w:w="2334"/>
-            <w:tcBorders>
-              <w:top w:val="single" w:color="9DB8C6" w:sz="4"/>
-              <w:left w:val="single" w:color="9DB8C6" w:sz="4"/>
-              <w:bottom w:val="single" w:color="9DB8C6" w:sz="4"/>
-              <w:right w:val="single" w:color="9DB8C6" w:sz="4"/>
-            </w:tcBorders>
-            <w:tcMar>
-              <w:top w:type="dxa" w:w="60"/>
-              <w:left w:type="dxa" w:w="90"/>
-              <w:bottom w:type="dxa" w:w="60"/>
-              <w:right w:type="dxa" w:w="90"/>
-            </w:tcMar>
-          </w:tcPr>
-          <w:p>
-            <w:r>
-              <w:rPr>
-                <w:rFonts w:ascii="Arial" w:cs="Arial" w:eastAsia="Arial" w:hAnsi="Arial"/>
-                <w:sz w:val="18"/>
-                <w:szCs w:val="18"/>
-              </w:rPr>
-              <w:t xml:space="preserve">Non-modal</w:t>
+            <w:tcW w:type="dxa" w:w="1356"/>
+            <w:tcBorders>
+              <w:top w:val="single" w:color="9DB8C6" w:sz="4"/>
+              <w:left w:val="single" w:color="9DB8C6" w:sz="4"/>
+              <w:bottom w:val="single" w:color="9DB8C6" w:sz="4"/>
+              <w:right w:val="single" w:color="9DB8C6" w:sz="4"/>
+            </w:tcBorders>
+            <w:tcMar>
+              <w:top w:type="dxa" w:w="60"/>
+              <w:left w:type="dxa" w:w="90"/>
+              <w:bottom w:type="dxa" w:w="60"/>
+              <w:right w:type="dxa" w:w="90"/>
+            </w:tcMar>
+          </w:tcPr>
+          <w:p>
+            <w:r>
+              <w:rPr>
+                <w:rFonts w:ascii="Arial" w:cs="Arial" w:eastAsia="Arial" w:hAnsi="Arial"/>
+                <w:sz w:val="18"/>
+                <w:szCs w:val="18"/>
+              </w:rPr>
+              <w:t xml:space="preserve">Confirm dialog</w:t>
+            </w:r>
+          </w:p>
+        </w:tc>
+        <w:tc>
+          <w:tcPr>
+            <w:tcW w:type="dxa" w:w="2303"/>
+            <w:tcBorders>
+              <w:top w:val="single" w:color="9DB8C6" w:sz="4"/>
+              <w:left w:val="single" w:color="9DB8C6" w:sz="4"/>
+              <w:bottom w:val="single" w:color="9DB8C6" w:sz="4"/>
+              <w:right w:val="single" w:color="9DB8C6" w:sz="4"/>
+            </w:tcBorders>
+            <w:tcMar>
+              <w:top w:type="dxa" w:w="60"/>
+              <w:left w:type="dxa" w:w="90"/>
+              <w:bottom w:type="dxa" w:w="60"/>
+              <w:right w:type="dxa" w:w="90"/>
+            </w:tcMar>
+          </w:tcPr>
+          <w:p>
+            <w:r>
+              <w:rPr>
+                <w:rFonts w:ascii="Consolas" w:cs="Consolas" w:eastAsia="Consolas" w:hAnsi="Consolas"/>
+                <w:color w:val="7A2E00"/>
+                <w:sz w:val="18"/>
+                <w:szCs w:val="18"/>
+              </w:rPr>
+              <w:t xml:space="preserve">role="dialog" aria-modal="true"</w:t>
+            </w:r>
+          </w:p>
+        </w:tc>
+        <w:tc>
+          <w:tcPr>
+            <w:tcW w:type="dxa" w:w="2303"/>
+            <w:tcBorders>
+              <w:top w:val="single" w:color="9DB8C6" w:sz="4"/>
+              <w:left w:val="single" w:color="9DB8C6" w:sz="4"/>
+              <w:bottom w:val="single" w:color="9DB8C6" w:sz="4"/>
+              <w:right w:val="single" w:color="9DB8C6" w:sz="4"/>
+            </w:tcBorders>
+            <w:tcMar>
+              <w:top w:type="dxa" w:w="60"/>
+              <w:left w:type="dxa" w:w="90"/>
+              <w:bottom w:type="dxa" w:w="60"/>
+              <w:right w:type="dxa" w:w="90"/>
+            </w:tcMar>
+          </w:tcPr>
+          <w:p>
+            <w:r>
+              <w:rPr>
+                <w:rFonts w:ascii="Arial" w:cs="Arial" w:eastAsia="Arial" w:hAnsi="Arial"/>
+                <w:sz w:val="18"/>
+                <w:szCs w:val="18"/>
+              </w:rPr>
+              <w:t xml:space="preserve">Focus in, Tab trapped, Esc, return focus</w:t>
+            </w:r>
+          </w:p>
+        </w:tc>
+        <w:tc>
+          <w:tcPr>
+            <w:tcW w:type="dxa" w:w="1816"/>
+            <w:tcBorders>
+              <w:top w:val="single" w:color="9DB8C6" w:sz="4"/>
+              <w:left w:val="single" w:color="9DB8C6" w:sz="4"/>
+              <w:bottom w:val="single" w:color="9DB8C6" w:sz="4"/>
+              <w:right w:val="single" w:color="9DB8C6" w:sz="4"/>
+            </w:tcBorders>
+            <w:tcMar>
+              <w:top w:type="dxa" w:w="60"/>
+              <w:left w:type="dxa" w:w="90"/>
+              <w:bottom w:type="dxa" w:w="60"/>
+              <w:right w:type="dxa" w:w="90"/>
+            </w:tcMar>
+          </w:tcPr>
+          <w:p>
+            <w:r>
+              <w:rPr>
+                <w:rFonts w:ascii="Consolas" w:cs="Consolas" w:eastAsia="Consolas" w:hAnsi="Consolas"/>
+                <w:color w:val="7A2E00"/>
+                <w:sz w:val="18"/>
+                <w:szCs w:val="18"/>
+              </w:rPr>
+              <w:t xml:space="preserve">aria-labelledby</w:t>
+            </w:r>
+            <w:r>
+              <w:rPr>
+                <w:rFonts w:ascii="Arial" w:cs="Arial" w:eastAsia="Arial" w:hAnsi="Arial"/>
+                <w:sz w:val="18"/>
+                <w:szCs w:val="18"/>
+              </w:rPr>
+              <w:t xml:space="preserve">, </w:t>
+            </w:r>
+            <w:r>
+              <w:rPr>
+                <w:rFonts w:ascii="Consolas" w:cs="Consolas" w:eastAsia="Consolas" w:hAnsi="Consolas"/>
+                <w:color w:val="7A2E00"/>
+                <w:sz w:val="18"/>
+                <w:szCs w:val="18"/>
+              </w:rPr>
+              <w:t xml:space="preserve">aria-describedby</w:t>
+            </w:r>
+          </w:p>
+        </w:tc>
+        <w:tc>
+          <w:tcPr>
+            <w:tcW w:type="dxa" w:w="2302"/>
+            <w:tcBorders>
+              <w:top w:val="single" w:color="9DB8C6" w:sz="4"/>
+              <w:left w:val="single" w:color="9DB8C6" w:sz="4"/>
+              <w:bottom w:val="single" w:color="9DB8C6" w:sz="4"/>
+              <w:right w:val="single" w:color="9DB8C6" w:sz="4"/>
+            </w:tcBorders>
+            <w:tcMar>
+              <w:top w:type="dxa" w:w="60"/>
+              <w:left w:type="dxa" w:w="90"/>
+              <w:bottom w:type="dxa" w:w="60"/>
+              <w:right w:type="dxa" w:w="90"/>
+            </w:tcMar>
+          </w:tcPr>
+          <w:p>
+            <w:r>
+              <w:rPr>
+                <w:rFonts w:ascii="Arial" w:cs="Arial" w:eastAsia="Arial" w:hAnsi="Arial"/>
+                <w:sz w:val="18"/>
+                <w:szCs w:val="18"/>
+              </w:rPr>
+              <w:t xml:space="preserve">§5.3</w:t>
             </w:r>
           </w:p>
         </w:tc>
@@ -12292,73 +12406,56 @@
         </w:trPr>
         <w:tc>
           <w:tcPr>
-            <w:tcW w:type="dxa" w:w="1353"/>
-            <w:tcBorders>
-              <w:top w:val="single" w:color="9DB8C6" w:sz="4"/>
-              <w:left w:val="single" w:color="9DB8C6" w:sz="4"/>
-              <w:bottom w:val="single" w:color="9DB8C6" w:sz="4"/>
-              <w:right w:val="single" w:color="9DB8C6" w:sz="4"/>
-            </w:tcBorders>
-            <w:tcMar>
-              <w:top w:type="dxa" w:w="60"/>
-              <w:left w:type="dxa" w:w="90"/>
-              <w:bottom w:type="dxa" w:w="60"/>
-              <w:right w:type="dxa" w:w="90"/>
-            </w:tcMar>
-          </w:tcPr>
-          <w:p>
-            <w:r>
-              <w:rPr>
-                <w:rFonts w:ascii="Arial" w:cs="Arial" w:eastAsia="Arial" w:hAnsi="Arial"/>
-                <w:sz w:val="18"/>
-                <w:szCs w:val="18"/>
-              </w:rPr>
-              <w:t xml:space="preserve">Text field (</w:t>
-            </w:r>
-            <w:r>
-              <w:rPr>
-                <w:rFonts w:ascii="Consolas" w:cs="Consolas" w:eastAsia="Consolas" w:hAnsi="Consolas"/>
-                <w:color w:val="7A2E00"/>
-                <w:sz w:val="18"/>
-                <w:szCs w:val="18"/>
-              </w:rPr>
-              <w:t xml:space="preserve">Field.tsx</w:t>
-            </w:r>
-            <w:r>
-              <w:rPr>
-                <w:rFonts w:ascii="Arial" w:cs="Arial" w:eastAsia="Arial" w:hAnsi="Arial"/>
-                <w:sz w:val="18"/>
-                <w:szCs w:val="18"/>
-              </w:rPr>
-              <w:t xml:space="preserve">)</w:t>
-            </w:r>
-          </w:p>
-        </w:tc>
-        <w:tc>
-          <w:tcPr>
-            <w:tcW w:type="dxa" w:w="2334"/>
-            <w:tcBorders>
-              <w:top w:val="single" w:color="9DB8C6" w:sz="4"/>
-              <w:left w:val="single" w:color="9DB8C6" w:sz="4"/>
-              <w:bottom w:val="single" w:color="9DB8C6" w:sz="4"/>
-              <w:right w:val="single" w:color="9DB8C6" w:sz="4"/>
-            </w:tcBorders>
-            <w:tcMar>
-              <w:top w:type="dxa" w:w="60"/>
-              <w:left w:type="dxa" w:w="90"/>
-              <w:bottom w:type="dxa" w:w="60"/>
-              <w:right w:type="dxa" w:w="90"/>
-            </w:tcMar>
-          </w:tcPr>
-          <w:p>
-            <w:r>
-              <w:rPr>
-                <w:rFonts w:ascii="Consolas" w:cs="Consolas" w:eastAsia="Consolas" w:hAnsi="Consolas"/>
-                <w:color w:val="7A2E00"/>
-                <w:sz w:val="18"/>
-                <w:szCs w:val="18"/>
-              </w:rPr>
-              <w:t xml:space="preserve">&lt;label for&gt;</w:t>
+            <w:tcW w:type="dxa" w:w="1356"/>
+            <w:tcBorders>
+              <w:top w:val="single" w:color="9DB8C6" w:sz="4"/>
+              <w:left w:val="single" w:color="9DB8C6" w:sz="4"/>
+              <w:bottom w:val="single" w:color="9DB8C6" w:sz="4"/>
+              <w:right w:val="single" w:color="9DB8C6" w:sz="4"/>
+            </w:tcBorders>
+            <w:tcMar>
+              <w:top w:type="dxa" w:w="60"/>
+              <w:left w:type="dxa" w:w="90"/>
+              <w:bottom w:type="dxa" w:w="60"/>
+              <w:right w:type="dxa" w:w="90"/>
+            </w:tcMar>
+          </w:tcPr>
+          <w:p>
+            <w:r>
+              <w:rPr>
+                <w:rFonts w:ascii="Arial" w:cs="Arial" w:eastAsia="Arial" w:hAnsi="Arial"/>
+                <w:sz w:val="18"/>
+                <w:szCs w:val="18"/>
+              </w:rPr>
+              <w:t xml:space="preserve">Assistant</w:t>
+            </w:r>
+          </w:p>
+        </w:tc>
+        <w:tc>
+          <w:tcPr>
+            <w:tcW w:type="dxa" w:w="2303"/>
+            <w:tcBorders>
+              <w:top w:val="single" w:color="9DB8C6" w:sz="4"/>
+              <w:left w:val="single" w:color="9DB8C6" w:sz="4"/>
+              <w:bottom w:val="single" w:color="9DB8C6" w:sz="4"/>
+              <w:right w:val="single" w:color="9DB8C6" w:sz="4"/>
+            </w:tcBorders>
+            <w:tcMar>
+              <w:top w:type="dxa" w:w="60"/>
+              <w:left w:type="dxa" w:w="90"/>
+              <w:bottom w:type="dxa" w:w="60"/>
+              <w:right w:type="dxa" w:w="90"/>
+            </w:tcMar>
+          </w:tcPr>
+          <w:p>
+            <w:r>
+              <w:rPr>
+                <w:rFonts w:ascii="Consolas" w:cs="Consolas" w:eastAsia="Consolas" w:hAnsi="Consolas"/>
+                <w:color w:val="7A2E00"/>
+                <w:sz w:val="18"/>
+                <w:szCs w:val="18"/>
+              </w:rPr>
+              <w:t xml:space="preserve">&lt;button aria-expanded aria-controls&gt;</w:t>
             </w:r>
             <w:r>
               <w:rPr>
@@ -12375,148 +12472,96 @@
                 <w:sz w:val="18"/>
                 <w:szCs w:val="18"/>
               </w:rPr>
-              <w:t xml:space="preserve">&lt;input&gt;</w:t>
-            </w:r>
-            <w:r>
-              <w:rPr>
-                <w:rFonts w:ascii="Arial" w:cs="Arial" w:eastAsia="Arial" w:hAnsi="Arial"/>
-                <w:sz w:val="18"/>
-                <w:szCs w:val="18"/>
-              </w:rPr>
-              <w:t xml:space="preserve">/</w:t>
-            </w:r>
-            <w:r>
-              <w:rPr>
-                <w:rFonts w:ascii="Consolas" w:cs="Consolas" w:eastAsia="Consolas" w:hAnsi="Consolas"/>
-                <w:color w:val="7A2E00"/>
-                <w:sz w:val="18"/>
-                <w:szCs w:val="18"/>
-              </w:rPr>
-              <w:t xml:space="preserve">&lt;textarea&gt;</w:t>
-            </w:r>
-          </w:p>
-        </w:tc>
-        <w:tc>
-          <w:tcPr>
-            <w:tcW w:type="dxa" w:w="1657"/>
-            <w:tcBorders>
-              <w:top w:val="single" w:color="9DB8C6" w:sz="4"/>
-              <w:left w:val="single" w:color="9DB8C6" w:sz="4"/>
-              <w:bottom w:val="single" w:color="9DB8C6" w:sz="4"/>
-              <w:right w:val="single" w:color="9DB8C6" w:sz="4"/>
-            </w:tcBorders>
-            <w:tcMar>
-              <w:top w:type="dxa" w:w="60"/>
-              <w:left w:type="dxa" w:w="90"/>
-              <w:bottom w:type="dxa" w:w="60"/>
-              <w:right w:type="dxa" w:w="90"/>
-            </w:tcMar>
-          </w:tcPr>
-          <w:p>
-            <w:r>
-              <w:rPr>
-                <w:rFonts w:ascii="Arial" w:cs="Arial" w:eastAsia="Arial" w:hAnsi="Arial"/>
-                <w:sz w:val="18"/>
-                <w:szCs w:val="18"/>
-              </w:rPr>
-              <w:t xml:space="preserve">Native</w:t>
-            </w:r>
-          </w:p>
-        </w:tc>
-        <w:tc>
-          <w:tcPr>
-            <w:tcW w:type="dxa" w:w="2402"/>
-            <w:tcBorders>
-              <w:top w:val="single" w:color="9DB8C6" w:sz="4"/>
-              <w:left w:val="single" w:color="9DB8C6" w:sz="4"/>
-              <w:bottom w:val="single" w:color="9DB8C6" w:sz="4"/>
-              <w:right w:val="single" w:color="9DB8C6" w:sz="4"/>
-            </w:tcBorders>
-            <w:tcMar>
-              <w:top w:type="dxa" w:w="60"/>
-              <w:left w:type="dxa" w:w="90"/>
-              <w:bottom w:type="dxa" w:w="60"/>
-              <w:right w:type="dxa" w:w="90"/>
-            </w:tcMar>
-          </w:tcPr>
-          <w:p>
-            <w:r>
-              <w:rPr>
-                <w:rFonts w:ascii="Consolas" w:cs="Consolas" w:eastAsia="Consolas" w:hAnsi="Consolas"/>
-                <w:color w:val="7A2E00"/>
-                <w:sz w:val="18"/>
-                <w:szCs w:val="18"/>
-              </w:rPr>
-              <w:t xml:space="preserve">aria-required</w:t>
-            </w:r>
-            <w:r>
-              <w:rPr>
-                <w:rFonts w:ascii="Arial" w:cs="Arial" w:eastAsia="Arial" w:hAnsi="Arial"/>
-                <w:sz w:val="18"/>
-                <w:szCs w:val="18"/>
-              </w:rPr>
-              <w:t xml:space="preserve">, </w:t>
-            </w:r>
-            <w:r>
-              <w:rPr>
-                <w:rFonts w:ascii="Consolas" w:cs="Consolas" w:eastAsia="Consolas" w:hAnsi="Consolas"/>
-                <w:color w:val="7A2E00"/>
-                <w:sz w:val="18"/>
-                <w:szCs w:val="18"/>
-              </w:rPr>
-              <w:t xml:space="preserve">aria-invalid</w:t>
-            </w:r>
-            <w:r>
-              <w:rPr>
-                <w:rFonts w:ascii="Arial" w:cs="Arial" w:eastAsia="Arial" w:hAnsi="Arial"/>
-                <w:sz w:val="18"/>
-                <w:szCs w:val="18"/>
-              </w:rPr>
-              <w:t xml:space="preserve">, </w:t>
-            </w:r>
-            <w:r>
-              <w:rPr>
-                <w:rFonts w:ascii="Consolas" w:cs="Consolas" w:eastAsia="Consolas" w:hAnsi="Consolas"/>
-                <w:color w:val="7A2E00"/>
-                <w:sz w:val="18"/>
-                <w:szCs w:val="18"/>
-              </w:rPr>
-              <w:t xml:space="preserve">aria-describedby</w:t>
-            </w:r>
-            <w:r>
-              <w:rPr>
-                <w:rFonts w:ascii="Arial" w:cs="Arial" w:eastAsia="Arial" w:hAnsi="Arial"/>
-                <w:sz w:val="18"/>
-                <w:szCs w:val="18"/>
-              </w:rPr>
-              <w:t xml:space="preserve"> (hint, error)</w:t>
-            </w:r>
-          </w:p>
-        </w:tc>
-        <w:tc>
-          <w:tcPr>
-            <w:tcW w:type="dxa" w:w="2334"/>
-            <w:tcBorders>
-              <w:top w:val="single" w:color="9DB8C6" w:sz="4"/>
-              <w:left w:val="single" w:color="9DB8C6" w:sz="4"/>
-              <w:bottom w:val="single" w:color="9DB8C6" w:sz="4"/>
-              <w:right w:val="single" w:color="9DB8C6" w:sz="4"/>
-            </w:tcBorders>
-            <w:tcMar>
-              <w:top w:type="dxa" w:w="60"/>
-              <w:left w:type="dxa" w:w="90"/>
-              <w:bottom w:type="dxa" w:w="60"/>
-              <w:right w:type="dxa" w:w="90"/>
-            </w:tcMar>
-          </w:tcPr>
-          <w:p>
-            <w:r>
-              <w:rPr>
-                <w:rFonts w:ascii="Arial" w:cs="Arial" w:eastAsia="Arial" w:hAnsi="Arial"/>
-                <w:sz w:val="18"/>
-                <w:szCs w:val="18"/>
-              </w:rPr>
-              <w:t xml:space="preserve">§4</w:t>
+              <w:t xml:space="preserve">role="dialog"</w:t>
+            </w:r>
+            <w:r>
+              <w:rPr>
+                <w:rFonts w:ascii="Arial" w:cs="Arial" w:eastAsia="Arial" w:hAnsi="Arial"/>
+                <w:sz w:val="18"/>
+                <w:szCs w:val="18"/>
+              </w:rPr>
+              <w:t xml:space="preserve"> panel</w:t>
+            </w:r>
+          </w:p>
+        </w:tc>
+        <w:tc>
+          <w:tcPr>
+            <w:tcW w:type="dxa" w:w="2303"/>
+            <w:tcBorders>
+              <w:top w:val="single" w:color="9DB8C6" w:sz="4"/>
+              <w:left w:val="single" w:color="9DB8C6" w:sz="4"/>
+              <w:bottom w:val="single" w:color="9DB8C6" w:sz="4"/>
+              <w:right w:val="single" w:color="9DB8C6" w:sz="4"/>
+            </w:tcBorders>
+            <w:tcMar>
+              <w:top w:type="dxa" w:w="60"/>
+              <w:left w:type="dxa" w:w="90"/>
+              <w:bottom w:type="dxa" w:w="60"/>
+              <w:right w:type="dxa" w:w="90"/>
+            </w:tcMar>
+          </w:tcPr>
+          <w:p>
+            <w:r>
+              <w:rPr>
+                <w:rFonts w:ascii="Arial" w:cs="Arial" w:eastAsia="Arial" w:hAnsi="Arial"/>
+                <w:sz w:val="18"/>
+                <w:szCs w:val="18"/>
+              </w:rPr>
+              <w:t xml:space="preserve">Enter opens, Esc closes, Tab can leave</w:t>
+            </w:r>
+          </w:p>
+        </w:tc>
+        <w:tc>
+          <w:tcPr>
+            <w:tcW w:type="dxa" w:w="1816"/>
+            <w:tcBorders>
+              <w:top w:val="single" w:color="9DB8C6" w:sz="4"/>
+              <w:left w:val="single" w:color="9DB8C6" w:sz="4"/>
+              <w:bottom w:val="single" w:color="9DB8C6" w:sz="4"/>
+              <w:right w:val="single" w:color="9DB8C6" w:sz="4"/>
+            </w:tcBorders>
+            <w:tcMar>
+              <w:top w:type="dxa" w:w="60"/>
+              <w:left w:type="dxa" w:w="90"/>
+              <w:bottom w:type="dxa" w:w="60"/>
+              <w:right w:type="dxa" w:w="90"/>
+            </w:tcMar>
+          </w:tcPr>
+          <w:p>
+            <w:r>
+              <w:rPr>
+                <w:rFonts w:ascii="Arial" w:cs="Arial" w:eastAsia="Arial" w:hAnsi="Arial"/>
+                <w:sz w:val="18"/>
+                <w:szCs w:val="18"/>
+              </w:rPr>
+              <w:t xml:space="preserve">Panel labelled by its heading; live log</w:t>
+            </w:r>
+          </w:p>
+        </w:tc>
+        <w:tc>
+          <w:tcPr>
+            <w:tcW w:type="dxa" w:w="2302"/>
+            <w:tcBorders>
+              <w:top w:val="single" w:color="9DB8C6" w:sz="4"/>
+              <w:left w:val="single" w:color="9DB8C6" w:sz="4"/>
+              <w:bottom w:val="single" w:color="9DB8C6" w:sz="4"/>
+              <w:right w:val="single" w:color="9DB8C6" w:sz="4"/>
+            </w:tcBorders>
+            <w:tcMar>
+              <w:top w:type="dxa" w:w="60"/>
+              <w:left w:type="dxa" w:w="90"/>
+              <w:bottom w:type="dxa" w:w="60"/>
+              <w:right w:type="dxa" w:w="90"/>
+            </w:tcMar>
+          </w:tcPr>
+          <w:p>
+            <w:r>
+              <w:rPr>
+                <w:rFonts w:ascii="Arial" w:cs="Arial" w:eastAsia="Arial" w:hAnsi="Arial"/>
+                <w:sz w:val="18"/>
+                <w:szCs w:val="18"/>
+              </w:rPr>
+              <w:t xml:space="preserve">Non-modal</w:t>
             </w:r>
           </w:p>
         </w:tc>
@@ -12527,37 +12572,37 @@
         </w:trPr>
         <w:tc>
           <w:tcPr>
-            <w:tcW w:type="dxa" w:w="1353"/>
-            <w:tcBorders>
-              <w:top w:val="single" w:color="9DB8C6" w:sz="4"/>
-              <w:left w:val="single" w:color="9DB8C6" w:sz="4"/>
-              <w:bottom w:val="single" w:color="9DB8C6" w:sz="4"/>
-              <w:right w:val="single" w:color="9DB8C6" w:sz="4"/>
-            </w:tcBorders>
-            <w:tcMar>
-              <w:top w:type="dxa" w:w="60"/>
-              <w:left w:type="dxa" w:w="90"/>
-              <w:bottom w:type="dxa" w:w="60"/>
-              <w:right w:type="dxa" w:w="90"/>
-            </w:tcMar>
-          </w:tcPr>
-          <w:p>
-            <w:r>
-              <w:rPr>
-                <w:rFonts w:ascii="Arial" w:cs="Arial" w:eastAsia="Arial" w:hAnsi="Arial"/>
-                <w:sz w:val="18"/>
-                <w:szCs w:val="18"/>
-              </w:rPr>
-              <w:t xml:space="preserve">Select (</w:t>
-            </w:r>
-            <w:r>
-              <w:rPr>
-                <w:rFonts w:ascii="Consolas" w:cs="Consolas" w:eastAsia="Consolas" w:hAnsi="Consolas"/>
-                <w:color w:val="7A2E00"/>
-                <w:sz w:val="18"/>
-                <w:szCs w:val="18"/>
-              </w:rPr>
-              <w:t xml:space="preserve">SelectField</w:t>
+            <w:tcW w:type="dxa" w:w="1356"/>
+            <w:tcBorders>
+              <w:top w:val="single" w:color="9DB8C6" w:sz="4"/>
+              <w:left w:val="single" w:color="9DB8C6" w:sz="4"/>
+              <w:bottom w:val="single" w:color="9DB8C6" w:sz="4"/>
+              <w:right w:val="single" w:color="9DB8C6" w:sz="4"/>
+            </w:tcBorders>
+            <w:tcMar>
+              <w:top w:type="dxa" w:w="60"/>
+              <w:left w:type="dxa" w:w="90"/>
+              <w:bottom w:type="dxa" w:w="60"/>
+              <w:right w:type="dxa" w:w="90"/>
+            </w:tcMar>
+          </w:tcPr>
+          <w:p>
+            <w:r>
+              <w:rPr>
+                <w:rFonts w:ascii="Arial" w:cs="Arial" w:eastAsia="Arial" w:hAnsi="Arial"/>
+                <w:sz w:val="18"/>
+                <w:szCs w:val="18"/>
+              </w:rPr>
+              <w:t xml:space="preserve">Text field (</w:t>
+            </w:r>
+            <w:r>
+              <w:rPr>
+                <w:rFonts w:ascii="Consolas" w:cs="Consolas" w:eastAsia="Consolas" w:hAnsi="Consolas"/>
+                <w:color w:val="7A2E00"/>
+                <w:sz w:val="18"/>
+                <w:szCs w:val="18"/>
+              </w:rPr>
+              <w:t xml:space="preserve">Field.tsx</w:t>
             </w:r>
             <w:r>
               <w:rPr>
@@ -12571,7 +12616,7 @@
         </w:tc>
         <w:tc>
           <w:tcPr>
-            <w:tcW w:type="dxa" w:w="2334"/>
+            <w:tcW w:type="dxa" w:w="2303"/>
             <w:tcBorders>
               <w:top w:val="single" w:color="9DB8C6" w:sz="4"/>
               <w:left w:val="single" w:color="9DB8C6" w:sz="4"/>
@@ -12610,88 +12655,148 @@
                 <w:sz w:val="18"/>
                 <w:szCs w:val="18"/>
               </w:rPr>
-              <w:t xml:space="preserve">&lt;select&gt;</w:t>
-            </w:r>
-          </w:p>
-        </w:tc>
-        <w:tc>
-          <w:tcPr>
-            <w:tcW w:type="dxa" w:w="1657"/>
-            <w:tcBorders>
-              <w:top w:val="single" w:color="9DB8C6" w:sz="4"/>
-              <w:left w:val="single" w:color="9DB8C6" w:sz="4"/>
-              <w:bottom w:val="single" w:color="9DB8C6" w:sz="4"/>
-              <w:right w:val="single" w:color="9DB8C6" w:sz="4"/>
-            </w:tcBorders>
-            <w:tcMar>
-              <w:top w:type="dxa" w:w="60"/>
-              <w:left w:type="dxa" w:w="90"/>
-              <w:bottom w:type="dxa" w:w="60"/>
-              <w:right w:type="dxa" w:w="90"/>
-            </w:tcMar>
-          </w:tcPr>
-          <w:p>
-            <w:r>
-              <w:rPr>
-                <w:rFonts w:ascii="Arial" w:cs="Arial" w:eastAsia="Arial" w:hAnsi="Arial"/>
-                <w:sz w:val="18"/>
-                <w:szCs w:val="18"/>
-              </w:rPr>
-              <w:t xml:space="preserve">Arrows, type-ahead</w:t>
-            </w:r>
-          </w:p>
-        </w:tc>
-        <w:tc>
-          <w:tcPr>
-            <w:tcW w:type="dxa" w:w="2402"/>
-            <w:tcBorders>
-              <w:top w:val="single" w:color="9DB8C6" w:sz="4"/>
-              <w:left w:val="single" w:color="9DB8C6" w:sz="4"/>
-              <w:bottom w:val="single" w:color="9DB8C6" w:sz="4"/>
-              <w:right w:val="single" w:color="9DB8C6" w:sz="4"/>
-            </w:tcBorders>
-            <w:tcMar>
-              <w:top w:type="dxa" w:w="60"/>
-              <w:left w:type="dxa" w:w="90"/>
-              <w:bottom w:type="dxa" w:w="60"/>
-              <w:right w:type="dxa" w:w="90"/>
-            </w:tcMar>
-          </w:tcPr>
-          <w:p>
-            <w:r>
-              <w:rPr>
-                <w:rFonts w:ascii="Arial" w:cs="Arial" w:eastAsia="Arial" w:hAnsi="Arial"/>
-                <w:sz w:val="18"/>
-                <w:szCs w:val="18"/>
-              </w:rPr>
-              <w:t xml:space="preserve">Same as Field</w:t>
-            </w:r>
-          </w:p>
-        </w:tc>
-        <w:tc>
-          <w:tcPr>
-            <w:tcW w:type="dxa" w:w="2334"/>
-            <w:tcBorders>
-              <w:top w:val="single" w:color="9DB8C6" w:sz="4"/>
-              <w:left w:val="single" w:color="9DB8C6" w:sz="4"/>
-              <w:bottom w:val="single" w:color="9DB8C6" w:sz="4"/>
-              <w:right w:val="single" w:color="9DB8C6" w:sz="4"/>
-            </w:tcBorders>
-            <w:tcMar>
-              <w:top w:type="dxa" w:w="60"/>
-              <w:left w:type="dxa" w:w="90"/>
-              <w:bottom w:type="dxa" w:w="60"/>
-              <w:right w:type="dxa" w:w="90"/>
-            </w:tcMar>
-          </w:tcPr>
-          <w:p>
-            <w:r>
-              <w:rPr>
-                <w:rFonts w:ascii="Arial" w:cs="Arial" w:eastAsia="Arial" w:hAnsi="Arial"/>
-                <w:sz w:val="18"/>
-                <w:szCs w:val="18"/>
-              </w:rPr>
-              <w:t xml:space="preserve">Native list, no custom combobox</w:t>
+              <w:t xml:space="preserve">&lt;input&gt;</w:t>
+            </w:r>
+            <w:r>
+              <w:rPr>
+                <w:rFonts w:ascii="Arial" w:cs="Arial" w:eastAsia="Arial" w:hAnsi="Arial"/>
+                <w:sz w:val="18"/>
+                <w:szCs w:val="18"/>
+              </w:rPr>
+              <w:t xml:space="preserve">/</w:t>
+            </w:r>
+            <w:r>
+              <w:rPr>
+                <w:rFonts w:ascii="Consolas" w:cs="Consolas" w:eastAsia="Consolas" w:hAnsi="Consolas"/>
+                <w:color w:val="7A2E00"/>
+                <w:sz w:val="18"/>
+                <w:szCs w:val="18"/>
+              </w:rPr>
+              <w:t xml:space="preserve">&lt;textarea&gt;</w:t>
+            </w:r>
+          </w:p>
+        </w:tc>
+        <w:tc>
+          <w:tcPr>
+            <w:tcW w:type="dxa" w:w="2303"/>
+            <w:tcBorders>
+              <w:top w:val="single" w:color="9DB8C6" w:sz="4"/>
+              <w:left w:val="single" w:color="9DB8C6" w:sz="4"/>
+              <w:bottom w:val="single" w:color="9DB8C6" w:sz="4"/>
+              <w:right w:val="single" w:color="9DB8C6" w:sz="4"/>
+            </w:tcBorders>
+            <w:tcMar>
+              <w:top w:type="dxa" w:w="60"/>
+              <w:left w:type="dxa" w:w="90"/>
+              <w:bottom w:type="dxa" w:w="60"/>
+              <w:right w:type="dxa" w:w="90"/>
+            </w:tcMar>
+          </w:tcPr>
+          <w:p>
+            <w:r>
+              <w:rPr>
+                <w:rFonts w:ascii="Arial" w:cs="Arial" w:eastAsia="Arial" w:hAnsi="Arial"/>
+                <w:sz w:val="18"/>
+                <w:szCs w:val="18"/>
+              </w:rPr>
+              <w:t xml:space="preserve">Native</w:t>
+            </w:r>
+          </w:p>
+        </w:tc>
+        <w:tc>
+          <w:tcPr>
+            <w:tcW w:type="dxa" w:w="1816"/>
+            <w:tcBorders>
+              <w:top w:val="single" w:color="9DB8C6" w:sz="4"/>
+              <w:left w:val="single" w:color="9DB8C6" w:sz="4"/>
+              <w:bottom w:val="single" w:color="9DB8C6" w:sz="4"/>
+              <w:right w:val="single" w:color="9DB8C6" w:sz="4"/>
+            </w:tcBorders>
+            <w:tcMar>
+              <w:top w:type="dxa" w:w="60"/>
+              <w:left w:type="dxa" w:w="90"/>
+              <w:bottom w:type="dxa" w:w="60"/>
+              <w:right w:type="dxa" w:w="90"/>
+            </w:tcMar>
+          </w:tcPr>
+          <w:p>
+            <w:r>
+              <w:rPr>
+                <w:rFonts w:ascii="Consolas" w:cs="Consolas" w:eastAsia="Consolas" w:hAnsi="Consolas"/>
+                <w:color w:val="7A2E00"/>
+                <w:sz w:val="18"/>
+                <w:szCs w:val="18"/>
+              </w:rPr>
+              <w:t xml:space="preserve">aria-required</w:t>
+            </w:r>
+            <w:r>
+              <w:rPr>
+                <w:rFonts w:ascii="Arial" w:cs="Arial" w:eastAsia="Arial" w:hAnsi="Arial"/>
+                <w:sz w:val="18"/>
+                <w:szCs w:val="18"/>
+              </w:rPr>
+              <w:t xml:space="preserve">, </w:t>
+            </w:r>
+            <w:r>
+              <w:rPr>
+                <w:rFonts w:ascii="Consolas" w:cs="Consolas" w:eastAsia="Consolas" w:hAnsi="Consolas"/>
+                <w:color w:val="7A2E00"/>
+                <w:sz w:val="18"/>
+                <w:szCs w:val="18"/>
+              </w:rPr>
+              <w:t xml:space="preserve">aria-invalid</w:t>
+            </w:r>
+            <w:r>
+              <w:rPr>
+                <w:rFonts w:ascii="Arial" w:cs="Arial" w:eastAsia="Arial" w:hAnsi="Arial"/>
+                <w:sz w:val="18"/>
+                <w:szCs w:val="18"/>
+              </w:rPr>
+              <w:t xml:space="preserve">, </w:t>
+            </w:r>
+            <w:r>
+              <w:rPr>
+                <w:rFonts w:ascii="Consolas" w:cs="Consolas" w:eastAsia="Consolas" w:hAnsi="Consolas"/>
+                <w:color w:val="7A2E00"/>
+                <w:sz w:val="18"/>
+                <w:szCs w:val="18"/>
+              </w:rPr>
+              <w:t xml:space="preserve">aria-describedby</w:t>
+            </w:r>
+            <w:r>
+              <w:rPr>
+                <w:rFonts w:ascii="Arial" w:cs="Arial" w:eastAsia="Arial" w:hAnsi="Arial"/>
+                <w:sz w:val="18"/>
+                <w:szCs w:val="18"/>
+              </w:rPr>
+              <w:t xml:space="preserve"> (hint, error)</w:t>
+            </w:r>
+          </w:p>
+        </w:tc>
+        <w:tc>
+          <w:tcPr>
+            <w:tcW w:type="dxa" w:w="2302"/>
+            <w:tcBorders>
+              <w:top w:val="single" w:color="9DB8C6" w:sz="4"/>
+              <w:left w:val="single" w:color="9DB8C6" w:sz="4"/>
+              <w:bottom w:val="single" w:color="9DB8C6" w:sz="4"/>
+              <w:right w:val="single" w:color="9DB8C6" w:sz="4"/>
+            </w:tcBorders>
+            <w:tcMar>
+              <w:top w:type="dxa" w:w="60"/>
+              <w:left w:type="dxa" w:w="90"/>
+              <w:bottom w:type="dxa" w:w="60"/>
+              <w:right w:type="dxa" w:w="90"/>
+            </w:tcMar>
+          </w:tcPr>
+          <w:p>
+            <w:r>
+              <w:rPr>
+                <w:rFonts w:ascii="Arial" w:cs="Arial" w:eastAsia="Arial" w:hAnsi="Arial"/>
+                <w:sz w:val="18"/>
+                <w:szCs w:val="18"/>
+              </w:rPr>
+              <w:t xml:space="preserve">§4</w:t>
             </w:r>
           </w:p>
         </w:tc>
@@ -12702,56 +12807,73 @@
         </w:trPr>
         <w:tc>
           <w:tcPr>
-            <w:tcW w:type="dxa" w:w="1353"/>
-            <w:tcBorders>
-              <w:top w:val="single" w:color="9DB8C6" w:sz="4"/>
-              <w:left w:val="single" w:color="9DB8C6" w:sz="4"/>
-              <w:bottom w:val="single" w:color="9DB8C6" w:sz="4"/>
-              <w:right w:val="single" w:color="9DB8C6" w:sz="4"/>
-            </w:tcBorders>
-            <w:tcMar>
-              <w:top w:type="dxa" w:w="60"/>
-              <w:left w:type="dxa" w:w="90"/>
-              <w:bottom w:type="dxa" w:w="60"/>
-              <w:right w:type="dxa" w:w="90"/>
-            </w:tcMar>
-          </w:tcPr>
-          <w:p>
-            <w:r>
-              <w:rPr>
-                <w:rFonts w:ascii="Arial" w:cs="Arial" w:eastAsia="Arial" w:hAnsi="Arial"/>
-                <w:sz w:val="18"/>
-                <w:szCs w:val="18"/>
-              </w:rPr>
-              <w:t xml:space="preserve">Field group</w:t>
-            </w:r>
-          </w:p>
-        </w:tc>
-        <w:tc>
-          <w:tcPr>
-            <w:tcW w:type="dxa" w:w="2334"/>
-            <w:tcBorders>
-              <w:top w:val="single" w:color="9DB8C6" w:sz="4"/>
-              <w:left w:val="single" w:color="9DB8C6" w:sz="4"/>
-              <w:bottom w:val="single" w:color="9DB8C6" w:sz="4"/>
-              <w:right w:val="single" w:color="9DB8C6" w:sz="4"/>
-            </w:tcBorders>
-            <w:tcMar>
-              <w:top w:type="dxa" w:w="60"/>
-              <w:left w:type="dxa" w:w="90"/>
-              <w:bottom w:type="dxa" w:w="60"/>
-              <w:right w:type="dxa" w:w="90"/>
-            </w:tcMar>
-          </w:tcPr>
-          <w:p>
-            <w:r>
-              <w:rPr>
-                <w:rFonts w:ascii="Consolas" w:cs="Consolas" w:eastAsia="Consolas" w:hAnsi="Consolas"/>
-                <w:color w:val="7A2E00"/>
-                <w:sz w:val="18"/>
-                <w:szCs w:val="18"/>
-              </w:rPr>
-              <w:t xml:space="preserve">&lt;fieldset&gt;</w:t>
+            <w:tcW w:type="dxa" w:w="1356"/>
+            <w:tcBorders>
+              <w:top w:val="single" w:color="9DB8C6" w:sz="4"/>
+              <w:left w:val="single" w:color="9DB8C6" w:sz="4"/>
+              <w:bottom w:val="single" w:color="9DB8C6" w:sz="4"/>
+              <w:right w:val="single" w:color="9DB8C6" w:sz="4"/>
+            </w:tcBorders>
+            <w:tcMar>
+              <w:top w:type="dxa" w:w="60"/>
+              <w:left w:type="dxa" w:w="90"/>
+              <w:bottom w:type="dxa" w:w="60"/>
+              <w:right w:type="dxa" w:w="90"/>
+            </w:tcMar>
+          </w:tcPr>
+          <w:p>
+            <w:r>
+              <w:rPr>
+                <w:rFonts w:ascii="Arial" w:cs="Arial" w:eastAsia="Arial" w:hAnsi="Arial"/>
+                <w:sz w:val="18"/>
+                <w:szCs w:val="18"/>
+              </w:rPr>
+              <w:t xml:space="preserve">Select (</w:t>
+            </w:r>
+            <w:r>
+              <w:rPr>
+                <w:rFonts w:ascii="Consolas" w:cs="Consolas" w:eastAsia="Consolas" w:hAnsi="Consolas"/>
+                <w:color w:val="7A2E00"/>
+                <w:sz w:val="18"/>
+                <w:szCs w:val="18"/>
+              </w:rPr>
+              <w:t xml:space="preserve">SelectField</w:t>
+            </w:r>
+            <w:r>
+              <w:rPr>
+                <w:rFonts w:ascii="Arial" w:cs="Arial" w:eastAsia="Arial" w:hAnsi="Arial"/>
+                <w:sz w:val="18"/>
+                <w:szCs w:val="18"/>
+              </w:rPr>
+              <w:t xml:space="preserve">)</w:t>
+            </w:r>
+          </w:p>
+        </w:tc>
+        <w:tc>
+          <w:tcPr>
+            <w:tcW w:type="dxa" w:w="2303"/>
+            <w:tcBorders>
+              <w:top w:val="single" w:color="9DB8C6" w:sz="4"/>
+              <w:left w:val="single" w:color="9DB8C6" w:sz="4"/>
+              <w:bottom w:val="single" w:color="9DB8C6" w:sz="4"/>
+              <w:right w:val="single" w:color="9DB8C6" w:sz="4"/>
+            </w:tcBorders>
+            <w:tcMar>
+              <w:top w:type="dxa" w:w="60"/>
+              <w:left w:type="dxa" w:w="90"/>
+              <w:bottom w:type="dxa" w:w="60"/>
+              <w:right w:type="dxa" w:w="90"/>
+            </w:tcMar>
+          </w:tcPr>
+          <w:p>
+            <w:r>
+              <w:rPr>
+                <w:rFonts w:ascii="Consolas" w:cs="Consolas" w:eastAsia="Consolas" w:hAnsi="Consolas"/>
+                <w:color w:val="7A2E00"/>
+                <w:sz w:val="18"/>
+                <w:szCs w:val="18"/>
+              </w:rPr>
+              <w:t xml:space="preserve">&lt;label for&gt;</w:t>
             </w:r>
             <w:r>
               <w:rPr>
@@ -12768,88 +12890,88 @@
                 <w:sz w:val="18"/>
                 <w:szCs w:val="18"/>
               </w:rPr>
-              <w:t xml:space="preserve">&lt;legend&gt;</w:t>
-            </w:r>
-          </w:p>
-        </w:tc>
-        <w:tc>
-          <w:tcPr>
-            <w:tcW w:type="dxa" w:w="1657"/>
-            <w:tcBorders>
-              <w:top w:val="single" w:color="9DB8C6" w:sz="4"/>
-              <w:left w:val="single" w:color="9DB8C6" w:sz="4"/>
-              <w:bottom w:val="single" w:color="9DB8C6" w:sz="4"/>
-              <w:right w:val="single" w:color="9DB8C6" w:sz="4"/>
-            </w:tcBorders>
-            <w:tcMar>
-              <w:top w:type="dxa" w:w="60"/>
-              <w:left w:type="dxa" w:w="90"/>
-              <w:bottom w:type="dxa" w:w="60"/>
-              <w:right w:type="dxa" w:w="90"/>
-            </w:tcMar>
-          </w:tcPr>
-          <w:p>
-            <w:r>
-              <w:rPr>
-                <w:rFonts w:ascii="Arial" w:cs="Arial" w:eastAsia="Arial" w:hAnsi="Arial"/>
-                <w:sz w:val="18"/>
-                <w:szCs w:val="18"/>
-              </w:rPr>
-              <w:t xml:space="preserve">Native</w:t>
-            </w:r>
-          </w:p>
-        </w:tc>
-        <w:tc>
-          <w:tcPr>
-            <w:tcW w:type="dxa" w:w="2402"/>
-            <w:tcBorders>
-              <w:top w:val="single" w:color="9DB8C6" w:sz="4"/>
-              <w:left w:val="single" w:color="9DB8C6" w:sz="4"/>
-              <w:bottom w:val="single" w:color="9DB8C6" w:sz="4"/>
-              <w:right w:val="single" w:color="9DB8C6" w:sz="4"/>
-            </w:tcBorders>
-            <w:tcMar>
-              <w:top w:type="dxa" w:w="60"/>
-              <w:left w:type="dxa" w:w="90"/>
-              <w:bottom w:type="dxa" w:w="60"/>
-              <w:right w:type="dxa" w:w="90"/>
-            </w:tcMar>
-          </w:tcPr>
-          <w:p>
-            <w:r>
-              <w:rPr>
-                <w:rFonts w:ascii="Arial" w:cs="Arial" w:eastAsia="Arial" w:hAnsi="Arial"/>
-                <w:sz w:val="18"/>
-                <w:szCs w:val="18"/>
-              </w:rPr>
-              <w:t xml:space="preserve">Legend names the group</w:t>
-            </w:r>
-          </w:p>
-        </w:tc>
-        <w:tc>
-          <w:tcPr>
-            <w:tcW w:type="dxa" w:w="2334"/>
-            <w:tcBorders>
-              <w:top w:val="single" w:color="9DB8C6" w:sz="4"/>
-              <w:left w:val="single" w:color="9DB8C6" w:sz="4"/>
-              <w:bottom w:val="single" w:color="9DB8C6" w:sz="4"/>
-              <w:right w:val="single" w:color="9DB8C6" w:sz="4"/>
-            </w:tcBorders>
-            <w:tcMar>
-              <w:top w:type="dxa" w:w="60"/>
-              <w:left w:type="dxa" w:w="90"/>
-              <w:bottom w:type="dxa" w:w="60"/>
-              <w:right w:type="dxa" w:w="90"/>
-            </w:tcMar>
-          </w:tcPr>
-          <w:p>
-            <w:r>
-              <w:rPr>
-                <w:rFonts w:ascii="Arial" w:cs="Arial" w:eastAsia="Arial" w:hAnsi="Arial"/>
-                <w:sz w:val="18"/>
-                <w:szCs w:val="18"/>
-              </w:rPr>
-              <w:t xml:space="preserve">Schedule times</w:t>
+              <w:t xml:space="preserve">&lt;select&gt;</w:t>
+            </w:r>
+          </w:p>
+        </w:tc>
+        <w:tc>
+          <w:tcPr>
+            <w:tcW w:type="dxa" w:w="2303"/>
+            <w:tcBorders>
+              <w:top w:val="single" w:color="9DB8C6" w:sz="4"/>
+              <w:left w:val="single" w:color="9DB8C6" w:sz="4"/>
+              <w:bottom w:val="single" w:color="9DB8C6" w:sz="4"/>
+              <w:right w:val="single" w:color="9DB8C6" w:sz="4"/>
+            </w:tcBorders>
+            <w:tcMar>
+              <w:top w:type="dxa" w:w="60"/>
+              <w:left w:type="dxa" w:w="90"/>
+              <w:bottom w:type="dxa" w:w="60"/>
+              <w:right w:type="dxa" w:w="90"/>
+            </w:tcMar>
+          </w:tcPr>
+          <w:p>
+            <w:r>
+              <w:rPr>
+                <w:rFonts w:ascii="Arial" w:cs="Arial" w:eastAsia="Arial" w:hAnsi="Arial"/>
+                <w:sz w:val="18"/>
+                <w:szCs w:val="18"/>
+              </w:rPr>
+              <w:t xml:space="preserve">Arrows, type-ahead</w:t>
+            </w:r>
+          </w:p>
+        </w:tc>
+        <w:tc>
+          <w:tcPr>
+            <w:tcW w:type="dxa" w:w="1816"/>
+            <w:tcBorders>
+              <w:top w:val="single" w:color="9DB8C6" w:sz="4"/>
+              <w:left w:val="single" w:color="9DB8C6" w:sz="4"/>
+              <w:bottom w:val="single" w:color="9DB8C6" w:sz="4"/>
+              <w:right w:val="single" w:color="9DB8C6" w:sz="4"/>
+            </w:tcBorders>
+            <w:tcMar>
+              <w:top w:type="dxa" w:w="60"/>
+              <w:left w:type="dxa" w:w="90"/>
+              <w:bottom w:type="dxa" w:w="60"/>
+              <w:right w:type="dxa" w:w="90"/>
+            </w:tcMar>
+          </w:tcPr>
+          <w:p>
+            <w:r>
+              <w:rPr>
+                <w:rFonts w:ascii="Arial" w:cs="Arial" w:eastAsia="Arial" w:hAnsi="Arial"/>
+                <w:sz w:val="18"/>
+                <w:szCs w:val="18"/>
+              </w:rPr>
+              <w:t xml:space="preserve">Same as Field</w:t>
+            </w:r>
+          </w:p>
+        </w:tc>
+        <w:tc>
+          <w:tcPr>
+            <w:tcW w:type="dxa" w:w="2302"/>
+            <w:tcBorders>
+              <w:top w:val="single" w:color="9DB8C6" w:sz="4"/>
+              <w:left w:val="single" w:color="9DB8C6" w:sz="4"/>
+              <w:bottom w:val="single" w:color="9DB8C6" w:sz="4"/>
+              <w:right w:val="single" w:color="9DB8C6" w:sz="4"/>
+            </w:tcBorders>
+            <w:tcMar>
+              <w:top w:type="dxa" w:w="60"/>
+              <w:left w:type="dxa" w:w="90"/>
+              <w:bottom w:type="dxa" w:w="60"/>
+              <w:right w:type="dxa" w:w="90"/>
+            </w:tcMar>
+          </w:tcPr>
+          <w:p>
+            <w:r>
+              <w:rPr>
+                <w:rFonts w:ascii="Arial" w:cs="Arial" w:eastAsia="Arial" w:hAnsi="Arial"/>
+                <w:sz w:val="18"/>
+                <w:szCs w:val="18"/>
+              </w:rPr>
+              <w:t xml:space="preserve">Native list, no custom combobox</w:t>
             </w:r>
           </w:p>
         </w:tc>
@@ -12860,154 +12982,154 @@
         </w:trPr>
         <w:tc>
           <w:tcPr>
-            <w:tcW w:type="dxa" w:w="1353"/>
-            <w:tcBorders>
-              <w:top w:val="single" w:color="9DB8C6" w:sz="4"/>
-              <w:left w:val="single" w:color="9DB8C6" w:sz="4"/>
-              <w:bottom w:val="single" w:color="9DB8C6" w:sz="4"/>
-              <w:right w:val="single" w:color="9DB8C6" w:sz="4"/>
-            </w:tcBorders>
-            <w:tcMar>
-              <w:top w:type="dxa" w:w="60"/>
-              <w:left w:type="dxa" w:w="90"/>
-              <w:bottom w:type="dxa" w:w="60"/>
-              <w:right w:type="dxa" w:w="90"/>
-            </w:tcMar>
-          </w:tcPr>
-          <w:p>
-            <w:r>
-              <w:rPr>
-                <w:rFonts w:ascii="Arial" w:cs="Arial" w:eastAsia="Arial" w:hAnsi="Arial"/>
-                <w:sz w:val="18"/>
-                <w:szCs w:val="18"/>
-              </w:rPr>
-              <w:t xml:space="preserve">Done toggle</w:t>
-            </w:r>
-          </w:p>
-        </w:tc>
-        <w:tc>
-          <w:tcPr>
-            <w:tcW w:type="dxa" w:w="2334"/>
-            <w:tcBorders>
-              <w:top w:val="single" w:color="9DB8C6" w:sz="4"/>
-              <w:left w:val="single" w:color="9DB8C6" w:sz="4"/>
-              <w:bottom w:val="single" w:color="9DB8C6" w:sz="4"/>
-              <w:right w:val="single" w:color="9DB8C6" w:sz="4"/>
-            </w:tcBorders>
-            <w:tcMar>
-              <w:top w:type="dxa" w:w="60"/>
-              <w:left w:type="dxa" w:w="90"/>
-              <w:bottom w:type="dxa" w:w="60"/>
-              <w:right w:type="dxa" w:w="90"/>
-            </w:tcMar>
-          </w:tcPr>
-          <w:p>
-            <w:r>
-              <w:rPr>
-                <w:rFonts w:ascii="Consolas" w:cs="Consolas" w:eastAsia="Consolas" w:hAnsi="Consolas"/>
-                <w:color w:val="7A2E00"/>
-                <w:sz w:val="18"/>
-                <w:szCs w:val="18"/>
-              </w:rPr>
-              <w:t xml:space="preserve">&lt;button aria-pressed&gt;</w:t>
-            </w:r>
-          </w:p>
-        </w:tc>
-        <w:tc>
-          <w:tcPr>
-            <w:tcW w:type="dxa" w:w="1657"/>
-            <w:tcBorders>
-              <w:top w:val="single" w:color="9DB8C6" w:sz="4"/>
-              <w:left w:val="single" w:color="9DB8C6" w:sz="4"/>
-              <w:bottom w:val="single" w:color="9DB8C6" w:sz="4"/>
-              <w:right w:val="single" w:color="9DB8C6" w:sz="4"/>
-            </w:tcBorders>
-            <w:tcMar>
-              <w:top w:type="dxa" w:w="60"/>
-              <w:left w:type="dxa" w:w="90"/>
-              <w:bottom w:type="dxa" w:w="60"/>
-              <w:right w:type="dxa" w:w="90"/>
-            </w:tcMar>
-          </w:tcPr>
-          <w:p>
-            <w:r>
-              <w:rPr>
-                <w:rFonts w:ascii="Arial" w:cs="Arial" w:eastAsia="Arial" w:hAnsi="Arial"/>
-                <w:sz w:val="18"/>
-                <w:szCs w:val="18"/>
-              </w:rPr>
-              <w:t xml:space="preserve">Space, Enter</w:t>
-            </w:r>
-          </w:p>
-        </w:tc>
-        <w:tc>
-          <w:tcPr>
-            <w:tcW w:type="dxa" w:w="2402"/>
-            <w:tcBorders>
-              <w:top w:val="single" w:color="9DB8C6" w:sz="4"/>
-              <w:left w:val="single" w:color="9DB8C6" w:sz="4"/>
-              <w:bottom w:val="single" w:color="9DB8C6" w:sz="4"/>
-              <w:right w:val="single" w:color="9DB8C6" w:sz="4"/>
-            </w:tcBorders>
-            <w:tcMar>
-              <w:top w:type="dxa" w:w="60"/>
-              <w:left w:type="dxa" w:w="90"/>
-              <w:bottom w:type="dxa" w:w="60"/>
-              <w:right w:type="dxa" w:w="90"/>
-            </w:tcMar>
-          </w:tcPr>
-          <w:p>
-            <w:r>
-              <w:rPr>
-                <w:rFonts w:ascii="Arial" w:cs="Arial" w:eastAsia="Arial" w:hAnsi="Arial"/>
-                <w:sz w:val="18"/>
-                <w:szCs w:val="18"/>
-              </w:rPr>
-              <w:t xml:space="preserve">Fixed name ("Breakfast done") + </w:t>
-            </w:r>
-            <w:r>
-              <w:rPr>
-                <w:rFonts w:ascii="Consolas" w:cs="Consolas" w:eastAsia="Consolas" w:hAnsi="Consolas"/>
-                <w:color w:val="7A2E00"/>
-                <w:sz w:val="18"/>
-                <w:szCs w:val="18"/>
-              </w:rPr>
-              <w:t xml:space="preserve">aria-pressed</w:t>
-            </w:r>
-            <w:r>
-              <w:rPr>
-                <w:rFonts w:ascii="Arial" w:cs="Arial" w:eastAsia="Arial" w:hAnsi="Arial"/>
-                <w:sz w:val="18"/>
-                <w:szCs w:val="18"/>
-              </w:rPr>
-              <w:t xml:space="preserve"> — target pattern, see §9</w:t>
-            </w:r>
-          </w:p>
-        </w:tc>
-        <w:tc>
-          <w:tcPr>
-            <w:tcW w:type="dxa" w:w="2334"/>
-            <w:tcBorders>
-              <w:top w:val="single" w:color="9DB8C6" w:sz="4"/>
-              <w:left w:val="single" w:color="9DB8C6" w:sz="4"/>
-              <w:bottom w:val="single" w:color="9DB8C6" w:sz="4"/>
-              <w:right w:val="single" w:color="9DB8C6" w:sz="4"/>
-            </w:tcBorders>
-            <w:tcMar>
-              <w:top w:type="dxa" w:w="60"/>
-              <w:left w:type="dxa" w:w="90"/>
-              <w:bottom w:type="dxa" w:w="60"/>
-              <w:right w:type="dxa" w:w="90"/>
-            </w:tcMar>
-          </w:tcPr>
-          <w:p>
-            <w:r>
-              <w:rPr>
-                <w:rFonts w:ascii="Arial" w:cs="Arial" w:eastAsia="Arial" w:hAnsi="Arial"/>
-                <w:sz w:val="18"/>
-                <w:szCs w:val="18"/>
-              </w:rPr>
-              <w:t xml:space="preserve">Reversible</w:t>
+            <w:tcW w:type="dxa" w:w="1356"/>
+            <w:tcBorders>
+              <w:top w:val="single" w:color="9DB8C6" w:sz="4"/>
+              <w:left w:val="single" w:color="9DB8C6" w:sz="4"/>
+              <w:bottom w:val="single" w:color="9DB8C6" w:sz="4"/>
+              <w:right w:val="single" w:color="9DB8C6" w:sz="4"/>
+            </w:tcBorders>
+            <w:tcMar>
+              <w:top w:type="dxa" w:w="60"/>
+              <w:left w:type="dxa" w:w="90"/>
+              <w:bottom w:type="dxa" w:w="60"/>
+              <w:right w:type="dxa" w:w="90"/>
+            </w:tcMar>
+          </w:tcPr>
+          <w:p>
+            <w:r>
+              <w:rPr>
+                <w:rFonts w:ascii="Arial" w:cs="Arial" w:eastAsia="Arial" w:hAnsi="Arial"/>
+                <w:sz w:val="18"/>
+                <w:szCs w:val="18"/>
+              </w:rPr>
+              <w:t xml:space="preserve">Field group</w:t>
+            </w:r>
+          </w:p>
+        </w:tc>
+        <w:tc>
+          <w:tcPr>
+            <w:tcW w:type="dxa" w:w="2303"/>
+            <w:tcBorders>
+              <w:top w:val="single" w:color="9DB8C6" w:sz="4"/>
+              <w:left w:val="single" w:color="9DB8C6" w:sz="4"/>
+              <w:bottom w:val="single" w:color="9DB8C6" w:sz="4"/>
+              <w:right w:val="single" w:color="9DB8C6" w:sz="4"/>
+            </w:tcBorders>
+            <w:tcMar>
+              <w:top w:type="dxa" w:w="60"/>
+              <w:left w:type="dxa" w:w="90"/>
+              <w:bottom w:type="dxa" w:w="60"/>
+              <w:right w:type="dxa" w:w="90"/>
+            </w:tcMar>
+          </w:tcPr>
+          <w:p>
+            <w:r>
+              <w:rPr>
+                <w:rFonts w:ascii="Consolas" w:cs="Consolas" w:eastAsia="Consolas" w:hAnsi="Consolas"/>
+                <w:color w:val="7A2E00"/>
+                <w:sz w:val="18"/>
+                <w:szCs w:val="18"/>
+              </w:rPr>
+              <w:t xml:space="preserve">&lt;fieldset&gt;</w:t>
+            </w:r>
+            <w:r>
+              <w:rPr>
+                <w:rFonts w:ascii="Arial" w:cs="Arial" w:eastAsia="Arial" w:hAnsi="Arial"/>
+                <w:sz w:val="18"/>
+                <w:szCs w:val="18"/>
+              </w:rPr>
+              <w:t xml:space="preserve"> + </w:t>
+            </w:r>
+            <w:r>
+              <w:rPr>
+                <w:rFonts w:ascii="Consolas" w:cs="Consolas" w:eastAsia="Consolas" w:hAnsi="Consolas"/>
+                <w:color w:val="7A2E00"/>
+                <w:sz w:val="18"/>
+                <w:szCs w:val="18"/>
+              </w:rPr>
+              <w:t xml:space="preserve">&lt;legend&gt;</w:t>
+            </w:r>
+          </w:p>
+        </w:tc>
+        <w:tc>
+          <w:tcPr>
+            <w:tcW w:type="dxa" w:w="2303"/>
+            <w:tcBorders>
+              <w:top w:val="single" w:color="9DB8C6" w:sz="4"/>
+              <w:left w:val="single" w:color="9DB8C6" w:sz="4"/>
+              <w:bottom w:val="single" w:color="9DB8C6" w:sz="4"/>
+              <w:right w:val="single" w:color="9DB8C6" w:sz="4"/>
+            </w:tcBorders>
+            <w:tcMar>
+              <w:top w:type="dxa" w:w="60"/>
+              <w:left w:type="dxa" w:w="90"/>
+              <w:bottom w:type="dxa" w:w="60"/>
+              <w:right w:type="dxa" w:w="90"/>
+            </w:tcMar>
+          </w:tcPr>
+          <w:p>
+            <w:r>
+              <w:rPr>
+                <w:rFonts w:ascii="Arial" w:cs="Arial" w:eastAsia="Arial" w:hAnsi="Arial"/>
+                <w:sz w:val="18"/>
+                <w:szCs w:val="18"/>
+              </w:rPr>
+              <w:t xml:space="preserve">Native</w:t>
+            </w:r>
+          </w:p>
+        </w:tc>
+        <w:tc>
+          <w:tcPr>
+            <w:tcW w:type="dxa" w:w="1816"/>
+            <w:tcBorders>
+              <w:top w:val="single" w:color="9DB8C6" w:sz="4"/>
+              <w:left w:val="single" w:color="9DB8C6" w:sz="4"/>
+              <w:bottom w:val="single" w:color="9DB8C6" w:sz="4"/>
+              <w:right w:val="single" w:color="9DB8C6" w:sz="4"/>
+            </w:tcBorders>
+            <w:tcMar>
+              <w:top w:type="dxa" w:w="60"/>
+              <w:left w:type="dxa" w:w="90"/>
+              <w:bottom w:type="dxa" w:w="60"/>
+              <w:right w:type="dxa" w:w="90"/>
+            </w:tcMar>
+          </w:tcPr>
+          <w:p>
+            <w:r>
+              <w:rPr>
+                <w:rFonts w:ascii="Arial" w:cs="Arial" w:eastAsia="Arial" w:hAnsi="Arial"/>
+                <w:sz w:val="18"/>
+                <w:szCs w:val="18"/>
+              </w:rPr>
+              <w:t xml:space="preserve">Legend names the group</w:t>
+            </w:r>
+          </w:p>
+        </w:tc>
+        <w:tc>
+          <w:tcPr>
+            <w:tcW w:type="dxa" w:w="2302"/>
+            <w:tcBorders>
+              <w:top w:val="single" w:color="9DB8C6" w:sz="4"/>
+              <w:left w:val="single" w:color="9DB8C6" w:sz="4"/>
+              <w:bottom w:val="single" w:color="9DB8C6" w:sz="4"/>
+              <w:right w:val="single" w:color="9DB8C6" w:sz="4"/>
+            </w:tcBorders>
+            <w:tcMar>
+              <w:top w:type="dxa" w:w="60"/>
+              <w:left w:type="dxa" w:w="90"/>
+              <w:bottom w:type="dxa" w:w="60"/>
+              <w:right w:type="dxa" w:w="90"/>
+            </w:tcMar>
+          </w:tcPr>
+          <w:p>
+            <w:r>
+              <w:rPr>
+                <w:rFonts w:ascii="Arial" w:cs="Arial" w:eastAsia="Arial" w:hAnsi="Arial"/>
+                <w:sz w:val="18"/>
+                <w:szCs w:val="18"/>
+              </w:rPr>
+              <w:t xml:space="preserve">Schedule times</w:t>
             </w:r>
           </w:p>
         </w:tc>
@@ -13018,64 +13140,110 @@
         </w:trPr>
         <w:tc>
           <w:tcPr>
-            <w:tcW w:type="dxa" w:w="1353"/>
-            <w:tcBorders>
-              <w:top w:val="single" w:color="9DB8C6" w:sz="4"/>
-              <w:left w:val="single" w:color="9DB8C6" w:sz="4"/>
-              <w:bottom w:val="single" w:color="9DB8C6" w:sz="4"/>
-              <w:right w:val="single" w:color="9DB8C6" w:sz="4"/>
-            </w:tcBorders>
-            <w:tcMar>
-              <w:top w:type="dxa" w:w="60"/>
-              <w:left w:type="dxa" w:w="90"/>
-              <w:bottom w:type="dxa" w:w="60"/>
-              <w:right w:type="dxa" w:w="90"/>
-            </w:tcMar>
-          </w:tcPr>
-          <w:p>
-            <w:r>
-              <w:rPr>
-                <w:rFonts w:ascii="Arial" w:cs="Arial" w:eastAsia="Arial" w:hAnsi="Arial"/>
-                <w:sz w:val="18"/>
-                <w:szCs w:val="18"/>
-              </w:rPr>
-              <w:t xml:space="preserve">Filter group</w:t>
-            </w:r>
-          </w:p>
-        </w:tc>
-        <w:tc>
-          <w:tcPr>
-            <w:tcW w:type="dxa" w:w="2334"/>
-            <w:tcBorders>
-              <w:top w:val="single" w:color="9DB8C6" w:sz="4"/>
-              <w:left w:val="single" w:color="9DB8C6" w:sz="4"/>
-              <w:bottom w:val="single" w:color="9DB8C6" w:sz="4"/>
-              <w:right w:val="single" w:color="9DB8C6" w:sz="4"/>
-            </w:tcBorders>
-            <w:tcMar>
-              <w:top w:type="dxa" w:w="60"/>
-              <w:left w:type="dxa" w:w="90"/>
-              <w:bottom w:type="dxa" w:w="60"/>
-              <w:right w:type="dxa" w:w="90"/>
-            </w:tcMar>
-          </w:tcPr>
-          <w:p>
-            <w:r>
-              <w:rPr>
-                <w:rFonts w:ascii="Consolas" w:cs="Consolas" w:eastAsia="Consolas" w:hAnsi="Consolas"/>
-                <w:color w:val="7A2E00"/>
-                <w:sz w:val="18"/>
-                <w:szCs w:val="18"/>
-              </w:rPr>
-              <w:t xml:space="preserve">role="group" aria-label</w:t>
-            </w:r>
-            <w:r>
-              <w:rPr>
-                <w:rFonts w:ascii="Arial" w:cs="Arial" w:eastAsia="Arial" w:hAnsi="Arial"/>
-                <w:sz w:val="18"/>
-                <w:szCs w:val="18"/>
-              </w:rPr>
-              <w:t xml:space="preserve"> + </w:t>
+            <w:tcW w:type="dxa" w:w="1356"/>
+            <w:tcBorders>
+              <w:top w:val="single" w:color="9DB8C6" w:sz="4"/>
+              <w:left w:val="single" w:color="9DB8C6" w:sz="4"/>
+              <w:bottom w:val="single" w:color="9DB8C6" w:sz="4"/>
+              <w:right w:val="single" w:color="9DB8C6" w:sz="4"/>
+            </w:tcBorders>
+            <w:tcMar>
+              <w:top w:type="dxa" w:w="60"/>
+              <w:left w:type="dxa" w:w="90"/>
+              <w:bottom w:type="dxa" w:w="60"/>
+              <w:right w:type="dxa" w:w="90"/>
+            </w:tcMar>
+          </w:tcPr>
+          <w:p>
+            <w:r>
+              <w:rPr>
+                <w:rFonts w:ascii="Arial" w:cs="Arial" w:eastAsia="Arial" w:hAnsi="Arial"/>
+                <w:sz w:val="18"/>
+                <w:szCs w:val="18"/>
+              </w:rPr>
+              <w:t xml:space="preserve">Done toggle</w:t>
+            </w:r>
+          </w:p>
+        </w:tc>
+        <w:tc>
+          <w:tcPr>
+            <w:tcW w:type="dxa" w:w="2303"/>
+            <w:tcBorders>
+              <w:top w:val="single" w:color="9DB8C6" w:sz="4"/>
+              <w:left w:val="single" w:color="9DB8C6" w:sz="4"/>
+              <w:bottom w:val="single" w:color="9DB8C6" w:sz="4"/>
+              <w:right w:val="single" w:color="9DB8C6" w:sz="4"/>
+            </w:tcBorders>
+            <w:tcMar>
+              <w:top w:type="dxa" w:w="60"/>
+              <w:left w:type="dxa" w:w="90"/>
+              <w:bottom w:type="dxa" w:w="60"/>
+              <w:right w:type="dxa" w:w="90"/>
+            </w:tcMar>
+          </w:tcPr>
+          <w:p>
+            <w:r>
+              <w:rPr>
+                <w:rFonts w:ascii="Consolas" w:cs="Consolas" w:eastAsia="Consolas" w:hAnsi="Consolas"/>
+                <w:color w:val="7A2E00"/>
+                <w:sz w:val="18"/>
+                <w:szCs w:val="18"/>
+              </w:rPr>
+              <w:t xml:space="preserve">&lt;button aria-pressed&gt;</w:t>
+            </w:r>
+          </w:p>
+        </w:tc>
+        <w:tc>
+          <w:tcPr>
+            <w:tcW w:type="dxa" w:w="2303"/>
+            <w:tcBorders>
+              <w:top w:val="single" w:color="9DB8C6" w:sz="4"/>
+              <w:left w:val="single" w:color="9DB8C6" w:sz="4"/>
+              <w:bottom w:val="single" w:color="9DB8C6" w:sz="4"/>
+              <w:right w:val="single" w:color="9DB8C6" w:sz="4"/>
+            </w:tcBorders>
+            <w:tcMar>
+              <w:top w:type="dxa" w:w="60"/>
+              <w:left w:type="dxa" w:w="90"/>
+              <w:bottom w:type="dxa" w:w="60"/>
+              <w:right w:type="dxa" w:w="90"/>
+            </w:tcMar>
+          </w:tcPr>
+          <w:p>
+            <w:r>
+              <w:rPr>
+                <w:rFonts w:ascii="Arial" w:cs="Arial" w:eastAsia="Arial" w:hAnsi="Arial"/>
+                <w:sz w:val="18"/>
+                <w:szCs w:val="18"/>
+              </w:rPr>
+              <w:t xml:space="preserve">Space, Enter</w:t>
+            </w:r>
+          </w:p>
+        </w:tc>
+        <w:tc>
+          <w:tcPr>
+            <w:tcW w:type="dxa" w:w="1816"/>
+            <w:tcBorders>
+              <w:top w:val="single" w:color="9DB8C6" w:sz="4"/>
+              <w:left w:val="single" w:color="9DB8C6" w:sz="4"/>
+              <w:bottom w:val="single" w:color="9DB8C6" w:sz="4"/>
+              <w:right w:val="single" w:color="9DB8C6" w:sz="4"/>
+            </w:tcBorders>
+            <w:tcMar>
+              <w:top w:type="dxa" w:w="60"/>
+              <w:left w:type="dxa" w:w="90"/>
+              <w:bottom w:type="dxa" w:w="60"/>
+              <w:right w:type="dxa" w:w="90"/>
+            </w:tcMar>
+          </w:tcPr>
+          <w:p>
+            <w:r>
+              <w:rPr>
+                <w:rFonts w:ascii="Arial" w:cs="Arial" w:eastAsia="Arial" w:hAnsi="Arial"/>
+                <w:sz w:val="18"/>
+                <w:szCs w:val="18"/>
+              </w:rPr>
+              <w:t xml:space="preserve">Fixed name ("Breakfast done") + </w:t>
             </w:r>
             <w:r>
               <w:rPr>
@@ -13092,88 +13260,34 @@
                 <w:sz w:val="18"/>
                 <w:szCs w:val="18"/>
               </w:rPr>
-              <w:t xml:space="preserve"> buttons</w:t>
-            </w:r>
-          </w:p>
-        </w:tc>
-        <w:tc>
-          <w:tcPr>
-            <w:tcW w:type="dxa" w:w="1657"/>
-            <w:tcBorders>
-              <w:top w:val="single" w:color="9DB8C6" w:sz="4"/>
-              <w:left w:val="single" w:color="9DB8C6" w:sz="4"/>
-              <w:bottom w:val="single" w:color="9DB8C6" w:sz="4"/>
-              <w:right w:val="single" w:color="9DB8C6" w:sz="4"/>
-            </w:tcBorders>
-            <w:tcMar>
-              <w:top w:type="dxa" w:w="60"/>
-              <w:left w:type="dxa" w:w="90"/>
-              <w:bottom w:type="dxa" w:w="60"/>
-              <w:right w:type="dxa" w:w="90"/>
-            </w:tcMar>
-          </w:tcPr>
-          <w:p>
-            <w:r>
-              <w:rPr>
-                <w:rFonts w:ascii="Arial" w:cs="Arial" w:eastAsia="Arial" w:hAnsi="Arial"/>
-                <w:sz w:val="18"/>
-                <w:szCs w:val="18"/>
-              </w:rPr>
-              <w:t xml:space="preserve">Tab, Space</w:t>
-            </w:r>
-          </w:p>
-        </w:tc>
-        <w:tc>
-          <w:tcPr>
-            <w:tcW w:type="dxa" w:w="2402"/>
-            <w:tcBorders>
-              <w:top w:val="single" w:color="9DB8C6" w:sz="4"/>
-              <w:left w:val="single" w:color="9DB8C6" w:sz="4"/>
-              <w:bottom w:val="single" w:color="9DB8C6" w:sz="4"/>
-              <w:right w:val="single" w:color="9DB8C6" w:sz="4"/>
-            </w:tcBorders>
-            <w:tcMar>
-              <w:top w:type="dxa" w:w="60"/>
-              <w:left w:type="dxa" w:w="90"/>
-              <w:bottom w:type="dxa" w:w="60"/>
-              <w:right w:type="dxa" w:w="90"/>
-            </w:tcMar>
-          </w:tcPr>
-          <w:p>
-            <w:r>
-              <w:rPr>
-                <w:rFonts w:ascii="Arial" w:cs="Arial" w:eastAsia="Arial" w:hAnsi="Arial"/>
-                <w:sz w:val="18"/>
-                <w:szCs w:val="18"/>
-              </w:rPr>
-              <w:t xml:space="preserve">Group name</w:t>
-            </w:r>
-          </w:p>
-        </w:tc>
-        <w:tc>
-          <w:tcPr>
-            <w:tcW w:type="dxa" w:w="2334"/>
-            <w:tcBorders>
-              <w:top w:val="single" w:color="9DB8C6" w:sz="4"/>
-              <w:left w:val="single" w:color="9DB8C6" w:sz="4"/>
-              <w:bottom w:val="single" w:color="9DB8C6" w:sz="4"/>
-              <w:right w:val="single" w:color="9DB8C6" w:sz="4"/>
-            </w:tcBorders>
-            <w:tcMar>
-              <w:top w:type="dxa" w:w="60"/>
-              <w:left w:type="dxa" w:w="90"/>
-              <w:bottom w:type="dxa" w:w="60"/>
-              <w:right w:type="dxa" w:w="90"/>
-            </w:tcMar>
-          </w:tcPr>
-          <w:p>
-            <w:r>
-              <w:rPr>
-                <w:rFonts w:ascii="Arial" w:cs="Arial" w:eastAsia="Arial" w:hAnsi="Arial"/>
-                <w:sz w:val="18"/>
-                <w:szCs w:val="18"/>
-              </w:rPr>
-              <w:t xml:space="preserve">Memories, note priority</w:t>
+              <w:t xml:space="preserve"> — target pattern, see §9</w:t>
+            </w:r>
+          </w:p>
+        </w:tc>
+        <w:tc>
+          <w:tcPr>
+            <w:tcW w:type="dxa" w:w="2302"/>
+            <w:tcBorders>
+              <w:top w:val="single" w:color="9DB8C6" w:sz="4"/>
+              <w:left w:val="single" w:color="9DB8C6" w:sz="4"/>
+              <w:bottom w:val="single" w:color="9DB8C6" w:sz="4"/>
+              <w:right w:val="single" w:color="9DB8C6" w:sz="4"/>
+            </w:tcBorders>
+            <w:tcMar>
+              <w:top w:type="dxa" w:w="60"/>
+              <w:left w:type="dxa" w:w="90"/>
+              <w:bottom w:type="dxa" w:w="60"/>
+              <w:right w:type="dxa" w:w="90"/>
+            </w:tcMar>
+          </w:tcPr>
+          <w:p>
+            <w:r>
+              <w:rPr>
+                <w:rFonts w:ascii="Arial" w:cs="Arial" w:eastAsia="Arial" w:hAnsi="Arial"/>
+                <w:sz w:val="18"/>
+                <w:szCs w:val="18"/>
+              </w:rPr>
+              <w:t xml:space="preserve">Reversible</w:t>
             </w:r>
           </w:p>
         </w:tc>
@@ -13184,73 +13298,56 @@
         </w:trPr>
         <w:tc>
           <w:tcPr>
-            <w:tcW w:type="dxa" w:w="1353"/>
-            <w:tcBorders>
-              <w:top w:val="single" w:color="9DB8C6" w:sz="4"/>
-              <w:left w:val="single" w:color="9DB8C6" w:sz="4"/>
-              <w:bottom w:val="single" w:color="9DB8C6" w:sz="4"/>
-              <w:right w:val="single" w:color="9DB8C6" w:sz="4"/>
-            </w:tcBorders>
-            <w:tcMar>
-              <w:top w:type="dxa" w:w="60"/>
-              <w:left w:type="dxa" w:w="90"/>
-              <w:bottom w:type="dxa" w:w="60"/>
-              <w:right w:type="dxa" w:w="90"/>
-            </w:tcMar>
-          </w:tcPr>
-          <w:p>
-            <w:r>
-              <w:rPr>
-                <w:rFonts w:ascii="Arial" w:cs="Arial" w:eastAsia="Arial" w:hAnsi="Arial"/>
-                <w:sz w:val="18"/>
-                <w:szCs w:val="18"/>
-              </w:rPr>
-              <w:t xml:space="preserve">Card (</w:t>
-            </w:r>
-            <w:r>
-              <w:rPr>
-                <w:rFonts w:ascii="Consolas" w:cs="Consolas" w:eastAsia="Consolas" w:hAnsi="Consolas"/>
-                <w:color w:val="7A2E00"/>
-                <w:sz w:val="18"/>
-                <w:szCs w:val="18"/>
-              </w:rPr>
-              <w:t xml:space="preserve">Card.tsx</w:t>
-            </w:r>
-            <w:r>
-              <w:rPr>
-                <w:rFonts w:ascii="Arial" w:cs="Arial" w:eastAsia="Arial" w:hAnsi="Arial"/>
-                <w:sz w:val="18"/>
-                <w:szCs w:val="18"/>
-              </w:rPr>
-              <w:t xml:space="preserve">)</w:t>
-            </w:r>
-          </w:p>
-        </w:tc>
-        <w:tc>
-          <w:tcPr>
-            <w:tcW w:type="dxa" w:w="2334"/>
-            <w:tcBorders>
-              <w:top w:val="single" w:color="9DB8C6" w:sz="4"/>
-              <w:left w:val="single" w:color="9DB8C6" w:sz="4"/>
-              <w:bottom w:val="single" w:color="9DB8C6" w:sz="4"/>
-              <w:right w:val="single" w:color="9DB8C6" w:sz="4"/>
-            </w:tcBorders>
-            <w:tcMar>
-              <w:top w:type="dxa" w:w="60"/>
-              <w:left w:type="dxa" w:w="90"/>
-              <w:bottom w:type="dxa" w:w="60"/>
-              <w:right w:type="dxa" w:w="90"/>
-            </w:tcMar>
-          </w:tcPr>
-          <w:p>
-            <w:r>
-              <w:rPr>
-                <w:rFonts w:ascii="Consolas" w:cs="Consolas" w:eastAsia="Consolas" w:hAnsi="Consolas"/>
-                <w:color w:val="7A2E00"/>
-                <w:sz w:val="18"/>
-                <w:szCs w:val="18"/>
-              </w:rPr>
-              <w:t xml:space="preserve">&lt;section aria-label&gt;</w:t>
+            <w:tcW w:type="dxa" w:w="1356"/>
+            <w:tcBorders>
+              <w:top w:val="single" w:color="9DB8C6" w:sz="4"/>
+              <w:left w:val="single" w:color="9DB8C6" w:sz="4"/>
+              <w:bottom w:val="single" w:color="9DB8C6" w:sz="4"/>
+              <w:right w:val="single" w:color="9DB8C6" w:sz="4"/>
+            </w:tcBorders>
+            <w:tcMar>
+              <w:top w:type="dxa" w:w="60"/>
+              <w:left w:type="dxa" w:w="90"/>
+              <w:bottom w:type="dxa" w:w="60"/>
+              <w:right w:type="dxa" w:w="90"/>
+            </w:tcMar>
+          </w:tcPr>
+          <w:p>
+            <w:r>
+              <w:rPr>
+                <w:rFonts w:ascii="Arial" w:cs="Arial" w:eastAsia="Arial" w:hAnsi="Arial"/>
+                <w:sz w:val="18"/>
+                <w:szCs w:val="18"/>
+              </w:rPr>
+              <w:t xml:space="preserve">Filter group</w:t>
+            </w:r>
+          </w:p>
+        </w:tc>
+        <w:tc>
+          <w:tcPr>
+            <w:tcW w:type="dxa" w:w="2303"/>
+            <w:tcBorders>
+              <w:top w:val="single" w:color="9DB8C6" w:sz="4"/>
+              <w:left w:val="single" w:color="9DB8C6" w:sz="4"/>
+              <w:bottom w:val="single" w:color="9DB8C6" w:sz="4"/>
+              <w:right w:val="single" w:color="9DB8C6" w:sz="4"/>
+            </w:tcBorders>
+            <w:tcMar>
+              <w:top w:type="dxa" w:w="60"/>
+              <w:left w:type="dxa" w:w="90"/>
+              <w:bottom w:type="dxa" w:w="60"/>
+              <w:right w:type="dxa" w:w="90"/>
+            </w:tcMar>
+          </w:tcPr>
+          <w:p>
+            <w:r>
+              <w:rPr>
+                <w:rFonts w:ascii="Consolas" w:cs="Consolas" w:eastAsia="Consolas" w:hAnsi="Consolas"/>
+                <w:color w:val="7A2E00"/>
+                <w:sz w:val="18"/>
+                <w:szCs w:val="18"/>
+              </w:rPr>
+              <w:t xml:space="preserve">role="group" aria-label</w:t>
             </w:r>
             <w:r>
               <w:rPr>
@@ -13267,97 +13364,96 @@
                 <w:sz w:val="18"/>
                 <w:szCs w:val="18"/>
               </w:rPr>
-              <w:t xml:space="preserve">&lt;hN&gt;</w:t>
-            </w:r>
-          </w:p>
-        </w:tc>
-        <w:tc>
-          <w:tcPr>
-            <w:tcW w:type="dxa" w:w="1657"/>
-            <w:tcBorders>
-              <w:top w:val="single" w:color="9DB8C6" w:sz="4"/>
-              <w:left w:val="single" w:color="9DB8C6" w:sz="4"/>
-              <w:bottom w:val="single" w:color="9DB8C6" w:sz="4"/>
-              <w:right w:val="single" w:color="9DB8C6" w:sz="4"/>
-            </w:tcBorders>
-            <w:tcMar>
-              <w:top w:type="dxa" w:w="60"/>
-              <w:left w:type="dxa" w:w="90"/>
-              <w:bottom w:type="dxa" w:w="60"/>
-              <w:right w:type="dxa" w:w="90"/>
-            </w:tcMar>
-          </w:tcPr>
-          <w:p>
-            <w:r>
-              <w:rPr>
-                <w:rFonts w:ascii="Arial" w:cs="Arial" w:eastAsia="Arial" w:hAnsi="Arial"/>
-                <w:sz w:val="18"/>
-                <w:szCs w:val="18"/>
-              </w:rPr>
-              <w:t xml:space="preserve">—</w:t>
-            </w:r>
-          </w:p>
-        </w:tc>
-        <w:tc>
-          <w:tcPr>
-            <w:tcW w:type="dxa" w:w="2402"/>
-            <w:tcBorders>
-              <w:top w:val="single" w:color="9DB8C6" w:sz="4"/>
-              <w:left w:val="single" w:color="9DB8C6" w:sz="4"/>
-              <w:bottom w:val="single" w:color="9DB8C6" w:sz="4"/>
-              <w:right w:val="single" w:color="9DB8C6" w:sz="4"/>
-            </w:tcBorders>
-            <w:tcMar>
-              <w:top w:type="dxa" w:w="60"/>
-              <w:left w:type="dxa" w:w="90"/>
-              <w:bottom w:type="dxa" w:w="60"/>
-              <w:right w:type="dxa" w:w="90"/>
-            </w:tcMar>
-          </w:tcPr>
-          <w:p>
-            <w:r>
-              <w:rPr>
-                <w:rFonts w:ascii="Arial" w:cs="Arial" w:eastAsia="Arial" w:hAnsi="Arial"/>
-                <w:sz w:val="18"/>
-                <w:szCs w:val="18"/>
-              </w:rPr>
-              <w:t xml:space="preserve">Region named by its heading</w:t>
-            </w:r>
-          </w:p>
-        </w:tc>
-        <w:tc>
-          <w:tcPr>
-            <w:tcW w:type="dxa" w:w="2334"/>
-            <w:tcBorders>
-              <w:top w:val="single" w:color="9DB8C6" w:sz="4"/>
-              <w:left w:val="single" w:color="9DB8C6" w:sz="4"/>
-              <w:bottom w:val="single" w:color="9DB8C6" w:sz="4"/>
-              <w:right w:val="single" w:color="9DB8C6" w:sz="4"/>
-            </w:tcBorders>
-            <w:tcMar>
-              <w:top w:type="dxa" w:w="60"/>
-              <w:left w:type="dxa" w:w="90"/>
-              <w:bottom w:type="dxa" w:w="60"/>
-              <w:right w:type="dxa" w:w="90"/>
-            </w:tcMar>
-          </w:tcPr>
-          <w:p>
-            <w:r>
-              <w:rPr>
-                <w:rFonts w:ascii="Consolas" w:cs="Consolas" w:eastAsia="Consolas" w:hAnsi="Consolas"/>
-                <w:color w:val="7A2E00"/>
-                <w:sz w:val="18"/>
-                <w:szCs w:val="18"/>
-              </w:rPr>
-              <w:t xml:space="preserve">headingLevel</w:t>
-            </w:r>
-            <w:r>
-              <w:rPr>
-                <w:rFonts w:ascii="Arial" w:cs="Arial" w:eastAsia="Arial" w:hAnsi="Arial"/>
-                <w:sz w:val="18"/>
-                <w:szCs w:val="18"/>
-              </w:rPr>
-              <w:t xml:space="preserve"> prop</w:t>
+              <w:t xml:space="preserve">aria-pressed</w:t>
+            </w:r>
+            <w:r>
+              <w:rPr>
+                <w:rFonts w:ascii="Arial" w:cs="Arial" w:eastAsia="Arial" w:hAnsi="Arial"/>
+                <w:sz w:val="18"/>
+                <w:szCs w:val="18"/>
+              </w:rPr>
+              <w:t xml:space="preserve"> buttons</w:t>
+            </w:r>
+          </w:p>
+        </w:tc>
+        <w:tc>
+          <w:tcPr>
+            <w:tcW w:type="dxa" w:w="2303"/>
+            <w:tcBorders>
+              <w:top w:val="single" w:color="9DB8C6" w:sz="4"/>
+              <w:left w:val="single" w:color="9DB8C6" w:sz="4"/>
+              <w:bottom w:val="single" w:color="9DB8C6" w:sz="4"/>
+              <w:right w:val="single" w:color="9DB8C6" w:sz="4"/>
+            </w:tcBorders>
+            <w:tcMar>
+              <w:top w:type="dxa" w:w="60"/>
+              <w:left w:type="dxa" w:w="90"/>
+              <w:bottom w:type="dxa" w:w="60"/>
+              <w:right w:type="dxa" w:w="90"/>
+            </w:tcMar>
+          </w:tcPr>
+          <w:p>
+            <w:r>
+              <w:rPr>
+                <w:rFonts w:ascii="Arial" w:cs="Arial" w:eastAsia="Arial" w:hAnsi="Arial"/>
+                <w:sz w:val="18"/>
+                <w:szCs w:val="18"/>
+              </w:rPr>
+              <w:t xml:space="preserve">Tab, Space</w:t>
+            </w:r>
+          </w:p>
+        </w:tc>
+        <w:tc>
+          <w:tcPr>
+            <w:tcW w:type="dxa" w:w="1816"/>
+            <w:tcBorders>
+              <w:top w:val="single" w:color="9DB8C6" w:sz="4"/>
+              <w:left w:val="single" w:color="9DB8C6" w:sz="4"/>
+              <w:bottom w:val="single" w:color="9DB8C6" w:sz="4"/>
+              <w:right w:val="single" w:color="9DB8C6" w:sz="4"/>
+            </w:tcBorders>
+            <w:tcMar>
+              <w:top w:type="dxa" w:w="60"/>
+              <w:left w:type="dxa" w:w="90"/>
+              <w:bottom w:type="dxa" w:w="60"/>
+              <w:right w:type="dxa" w:w="90"/>
+            </w:tcMar>
+          </w:tcPr>
+          <w:p>
+            <w:r>
+              <w:rPr>
+                <w:rFonts w:ascii="Arial" w:cs="Arial" w:eastAsia="Arial" w:hAnsi="Arial"/>
+                <w:sz w:val="18"/>
+                <w:szCs w:val="18"/>
+              </w:rPr>
+              <w:t xml:space="preserve">Group name</w:t>
+            </w:r>
+          </w:p>
+        </w:tc>
+        <w:tc>
+          <w:tcPr>
+            <w:tcW w:type="dxa" w:w="2302"/>
+            <w:tcBorders>
+              <w:top w:val="single" w:color="9DB8C6" w:sz="4"/>
+              <w:left w:val="single" w:color="9DB8C6" w:sz="4"/>
+              <w:bottom w:val="single" w:color="9DB8C6" w:sz="4"/>
+              <w:right w:val="single" w:color="9DB8C6" w:sz="4"/>
+            </w:tcBorders>
+            <w:tcMar>
+              <w:top w:type="dxa" w:w="60"/>
+              <w:left w:type="dxa" w:w="90"/>
+              <w:bottom w:type="dxa" w:w="60"/>
+              <w:right w:type="dxa" w:w="90"/>
+            </w:tcMar>
+          </w:tcPr>
+          <w:p>
+            <w:r>
+              <w:rPr>
+                <w:rFonts w:ascii="Arial" w:cs="Arial" w:eastAsia="Arial" w:hAnsi="Arial"/>
+                <w:sz w:val="18"/>
+                <w:szCs w:val="18"/>
+              </w:rPr>
+              <w:t xml:space="preserve">Memories, note priority</w:t>
             </w:r>
           </w:p>
         </w:tc>
@@ -13368,79 +13464,96 @@
         </w:trPr>
         <w:tc>
           <w:tcPr>
-            <w:tcW w:type="dxa" w:w="1353"/>
-            <w:tcBorders>
-              <w:top w:val="single" w:color="9DB8C6" w:sz="4"/>
-              <w:left w:val="single" w:color="9DB8C6" w:sz="4"/>
-              <w:bottom w:val="single" w:color="9DB8C6" w:sz="4"/>
-              <w:right w:val="single" w:color="9DB8C6" w:sz="4"/>
-            </w:tcBorders>
-            <w:tcMar>
-              <w:top w:type="dxa" w:w="60"/>
-              <w:left w:type="dxa" w:w="90"/>
-              <w:bottom w:type="dxa" w:w="60"/>
-              <w:right w:type="dxa" w:w="90"/>
-            </w:tcMar>
-          </w:tcPr>
-          <w:p>
-            <w:r>
-              <w:rPr>
-                <w:rFonts w:ascii="Arial" w:cs="Arial" w:eastAsia="Arial" w:hAnsi="Arial"/>
-                <w:sz w:val="18"/>
-                <w:szCs w:val="18"/>
-              </w:rPr>
-              <w:t xml:space="preserve">List items</w:t>
-            </w:r>
-          </w:p>
-        </w:tc>
-        <w:tc>
-          <w:tcPr>
-            <w:tcW w:type="dxa" w:w="2334"/>
-            <w:tcBorders>
-              <w:top w:val="single" w:color="9DB8C6" w:sz="4"/>
-              <w:left w:val="single" w:color="9DB8C6" w:sz="4"/>
-              <w:bottom w:val="single" w:color="9DB8C6" w:sz="4"/>
-              <w:right w:val="single" w:color="9DB8C6" w:sz="4"/>
-            </w:tcBorders>
-            <w:tcMar>
-              <w:top w:type="dxa" w:w="60"/>
-              <w:left w:type="dxa" w:w="90"/>
-              <w:bottom w:type="dxa" w:w="60"/>
-              <w:right w:type="dxa" w:w="90"/>
-            </w:tcMar>
-          </w:tcPr>
-          <w:p>
-            <w:r>
-              <w:rPr>
-                <w:rFonts w:ascii="Consolas" w:cs="Consolas" w:eastAsia="Consolas" w:hAnsi="Consolas"/>
-                <w:color w:val="7A2E00"/>
-                <w:sz w:val="18"/>
-                <w:szCs w:val="18"/>
-              </w:rPr>
-              <w:t xml:space="preserve">&lt;article&gt;</w:t>
-            </w:r>
-            <w:r>
-              <w:rPr>
-                <w:rFonts w:ascii="Arial" w:cs="Arial" w:eastAsia="Arial" w:hAnsi="Arial"/>
-                <w:sz w:val="18"/>
-                <w:szCs w:val="18"/>
-              </w:rPr>
-              <w:t xml:space="preserve"> inside </w:t>
-            </w:r>
-            <w:r>
-              <w:rPr>
-                <w:rFonts w:ascii="Consolas" w:cs="Consolas" w:eastAsia="Consolas" w:hAnsi="Consolas"/>
-                <w:color w:val="7A2E00"/>
-                <w:sz w:val="18"/>
-                <w:szCs w:val="18"/>
-              </w:rPr>
-              <w:t xml:space="preserve">&lt;li&gt;</w:t>
-            </w:r>
-          </w:p>
-        </w:tc>
-        <w:tc>
-          <w:tcPr>
-            <w:tcW w:type="dxa" w:w="1657"/>
+            <w:tcW w:type="dxa" w:w="1356"/>
+            <w:tcBorders>
+              <w:top w:val="single" w:color="9DB8C6" w:sz="4"/>
+              <w:left w:val="single" w:color="9DB8C6" w:sz="4"/>
+              <w:bottom w:val="single" w:color="9DB8C6" w:sz="4"/>
+              <w:right w:val="single" w:color="9DB8C6" w:sz="4"/>
+            </w:tcBorders>
+            <w:tcMar>
+              <w:top w:type="dxa" w:w="60"/>
+              <w:left w:type="dxa" w:w="90"/>
+              <w:bottom w:type="dxa" w:w="60"/>
+              <w:right w:type="dxa" w:w="90"/>
+            </w:tcMar>
+          </w:tcPr>
+          <w:p>
+            <w:r>
+              <w:rPr>
+                <w:rFonts w:ascii="Arial" w:cs="Arial" w:eastAsia="Arial" w:hAnsi="Arial"/>
+                <w:sz w:val="18"/>
+                <w:szCs w:val="18"/>
+              </w:rPr>
+              <w:t xml:space="preserve">Card (</w:t>
+            </w:r>
+            <w:r>
+              <w:rPr>
+                <w:rFonts w:ascii="Consolas" w:cs="Consolas" w:eastAsia="Consolas" w:hAnsi="Consolas"/>
+                <w:color w:val="7A2E00"/>
+                <w:sz w:val="18"/>
+                <w:szCs w:val="18"/>
+              </w:rPr>
+              <w:t xml:space="preserve">Card.tsx</w:t>
+            </w:r>
+            <w:r>
+              <w:rPr>
+                <w:rFonts w:ascii="Arial" w:cs="Arial" w:eastAsia="Arial" w:hAnsi="Arial"/>
+                <w:sz w:val="18"/>
+                <w:szCs w:val="18"/>
+              </w:rPr>
+              <w:t xml:space="preserve">)</w:t>
+            </w:r>
+          </w:p>
+        </w:tc>
+        <w:tc>
+          <w:tcPr>
+            <w:tcW w:type="dxa" w:w="2303"/>
+            <w:tcBorders>
+              <w:top w:val="single" w:color="9DB8C6" w:sz="4"/>
+              <w:left w:val="single" w:color="9DB8C6" w:sz="4"/>
+              <w:bottom w:val="single" w:color="9DB8C6" w:sz="4"/>
+              <w:right w:val="single" w:color="9DB8C6" w:sz="4"/>
+            </w:tcBorders>
+            <w:tcMar>
+              <w:top w:type="dxa" w:w="60"/>
+              <w:left w:type="dxa" w:w="90"/>
+              <w:bottom w:type="dxa" w:w="60"/>
+              <w:right w:type="dxa" w:w="90"/>
+            </w:tcMar>
+          </w:tcPr>
+          <w:p>
+            <w:r>
+              <w:rPr>
+                <w:rFonts w:ascii="Consolas" w:cs="Consolas" w:eastAsia="Consolas" w:hAnsi="Consolas"/>
+                <w:color w:val="7A2E00"/>
+                <w:sz w:val="18"/>
+                <w:szCs w:val="18"/>
+              </w:rPr>
+              <w:t xml:space="preserve">&lt;section aria-label&gt;</w:t>
+            </w:r>
+            <w:r>
+              <w:rPr>
+                <w:rFonts w:ascii="Arial" w:cs="Arial" w:eastAsia="Arial" w:hAnsi="Arial"/>
+                <w:sz w:val="18"/>
+                <w:szCs w:val="18"/>
+              </w:rPr>
+              <w:t xml:space="preserve"> + </w:t>
+            </w:r>
+            <w:r>
+              <w:rPr>
+                <w:rFonts w:ascii="Consolas" w:cs="Consolas" w:eastAsia="Consolas" w:hAnsi="Consolas"/>
+                <w:color w:val="7A2E00"/>
+                <w:sz w:val="18"/>
+                <w:szCs w:val="18"/>
+              </w:rPr>
+              <w:t xml:space="preserve">&lt;hN&gt;</w:t>
+            </w:r>
+          </w:p>
+        </w:tc>
+        <w:tc>
+          <w:tcPr>
+            <w:tcW w:type="dxa" w:w="2303"/>
             <w:tcBorders>
               <w:top w:val="single" w:color="9DB8C6" w:sz="4"/>
               <w:left w:val="single" w:color="9DB8C6" w:sz="4"/>
@@ -13467,64 +13580,64 @@
         </w:tc>
         <w:tc>
           <w:tcPr>
-            <w:tcW w:type="dxa" w:w="2402"/>
-            <w:tcBorders>
-              <w:top w:val="single" w:color="9DB8C6" w:sz="4"/>
-              <w:left w:val="single" w:color="9DB8C6" w:sz="4"/>
-              <w:bottom w:val="single" w:color="9DB8C6" w:sz="4"/>
-              <w:right w:val="single" w:color="9DB8C6" w:sz="4"/>
-            </w:tcBorders>
-            <w:tcMar>
-              <w:top w:type="dxa" w:w="60"/>
-              <w:left w:type="dxa" w:w="90"/>
-              <w:bottom w:type="dxa" w:w="60"/>
-              <w:right w:type="dxa" w:w="90"/>
-            </w:tcMar>
-          </w:tcPr>
-          <w:p>
-            <w:r>
-              <w:rPr>
-                <w:rFonts w:ascii="Consolas" w:cs="Consolas" w:eastAsia="Consolas" w:hAnsi="Consolas"/>
-                <w:color w:val="7A2E00"/>
-                <w:sz w:val="18"/>
-                <w:szCs w:val="18"/>
-              </w:rPr>
-              <w:t xml:space="preserve">aria-label</w:t>
-            </w:r>
-            <w:r>
-              <w:rPr>
-                <w:rFonts w:ascii="Arial" w:cs="Arial" w:eastAsia="Arial" w:hAnsi="Arial"/>
-                <w:sz w:val="18"/>
-                <w:szCs w:val="18"/>
-              </w:rPr>
-              <w:t xml:space="preserve"> on the article where the visible text is split</w:t>
-            </w:r>
-          </w:p>
-        </w:tc>
-        <w:tc>
-          <w:tcPr>
-            <w:tcW w:type="dxa" w:w="2334"/>
-            <w:tcBorders>
-              <w:top w:val="single" w:color="9DB8C6" w:sz="4"/>
-              <w:left w:val="single" w:color="9DB8C6" w:sz="4"/>
-              <w:bottom w:val="single" w:color="9DB8C6" w:sz="4"/>
-              <w:right w:val="single" w:color="9DB8C6" w:sz="4"/>
-            </w:tcBorders>
-            <w:tcMar>
-              <w:top w:type="dxa" w:w="60"/>
-              <w:left w:type="dxa" w:w="90"/>
-              <w:bottom w:type="dxa" w:w="60"/>
-              <w:right w:type="dxa" w:w="90"/>
-            </w:tcMar>
-          </w:tcPr>
-          <w:p>
-            <w:r>
-              <w:rPr>
-                <w:rFonts w:ascii="Arial" w:cs="Arial" w:eastAsia="Arial" w:hAnsi="Arial"/>
-                <w:sz w:val="18"/>
-                <w:szCs w:val="18"/>
-              </w:rPr>
-              <w:t xml:space="preserve">Schedule, medicines, memories, contacts</w:t>
+            <w:tcW w:type="dxa" w:w="1816"/>
+            <w:tcBorders>
+              <w:top w:val="single" w:color="9DB8C6" w:sz="4"/>
+              <w:left w:val="single" w:color="9DB8C6" w:sz="4"/>
+              <w:bottom w:val="single" w:color="9DB8C6" w:sz="4"/>
+              <w:right w:val="single" w:color="9DB8C6" w:sz="4"/>
+            </w:tcBorders>
+            <w:tcMar>
+              <w:top w:type="dxa" w:w="60"/>
+              <w:left w:type="dxa" w:w="90"/>
+              <w:bottom w:type="dxa" w:w="60"/>
+              <w:right w:type="dxa" w:w="90"/>
+            </w:tcMar>
+          </w:tcPr>
+          <w:p>
+            <w:r>
+              <w:rPr>
+                <w:rFonts w:ascii="Arial" w:cs="Arial" w:eastAsia="Arial" w:hAnsi="Arial"/>
+                <w:sz w:val="18"/>
+                <w:szCs w:val="18"/>
+              </w:rPr>
+              <w:t xml:space="preserve">Region named by its heading</w:t>
+            </w:r>
+          </w:p>
+        </w:tc>
+        <w:tc>
+          <w:tcPr>
+            <w:tcW w:type="dxa" w:w="2302"/>
+            <w:tcBorders>
+              <w:top w:val="single" w:color="9DB8C6" w:sz="4"/>
+              <w:left w:val="single" w:color="9DB8C6" w:sz="4"/>
+              <w:bottom w:val="single" w:color="9DB8C6" w:sz="4"/>
+              <w:right w:val="single" w:color="9DB8C6" w:sz="4"/>
+            </w:tcBorders>
+            <w:tcMar>
+              <w:top w:type="dxa" w:w="60"/>
+              <w:left w:type="dxa" w:w="90"/>
+              <w:bottom w:type="dxa" w:w="60"/>
+              <w:right w:type="dxa" w:w="90"/>
+            </w:tcMar>
+          </w:tcPr>
+          <w:p>
+            <w:r>
+              <w:rPr>
+                <w:rFonts w:ascii="Consolas" w:cs="Consolas" w:eastAsia="Consolas" w:hAnsi="Consolas"/>
+                <w:color w:val="7A2E00"/>
+                <w:sz w:val="18"/>
+                <w:szCs w:val="18"/>
+              </w:rPr>
+              <w:t xml:space="preserve">headingLevel</w:t>
+            </w:r>
+            <w:r>
+              <w:rPr>
+                <w:rFonts w:ascii="Arial" w:cs="Arial" w:eastAsia="Arial" w:hAnsi="Arial"/>
+                <w:sz w:val="18"/>
+                <w:szCs w:val="18"/>
+              </w:rPr>
+              <w:t xml:space="preserve"> prop</w:t>
             </w:r>
           </w:p>
         </w:tc>
@@ -13535,171 +13648,163 @@
         </w:trPr>
         <w:tc>
           <w:tcPr>
-            <w:tcW w:type="dxa" w:w="1353"/>
-            <w:tcBorders>
-              <w:top w:val="single" w:color="9DB8C6" w:sz="4"/>
-              <w:left w:val="single" w:color="9DB8C6" w:sz="4"/>
-              <w:bottom w:val="single" w:color="9DB8C6" w:sz="4"/>
-              <w:right w:val="single" w:color="9DB8C6" w:sz="4"/>
-            </w:tcBorders>
-            <w:tcMar>
-              <w:top w:type="dxa" w:w="60"/>
-              <w:left w:type="dxa" w:w="90"/>
-              <w:bottom w:type="dxa" w:w="60"/>
-              <w:right w:type="dxa" w:w="90"/>
-            </w:tcMar>
-          </w:tcPr>
-          <w:p>
-            <w:r>
-              <w:rPr>
-                <w:rFonts w:ascii="Arial" w:cs="Arial" w:eastAsia="Arial" w:hAnsi="Arial"/>
-                <w:sz w:val="18"/>
-                <w:szCs w:val="18"/>
-              </w:rPr>
-              <w:t xml:space="preserve">Banner (</w:t>
-            </w:r>
-            <w:r>
-              <w:rPr>
-                <w:rFonts w:ascii="Consolas" w:cs="Consolas" w:eastAsia="Consolas" w:hAnsi="Consolas"/>
-                <w:color w:val="7A2E00"/>
-                <w:sz w:val="18"/>
-                <w:szCs w:val="18"/>
-              </w:rPr>
-              <w:t xml:space="preserve">Banner.tsx</w:t>
-            </w:r>
-            <w:r>
-              <w:rPr>
-                <w:rFonts w:ascii="Arial" w:cs="Arial" w:eastAsia="Arial" w:hAnsi="Arial"/>
-                <w:sz w:val="18"/>
-                <w:szCs w:val="18"/>
-              </w:rPr>
-              <w:t xml:space="preserve">)</w:t>
-            </w:r>
-          </w:p>
-        </w:tc>
-        <w:tc>
-          <w:tcPr>
-            <w:tcW w:type="dxa" w:w="2334"/>
-            <w:tcBorders>
-              <w:top w:val="single" w:color="9DB8C6" w:sz="4"/>
-              <w:left w:val="single" w:color="9DB8C6" w:sz="4"/>
-              <w:bottom w:val="single" w:color="9DB8C6" w:sz="4"/>
-              <w:right w:val="single" w:color="9DB8C6" w:sz="4"/>
-            </w:tcBorders>
-            <w:tcMar>
-              <w:top w:type="dxa" w:w="60"/>
-              <w:left w:type="dxa" w:w="90"/>
-              <w:bottom w:type="dxa" w:w="60"/>
-              <w:right w:type="dxa" w:w="90"/>
-            </w:tcMar>
-          </w:tcPr>
-          <w:p>
-            <w:r>
-              <w:rPr>
-                <w:rFonts w:ascii="Arial" w:cs="Arial" w:eastAsia="Arial" w:hAnsi="Arial"/>
-                <w:sz w:val="18"/>
-                <w:szCs w:val="18"/>
-              </w:rPr>
-              <w:t xml:space="preserve">`&lt;div role="status</w:t>
-            </w:r>
-          </w:p>
-        </w:tc>
-        <w:tc>
-          <w:tcPr>
-            <w:tcW w:type="dxa" w:w="1657"/>
-            <w:tcBorders>
-              <w:top w:val="single" w:color="9DB8C6" w:sz="4"/>
-              <w:left w:val="single" w:color="9DB8C6" w:sz="4"/>
-              <w:bottom w:val="single" w:color="9DB8C6" w:sz="4"/>
-              <w:right w:val="single" w:color="9DB8C6" w:sz="4"/>
-            </w:tcBorders>
-            <w:tcMar>
-              <w:top w:type="dxa" w:w="60"/>
-              <w:left w:type="dxa" w:w="90"/>
-              <w:bottom w:type="dxa" w:w="60"/>
-              <w:right w:type="dxa" w:w="90"/>
-            </w:tcMar>
-          </w:tcPr>
-          <w:p>
-            <w:r>
-              <w:rPr>
-                <w:rFonts w:ascii="Arial" w:cs="Arial" w:eastAsia="Arial" w:hAnsi="Arial"/>
-                <w:sz w:val="18"/>
-                <w:szCs w:val="18"/>
-              </w:rPr>
-              <w:t xml:space="preserve">alert"&gt;`</w:t>
-            </w:r>
-          </w:p>
-        </w:tc>
-        <w:tc>
-          <w:tcPr>
-            <w:tcW w:type="dxa" w:w="2402"/>
-            <w:tcBorders>
-              <w:top w:val="single" w:color="9DB8C6" w:sz="4"/>
-              <w:left w:val="single" w:color="9DB8C6" w:sz="4"/>
-              <w:bottom w:val="single" w:color="9DB8C6" w:sz="4"/>
-              <w:right w:val="single" w:color="9DB8C6" w:sz="4"/>
-            </w:tcBorders>
-            <w:tcMar>
-              <w:top w:type="dxa" w:w="60"/>
-              <w:left w:type="dxa" w:w="90"/>
-              <w:bottom w:type="dxa" w:w="60"/>
-              <w:right w:type="dxa" w:w="90"/>
-            </w:tcMar>
-          </w:tcPr>
-          <w:p>
-            <w:r>
-              <w:rPr>
-                <w:rFonts w:ascii="Arial" w:cs="Arial" w:eastAsia="Arial" w:hAnsi="Arial"/>
-                <w:sz w:val="18"/>
-                <w:szCs w:val="18"/>
-              </w:rPr>
-              <w:t xml:space="preserve">Dismiss button if dismissible</w:t>
-            </w:r>
-          </w:p>
-        </w:tc>
-        <w:tc>
-          <w:tcPr>
-            <w:tcW w:type="dxa" w:w="2334"/>
-            <w:tcBorders>
-              <w:top w:val="single" w:color="9DB8C6" w:sz="4"/>
-              <w:left w:val="single" w:color="9DB8C6" w:sz="4"/>
-              <w:bottom w:val="single" w:color="9DB8C6" w:sz="4"/>
-              <w:right w:val="single" w:color="9DB8C6" w:sz="4"/>
-            </w:tcBorders>
-            <w:tcMar>
-              <w:top w:type="dxa" w:w="60"/>
-              <w:left w:type="dxa" w:w="90"/>
-              <w:bottom w:type="dxa" w:w="60"/>
-              <w:right w:type="dxa" w:w="90"/>
-            </w:tcMar>
-          </w:tcPr>
-          <w:p>
-            <w:r>
-              <w:rPr>
-                <w:rFonts w:ascii="Consolas" w:cs="Consolas" w:eastAsia="Consolas" w:hAnsi="Consolas"/>
-                <w:color w:val="7A2E00"/>
-                <w:sz w:val="18"/>
-                <w:szCs w:val="18"/>
-              </w:rPr>
-              <w:t xml:space="preserve">aria-live</w:t>
-            </w:r>
-            <w:r>
-              <w:rPr>
-                <w:rFonts w:ascii="Arial" w:cs="Arial" w:eastAsia="Arial" w:hAnsi="Arial"/>
-                <w:sz w:val="18"/>
-                <w:szCs w:val="18"/>
-              </w:rPr>
-              <w:t xml:space="preserve">, </w:t>
-            </w:r>
-            <w:r>
-              <w:rPr>
-                <w:rFonts w:ascii="Consolas" w:cs="Consolas" w:eastAsia="Consolas" w:hAnsi="Consolas"/>
-                <w:color w:val="7A2E00"/>
-                <w:sz w:val="18"/>
-                <w:szCs w:val="18"/>
-              </w:rPr>
-              <w:t xml:space="preserve">aria-atomic</w:t>
+            <w:tcW w:type="dxa" w:w="1356"/>
+            <w:tcBorders>
+              <w:top w:val="single" w:color="9DB8C6" w:sz="4"/>
+              <w:left w:val="single" w:color="9DB8C6" w:sz="4"/>
+              <w:bottom w:val="single" w:color="9DB8C6" w:sz="4"/>
+              <w:right w:val="single" w:color="9DB8C6" w:sz="4"/>
+            </w:tcBorders>
+            <w:tcMar>
+              <w:top w:type="dxa" w:w="60"/>
+              <w:left w:type="dxa" w:w="90"/>
+              <w:bottom w:type="dxa" w:w="60"/>
+              <w:right w:type="dxa" w:w="90"/>
+            </w:tcMar>
+          </w:tcPr>
+          <w:p>
+            <w:r>
+              <w:rPr>
+                <w:rFonts w:ascii="Arial" w:cs="Arial" w:eastAsia="Arial" w:hAnsi="Arial"/>
+                <w:sz w:val="18"/>
+                <w:szCs w:val="18"/>
+              </w:rPr>
+              <w:t xml:space="preserve">List items</w:t>
+            </w:r>
+          </w:p>
+        </w:tc>
+        <w:tc>
+          <w:tcPr>
+            <w:tcW w:type="dxa" w:w="2303"/>
+            <w:tcBorders>
+              <w:top w:val="single" w:color="9DB8C6" w:sz="4"/>
+              <w:left w:val="single" w:color="9DB8C6" w:sz="4"/>
+              <w:bottom w:val="single" w:color="9DB8C6" w:sz="4"/>
+              <w:right w:val="single" w:color="9DB8C6" w:sz="4"/>
+            </w:tcBorders>
+            <w:tcMar>
+              <w:top w:type="dxa" w:w="60"/>
+              <w:left w:type="dxa" w:w="90"/>
+              <w:bottom w:type="dxa" w:w="60"/>
+              <w:right w:type="dxa" w:w="90"/>
+            </w:tcMar>
+          </w:tcPr>
+          <w:p>
+            <w:r>
+              <w:rPr>
+                <w:rFonts w:ascii="Consolas" w:cs="Consolas" w:eastAsia="Consolas" w:hAnsi="Consolas"/>
+                <w:color w:val="7A2E00"/>
+                <w:sz w:val="18"/>
+                <w:szCs w:val="18"/>
+              </w:rPr>
+              <w:t xml:space="preserve">&lt;article&gt;</w:t>
+            </w:r>
+            <w:r>
+              <w:rPr>
+                <w:rFonts w:ascii="Arial" w:cs="Arial" w:eastAsia="Arial" w:hAnsi="Arial"/>
+                <w:sz w:val="18"/>
+                <w:szCs w:val="18"/>
+              </w:rPr>
+              <w:t xml:space="preserve"> inside </w:t>
+            </w:r>
+            <w:r>
+              <w:rPr>
+                <w:rFonts w:ascii="Consolas" w:cs="Consolas" w:eastAsia="Consolas" w:hAnsi="Consolas"/>
+                <w:color w:val="7A2E00"/>
+                <w:sz w:val="18"/>
+                <w:szCs w:val="18"/>
+              </w:rPr>
+              <w:t xml:space="preserve">&lt;li&gt;</w:t>
+            </w:r>
+          </w:p>
+        </w:tc>
+        <w:tc>
+          <w:tcPr>
+            <w:tcW w:type="dxa" w:w="2303"/>
+            <w:tcBorders>
+              <w:top w:val="single" w:color="9DB8C6" w:sz="4"/>
+              <w:left w:val="single" w:color="9DB8C6" w:sz="4"/>
+              <w:bottom w:val="single" w:color="9DB8C6" w:sz="4"/>
+              <w:right w:val="single" w:color="9DB8C6" w:sz="4"/>
+            </w:tcBorders>
+            <w:tcMar>
+              <w:top w:type="dxa" w:w="60"/>
+              <w:left w:type="dxa" w:w="90"/>
+              <w:bottom w:type="dxa" w:w="60"/>
+              <w:right w:type="dxa" w:w="90"/>
+            </w:tcMar>
+          </w:tcPr>
+          <w:p>
+            <w:r>
+              <w:rPr>
+                <w:rFonts w:ascii="Arial" w:cs="Arial" w:eastAsia="Arial" w:hAnsi="Arial"/>
+                <w:sz w:val="18"/>
+                <w:szCs w:val="18"/>
+              </w:rPr>
+              <w:t xml:space="preserve">—</w:t>
+            </w:r>
+          </w:p>
+        </w:tc>
+        <w:tc>
+          <w:tcPr>
+            <w:tcW w:type="dxa" w:w="1816"/>
+            <w:tcBorders>
+              <w:top w:val="single" w:color="9DB8C6" w:sz="4"/>
+              <w:left w:val="single" w:color="9DB8C6" w:sz="4"/>
+              <w:bottom w:val="single" w:color="9DB8C6" w:sz="4"/>
+              <w:right w:val="single" w:color="9DB8C6" w:sz="4"/>
+            </w:tcBorders>
+            <w:tcMar>
+              <w:top w:type="dxa" w:w="60"/>
+              <w:left w:type="dxa" w:w="90"/>
+              <w:bottom w:type="dxa" w:w="60"/>
+              <w:right w:type="dxa" w:w="90"/>
+            </w:tcMar>
+          </w:tcPr>
+          <w:p>
+            <w:r>
+              <w:rPr>
+                <w:rFonts w:ascii="Consolas" w:cs="Consolas" w:eastAsia="Consolas" w:hAnsi="Consolas"/>
+                <w:color w:val="7A2E00"/>
+                <w:sz w:val="18"/>
+                <w:szCs w:val="18"/>
+              </w:rPr>
+              <w:t xml:space="preserve">aria-label</w:t>
+            </w:r>
+            <w:r>
+              <w:rPr>
+                <w:rFonts w:ascii="Arial" w:cs="Arial" w:eastAsia="Arial" w:hAnsi="Arial"/>
+                <w:sz w:val="18"/>
+                <w:szCs w:val="18"/>
+              </w:rPr>
+              <w:t xml:space="preserve"> on the article where the visible text is split</w:t>
+            </w:r>
+          </w:p>
+        </w:tc>
+        <w:tc>
+          <w:tcPr>
+            <w:tcW w:type="dxa" w:w="2302"/>
+            <w:tcBorders>
+              <w:top w:val="single" w:color="9DB8C6" w:sz="4"/>
+              <w:left w:val="single" w:color="9DB8C6" w:sz="4"/>
+              <w:bottom w:val="single" w:color="9DB8C6" w:sz="4"/>
+              <w:right w:val="single" w:color="9DB8C6" w:sz="4"/>
+            </w:tcBorders>
+            <w:tcMar>
+              <w:top w:type="dxa" w:w="60"/>
+              <w:left w:type="dxa" w:w="90"/>
+              <w:bottom w:type="dxa" w:w="60"/>
+              <w:right w:type="dxa" w:w="90"/>
+            </w:tcMar>
+          </w:tcPr>
+          <w:p>
+            <w:r>
+              <w:rPr>
+                <w:rFonts w:ascii="Arial" w:cs="Arial" w:eastAsia="Arial" w:hAnsi="Arial"/>
+                <w:sz w:val="18"/>
+                <w:szCs w:val="18"/>
+              </w:rPr>
+              <w:t xml:space="preserve">Schedule, medicines, memories, contacts</w:t>
             </w:r>
           </w:p>
         </w:tc>
@@ -13710,111 +13815,154 @@
         </w:trPr>
         <w:tc>
           <w:tcPr>
-            <w:tcW w:type="dxa" w:w="1353"/>
-            <w:tcBorders>
-              <w:top w:val="single" w:color="9DB8C6" w:sz="4"/>
-              <w:left w:val="single" w:color="9DB8C6" w:sz="4"/>
-              <w:bottom w:val="single" w:color="9DB8C6" w:sz="4"/>
-              <w:right w:val="single" w:color="9DB8C6" w:sz="4"/>
-            </w:tcBorders>
-            <w:tcMar>
-              <w:top w:type="dxa" w:w="60"/>
-              <w:left w:type="dxa" w:w="90"/>
-              <w:bottom w:type="dxa" w:w="60"/>
-              <w:right w:type="dxa" w:w="90"/>
-            </w:tcMar>
-          </w:tcPr>
-          <w:p>
-            <w:r>
-              <w:rPr>
-                <w:rFonts w:ascii="Arial" w:cs="Arial" w:eastAsia="Arial" w:hAnsi="Arial"/>
-                <w:sz w:val="18"/>
-                <w:szCs w:val="18"/>
-              </w:rPr>
-              <w:t xml:space="preserve">Progress (My Day)</w:t>
-            </w:r>
-          </w:p>
-        </w:tc>
-        <w:tc>
-          <w:tcPr>
-            <w:tcW w:type="dxa" w:w="2334"/>
-            <w:tcBorders>
-              <w:top w:val="single" w:color="9DB8C6" w:sz="4"/>
-              <w:left w:val="single" w:color="9DB8C6" w:sz="4"/>
-              <w:bottom w:val="single" w:color="9DB8C6" w:sz="4"/>
-              <w:right w:val="single" w:color="9DB8C6" w:sz="4"/>
-            </w:tcBorders>
-            <w:tcMar>
-              <w:top w:type="dxa" w:w="60"/>
-              <w:left w:type="dxa" w:w="90"/>
-              <w:bottom w:type="dxa" w:w="60"/>
-              <w:right w:type="dxa" w:w="90"/>
-            </w:tcMar>
-          </w:tcPr>
-          <w:p>
-            <w:r>
-              <w:rPr>
-                <w:rFonts w:ascii="Consolas" w:cs="Consolas" w:eastAsia="Consolas" w:hAnsi="Consolas"/>
-                <w:color w:val="7A2E00"/>
-                <w:sz w:val="18"/>
-                <w:szCs w:val="18"/>
-              </w:rPr>
-              <w:t xml:space="preserve">role="progressbar"</w:t>
-            </w:r>
-          </w:p>
-        </w:tc>
-        <w:tc>
-          <w:tcPr>
-            <w:tcW w:type="dxa" w:w="1657"/>
-            <w:tcBorders>
-              <w:top w:val="single" w:color="9DB8C6" w:sz="4"/>
-              <w:left w:val="single" w:color="9DB8C6" w:sz="4"/>
-              <w:bottom w:val="single" w:color="9DB8C6" w:sz="4"/>
-              <w:right w:val="single" w:color="9DB8C6" w:sz="4"/>
-            </w:tcBorders>
-            <w:tcMar>
-              <w:top w:type="dxa" w:w="60"/>
-              <w:left w:type="dxa" w:w="90"/>
-              <w:bottom w:type="dxa" w:w="60"/>
-              <w:right w:type="dxa" w:w="90"/>
-            </w:tcMar>
-          </w:tcPr>
-          <w:p>
-            <w:r>
-              <w:rPr>
-                <w:rFonts w:ascii="Arial" w:cs="Arial" w:eastAsia="Arial" w:hAnsi="Arial"/>
-                <w:sz w:val="18"/>
-                <w:szCs w:val="18"/>
-              </w:rPr>
-              <w:t xml:space="preserve">—</w:t>
-            </w:r>
-          </w:p>
-        </w:tc>
-        <w:tc>
-          <w:tcPr>
-            <w:tcW w:type="dxa" w:w="2402"/>
-            <w:tcBorders>
-              <w:top w:val="single" w:color="9DB8C6" w:sz="4"/>
-              <w:left w:val="single" w:color="9DB8C6" w:sz="4"/>
-              <w:bottom w:val="single" w:color="9DB8C6" w:sz="4"/>
-              <w:right w:val="single" w:color="9DB8C6" w:sz="4"/>
-            </w:tcBorders>
-            <w:tcMar>
-              <w:top w:type="dxa" w:w="60"/>
-              <w:left w:type="dxa" w:w="90"/>
-              <w:bottom w:type="dxa" w:w="60"/>
-              <w:right w:type="dxa" w:w="90"/>
-            </w:tcMar>
-          </w:tcPr>
-          <w:p>
-            <w:r>
-              <w:rPr>
-                <w:rFonts w:ascii="Consolas" w:cs="Consolas" w:eastAsia="Consolas" w:hAnsi="Consolas"/>
-                <w:color w:val="7A2E00"/>
-                <w:sz w:val="18"/>
-                <w:szCs w:val="18"/>
-              </w:rPr>
-              <w:t xml:space="preserve">aria-valuenow/min/max</w:t>
+            <w:tcW w:type="dxa" w:w="1356"/>
+            <w:tcBorders>
+              <w:top w:val="single" w:color="9DB8C6" w:sz="4"/>
+              <w:left w:val="single" w:color="9DB8C6" w:sz="4"/>
+              <w:bottom w:val="single" w:color="9DB8C6" w:sz="4"/>
+              <w:right w:val="single" w:color="9DB8C6" w:sz="4"/>
+            </w:tcBorders>
+            <w:tcMar>
+              <w:top w:type="dxa" w:w="60"/>
+              <w:left w:type="dxa" w:w="90"/>
+              <w:bottom w:type="dxa" w:w="60"/>
+              <w:right w:type="dxa" w:w="90"/>
+            </w:tcMar>
+          </w:tcPr>
+          <w:p>
+            <w:r>
+              <w:rPr>
+                <w:rFonts w:ascii="Arial" w:cs="Arial" w:eastAsia="Arial" w:hAnsi="Arial"/>
+                <w:sz w:val="18"/>
+                <w:szCs w:val="18"/>
+              </w:rPr>
+              <w:t xml:space="preserve">Banner (</w:t>
+            </w:r>
+            <w:r>
+              <w:rPr>
+                <w:rFonts w:ascii="Consolas" w:cs="Consolas" w:eastAsia="Consolas" w:hAnsi="Consolas"/>
+                <w:color w:val="7A2E00"/>
+                <w:sz w:val="18"/>
+                <w:szCs w:val="18"/>
+              </w:rPr>
+              <w:t xml:space="preserve">Banner.tsx</w:t>
+            </w:r>
+            <w:r>
+              <w:rPr>
+                <w:rFonts w:ascii="Arial" w:cs="Arial" w:eastAsia="Arial" w:hAnsi="Arial"/>
+                <w:sz w:val="18"/>
+                <w:szCs w:val="18"/>
+              </w:rPr>
+              <w:t xml:space="preserve">)</w:t>
+            </w:r>
+          </w:p>
+        </w:tc>
+        <w:tc>
+          <w:tcPr>
+            <w:tcW w:type="dxa" w:w="2303"/>
+            <w:tcBorders>
+              <w:top w:val="single" w:color="9DB8C6" w:sz="4"/>
+              <w:left w:val="single" w:color="9DB8C6" w:sz="4"/>
+              <w:bottom w:val="single" w:color="9DB8C6" w:sz="4"/>
+              <w:right w:val="single" w:color="9DB8C6" w:sz="4"/>
+            </w:tcBorders>
+            <w:tcMar>
+              <w:top w:type="dxa" w:w="60"/>
+              <w:left w:type="dxa" w:w="90"/>
+              <w:bottom w:type="dxa" w:w="60"/>
+              <w:right w:type="dxa" w:w="90"/>
+            </w:tcMar>
+          </w:tcPr>
+          <w:p>
+            <w:r>
+              <w:rPr>
+                <w:rFonts w:ascii="Arial" w:cs="Arial" w:eastAsia="Arial" w:hAnsi="Arial"/>
+                <w:sz w:val="18"/>
+                <w:szCs w:val="18"/>
+              </w:rPr>
+              <w:t xml:space="preserve">`&lt;div role="status</w:t>
+            </w:r>
+          </w:p>
+        </w:tc>
+        <w:tc>
+          <w:tcPr>
+            <w:tcW w:type="dxa" w:w="2303"/>
+            <w:tcBorders>
+              <w:top w:val="single" w:color="9DB8C6" w:sz="4"/>
+              <w:left w:val="single" w:color="9DB8C6" w:sz="4"/>
+              <w:bottom w:val="single" w:color="9DB8C6" w:sz="4"/>
+              <w:right w:val="single" w:color="9DB8C6" w:sz="4"/>
+            </w:tcBorders>
+            <w:tcMar>
+              <w:top w:type="dxa" w:w="60"/>
+              <w:left w:type="dxa" w:w="90"/>
+              <w:bottom w:type="dxa" w:w="60"/>
+              <w:right w:type="dxa" w:w="90"/>
+            </w:tcMar>
+          </w:tcPr>
+          <w:p>
+            <w:r>
+              <w:rPr>
+                <w:rFonts w:ascii="Arial" w:cs="Arial" w:eastAsia="Arial" w:hAnsi="Arial"/>
+                <w:sz w:val="18"/>
+                <w:szCs w:val="18"/>
+              </w:rPr>
+              <w:t xml:space="preserve">alert"&gt;`</w:t>
+            </w:r>
+          </w:p>
+        </w:tc>
+        <w:tc>
+          <w:tcPr>
+            <w:tcW w:type="dxa" w:w="1816"/>
+            <w:tcBorders>
+              <w:top w:val="single" w:color="9DB8C6" w:sz="4"/>
+              <w:left w:val="single" w:color="9DB8C6" w:sz="4"/>
+              <w:bottom w:val="single" w:color="9DB8C6" w:sz="4"/>
+              <w:right w:val="single" w:color="9DB8C6" w:sz="4"/>
+            </w:tcBorders>
+            <w:tcMar>
+              <w:top w:type="dxa" w:w="60"/>
+              <w:left w:type="dxa" w:w="90"/>
+              <w:bottom w:type="dxa" w:w="60"/>
+              <w:right w:type="dxa" w:w="90"/>
+            </w:tcMar>
+          </w:tcPr>
+          <w:p>
+            <w:r>
+              <w:rPr>
+                <w:rFonts w:ascii="Arial" w:cs="Arial" w:eastAsia="Arial" w:hAnsi="Arial"/>
+                <w:sz w:val="18"/>
+                <w:szCs w:val="18"/>
+              </w:rPr>
+              <w:t xml:space="preserve">Dismiss button if dismissible</w:t>
+            </w:r>
+          </w:p>
+        </w:tc>
+        <w:tc>
+          <w:tcPr>
+            <w:tcW w:type="dxa" w:w="2302"/>
+            <w:tcBorders>
+              <w:top w:val="single" w:color="9DB8C6" w:sz="4"/>
+              <w:left w:val="single" w:color="9DB8C6" w:sz="4"/>
+              <w:bottom w:val="single" w:color="9DB8C6" w:sz="4"/>
+              <w:right w:val="single" w:color="9DB8C6" w:sz="4"/>
+            </w:tcBorders>
+            <w:tcMar>
+              <w:top w:type="dxa" w:w="60"/>
+              <w:left w:type="dxa" w:w="90"/>
+              <w:bottom w:type="dxa" w:w="60"/>
+              <w:right w:type="dxa" w:w="90"/>
+            </w:tcMar>
+          </w:tcPr>
+          <w:p>
+            <w:r>
+              <w:rPr>
+                <w:rFonts w:ascii="Consolas" w:cs="Consolas" w:eastAsia="Consolas" w:hAnsi="Consolas"/>
+                <w:color w:val="7A2E00"/>
+                <w:sz w:val="18"/>
+                <w:szCs w:val="18"/>
+              </w:rPr>
+              <w:t xml:space="preserve">aria-live</w:t>
             </w:r>
             <w:r>
               <w:rPr>
@@ -13831,34 +13979,7 @@
                 <w:sz w:val="18"/>
                 <w:szCs w:val="18"/>
               </w:rPr>
-              <w:t xml:space="preserve">aria-label</w:t>
-            </w:r>
-          </w:p>
-        </w:tc>
-        <w:tc>
-          <w:tcPr>
-            <w:tcW w:type="dxa" w:w="2334"/>
-            <w:tcBorders>
-              <w:top w:val="single" w:color="9DB8C6" w:sz="4"/>
-              <w:left w:val="single" w:color="9DB8C6" w:sz="4"/>
-              <w:bottom w:val="single" w:color="9DB8C6" w:sz="4"/>
-              <w:right w:val="single" w:color="9DB8C6" w:sz="4"/>
-            </w:tcBorders>
-            <w:tcMar>
-              <w:top w:type="dxa" w:w="60"/>
-              <w:left w:type="dxa" w:w="90"/>
-              <w:bottom w:type="dxa" w:w="60"/>
-              <w:right w:type="dxa" w:w="90"/>
-            </w:tcMar>
-          </w:tcPr>
-          <w:p>
-            <w:r>
-              <w:rPr>
-                <w:rFonts w:ascii="Arial" w:cs="Arial" w:eastAsia="Arial" w:hAnsi="Arial"/>
-                <w:sz w:val="18"/>
-                <w:szCs w:val="18"/>
-              </w:rPr>
-              <w:t xml:space="preserve">Also shown as text</w:t>
+              <w:t xml:space="preserve">aria-atomic</w:t>
             </w:r>
           </w:p>
         </w:tc>
@@ -13869,110 +13990,119 @@
         </w:trPr>
         <w:tc>
           <w:tcPr>
-            <w:tcW w:type="dxa" w:w="1353"/>
-            <w:tcBorders>
-              <w:top w:val="single" w:color="9DB8C6" w:sz="4"/>
-              <w:left w:val="single" w:color="9DB8C6" w:sz="4"/>
-              <w:bottom w:val="single" w:color="9DB8C6" w:sz="4"/>
-              <w:right w:val="single" w:color="9DB8C6" w:sz="4"/>
-            </w:tcBorders>
-            <w:tcMar>
-              <w:top w:type="dxa" w:w="60"/>
-              <w:left w:type="dxa" w:w="90"/>
-              <w:bottom w:type="dxa" w:w="60"/>
-              <w:right w:type="dxa" w:w="90"/>
-            </w:tcMar>
-          </w:tcPr>
-          <w:p>
-            <w:r>
-              <w:rPr>
-                <w:rFonts w:ascii="Arial" w:cs="Arial" w:eastAsia="Arial" w:hAnsi="Arial"/>
-                <w:sz w:val="18"/>
-                <w:szCs w:val="18"/>
-              </w:rPr>
-              <w:t xml:space="preserve">Install prompt</w:t>
-            </w:r>
-          </w:p>
-        </w:tc>
-        <w:tc>
-          <w:tcPr>
-            <w:tcW w:type="dxa" w:w="2334"/>
-            <w:tcBorders>
-              <w:top w:val="single" w:color="9DB8C6" w:sz="4"/>
-              <w:left w:val="single" w:color="9DB8C6" w:sz="4"/>
-              <w:bottom w:val="single" w:color="9DB8C6" w:sz="4"/>
-              <w:right w:val="single" w:color="9DB8C6" w:sz="4"/>
-            </w:tcBorders>
-            <w:tcMar>
-              <w:top w:type="dxa" w:w="60"/>
-              <w:left w:type="dxa" w:w="90"/>
-              <w:bottom w:type="dxa" w:w="60"/>
-              <w:right w:type="dxa" w:w="90"/>
-            </w:tcMar>
-          </w:tcPr>
-          <w:p>
-            <w:r>
-              <w:rPr>
-                <w:rFonts w:ascii="Consolas" w:cs="Consolas" w:eastAsia="Consolas" w:hAnsi="Consolas"/>
-                <w:color w:val="7A2E00"/>
-                <w:sz w:val="18"/>
-                <w:szCs w:val="18"/>
-              </w:rPr>
-              <w:t xml:space="preserve">role="region" aria-labelledby aria-live="polite"</w:t>
-            </w:r>
-          </w:p>
-        </w:tc>
-        <w:tc>
-          <w:tcPr>
-            <w:tcW w:type="dxa" w:w="1657"/>
-            <w:tcBorders>
-              <w:top w:val="single" w:color="9DB8C6" w:sz="4"/>
-              <w:left w:val="single" w:color="9DB8C6" w:sz="4"/>
-              <w:bottom w:val="single" w:color="9DB8C6" w:sz="4"/>
-              <w:right w:val="single" w:color="9DB8C6" w:sz="4"/>
-            </w:tcBorders>
-            <w:tcMar>
-              <w:top w:type="dxa" w:w="60"/>
-              <w:left w:type="dxa" w:w="90"/>
-              <w:bottom w:type="dxa" w:w="60"/>
-              <w:right w:type="dxa" w:w="90"/>
-            </w:tcMar>
-          </w:tcPr>
-          <w:p>
-            <w:r>
-              <w:rPr>
-                <w:rFonts w:ascii="Arial" w:cs="Arial" w:eastAsia="Arial" w:hAnsi="Arial"/>
-                <w:sz w:val="18"/>
-                <w:szCs w:val="18"/>
-              </w:rPr>
-              <w:t xml:space="preserve">Tab to Install / Not now / Dismiss; Esc</w:t>
-            </w:r>
-          </w:p>
-        </w:tc>
-        <w:tc>
-          <w:tcPr>
-            <w:tcW w:type="dxa" w:w="2402"/>
-            <w:tcBorders>
-              <w:top w:val="single" w:color="9DB8C6" w:sz="4"/>
-              <w:left w:val="single" w:color="9DB8C6" w:sz="4"/>
-              <w:bottom w:val="single" w:color="9DB8C6" w:sz="4"/>
-              <w:right w:val="single" w:color="9DB8C6" w:sz="4"/>
-            </w:tcBorders>
-            <w:tcMar>
-              <w:top w:type="dxa" w:w="60"/>
-              <w:left w:type="dxa" w:w="90"/>
-              <w:bottom w:type="dxa" w:w="60"/>
-              <w:right w:type="dxa" w:w="90"/>
-            </w:tcMar>
-          </w:tcPr>
-          <w:p>
-            <w:r>
-              <w:rPr>
-                <w:rFonts w:ascii="Arial" w:cs="Arial" w:eastAsia="Arial" w:hAnsi="Arial"/>
-                <w:sz w:val="18"/>
-                <w:szCs w:val="18"/>
-              </w:rPr>
-              <w:t xml:space="preserve">Dismiss has </w:t>
+            <w:tcW w:type="dxa" w:w="1356"/>
+            <w:tcBorders>
+              <w:top w:val="single" w:color="9DB8C6" w:sz="4"/>
+              <w:left w:val="single" w:color="9DB8C6" w:sz="4"/>
+              <w:bottom w:val="single" w:color="9DB8C6" w:sz="4"/>
+              <w:right w:val="single" w:color="9DB8C6" w:sz="4"/>
+            </w:tcBorders>
+            <w:tcMar>
+              <w:top w:type="dxa" w:w="60"/>
+              <w:left w:type="dxa" w:w="90"/>
+              <w:bottom w:type="dxa" w:w="60"/>
+              <w:right w:type="dxa" w:w="90"/>
+            </w:tcMar>
+          </w:tcPr>
+          <w:p>
+            <w:r>
+              <w:rPr>
+                <w:rFonts w:ascii="Arial" w:cs="Arial" w:eastAsia="Arial" w:hAnsi="Arial"/>
+                <w:sz w:val="18"/>
+                <w:szCs w:val="18"/>
+              </w:rPr>
+              <w:t xml:space="preserve">Progress (My Day)</w:t>
+            </w:r>
+          </w:p>
+        </w:tc>
+        <w:tc>
+          <w:tcPr>
+            <w:tcW w:type="dxa" w:w="2303"/>
+            <w:tcBorders>
+              <w:top w:val="single" w:color="9DB8C6" w:sz="4"/>
+              <w:left w:val="single" w:color="9DB8C6" w:sz="4"/>
+              <w:bottom w:val="single" w:color="9DB8C6" w:sz="4"/>
+              <w:right w:val="single" w:color="9DB8C6" w:sz="4"/>
+            </w:tcBorders>
+            <w:tcMar>
+              <w:top w:type="dxa" w:w="60"/>
+              <w:left w:type="dxa" w:w="90"/>
+              <w:bottom w:type="dxa" w:w="60"/>
+              <w:right w:type="dxa" w:w="90"/>
+            </w:tcMar>
+          </w:tcPr>
+          <w:p>
+            <w:r>
+              <w:rPr>
+                <w:rFonts w:ascii="Consolas" w:cs="Consolas" w:eastAsia="Consolas" w:hAnsi="Consolas"/>
+                <w:color w:val="7A2E00"/>
+                <w:sz w:val="18"/>
+                <w:szCs w:val="18"/>
+              </w:rPr>
+              <w:t xml:space="preserve">role="progressbar"</w:t>
+            </w:r>
+          </w:p>
+        </w:tc>
+        <w:tc>
+          <w:tcPr>
+            <w:tcW w:type="dxa" w:w="2303"/>
+            <w:tcBorders>
+              <w:top w:val="single" w:color="9DB8C6" w:sz="4"/>
+              <w:left w:val="single" w:color="9DB8C6" w:sz="4"/>
+              <w:bottom w:val="single" w:color="9DB8C6" w:sz="4"/>
+              <w:right w:val="single" w:color="9DB8C6" w:sz="4"/>
+            </w:tcBorders>
+            <w:tcMar>
+              <w:top w:type="dxa" w:w="60"/>
+              <w:left w:type="dxa" w:w="90"/>
+              <w:bottom w:type="dxa" w:w="60"/>
+              <w:right w:type="dxa" w:w="90"/>
+            </w:tcMar>
+          </w:tcPr>
+          <w:p>
+            <w:r>
+              <w:rPr>
+                <w:rFonts w:ascii="Arial" w:cs="Arial" w:eastAsia="Arial" w:hAnsi="Arial"/>
+                <w:sz w:val="18"/>
+                <w:szCs w:val="18"/>
+              </w:rPr>
+              <w:t xml:space="preserve">—</w:t>
+            </w:r>
+          </w:p>
+        </w:tc>
+        <w:tc>
+          <w:tcPr>
+            <w:tcW w:type="dxa" w:w="1816"/>
+            <w:tcBorders>
+              <w:top w:val="single" w:color="9DB8C6" w:sz="4"/>
+              <w:left w:val="single" w:color="9DB8C6" w:sz="4"/>
+              <w:bottom w:val="single" w:color="9DB8C6" w:sz="4"/>
+              <w:right w:val="single" w:color="9DB8C6" w:sz="4"/>
+            </w:tcBorders>
+            <w:tcMar>
+              <w:top w:type="dxa" w:w="60"/>
+              <w:left w:type="dxa" w:w="90"/>
+              <w:bottom w:type="dxa" w:w="60"/>
+              <w:right w:type="dxa" w:w="90"/>
+            </w:tcMar>
+          </w:tcPr>
+          <w:p>
+            <w:r>
+              <w:rPr>
+                <w:rFonts w:ascii="Consolas" w:cs="Consolas" w:eastAsia="Consolas" w:hAnsi="Consolas"/>
+                <w:color w:val="7A2E00"/>
+                <w:sz w:val="18"/>
+                <w:szCs w:val="18"/>
+              </w:rPr>
+              <w:t xml:space="preserve">aria-valuenow/min/max</w:t>
+            </w:r>
+            <w:r>
+              <w:rPr>
+                <w:rFonts w:ascii="Arial" w:cs="Arial" w:eastAsia="Arial" w:hAnsi="Arial"/>
+                <w:sz w:val="18"/>
+                <w:szCs w:val="18"/>
+              </w:rPr>
+              <w:t xml:space="preserve">, </w:t>
             </w:r>
             <w:r>
               <w:rPr>
@@ -13987,28 +14117,28 @@
         </w:tc>
         <w:tc>
           <w:tcPr>
-            <w:tcW w:type="dxa" w:w="2334"/>
-            <w:tcBorders>
-              <w:top w:val="single" w:color="9DB8C6" w:sz="4"/>
-              <w:left w:val="single" w:color="9DB8C6" w:sz="4"/>
-              <w:bottom w:val="single" w:color="9DB8C6" w:sz="4"/>
-              <w:right w:val="single" w:color="9DB8C6" w:sz="4"/>
-            </w:tcBorders>
-            <w:tcMar>
-              <w:top w:type="dxa" w:w="60"/>
-              <w:left w:type="dxa" w:w="90"/>
-              <w:bottom w:type="dxa" w:w="60"/>
-              <w:right w:type="dxa" w:w="90"/>
-            </w:tcMar>
-          </w:tcPr>
-          <w:p>
-            <w:r>
-              <w:rPr>
-                <w:rFonts w:ascii="Arial" w:cs="Arial" w:eastAsia="Arial" w:hAnsi="Arial"/>
-                <w:sz w:val="18"/>
-                <w:szCs w:val="18"/>
-              </w:rPr>
-              <w:t xml:space="preserve">Never takes focus</w:t>
+            <w:tcW w:type="dxa" w:w="2302"/>
+            <w:tcBorders>
+              <w:top w:val="single" w:color="9DB8C6" w:sz="4"/>
+              <w:left w:val="single" w:color="9DB8C6" w:sz="4"/>
+              <w:bottom w:val="single" w:color="9DB8C6" w:sz="4"/>
+              <w:right w:val="single" w:color="9DB8C6" w:sz="4"/>
+            </w:tcBorders>
+            <w:tcMar>
+              <w:top w:type="dxa" w:w="60"/>
+              <w:left w:type="dxa" w:w="90"/>
+              <w:bottom w:type="dxa" w:w="60"/>
+              <w:right w:type="dxa" w:w="90"/>
+            </w:tcMar>
+          </w:tcPr>
+          <w:p>
+            <w:r>
+              <w:rPr>
+                <w:rFonts w:ascii="Arial" w:cs="Arial" w:eastAsia="Arial" w:hAnsi="Arial"/>
+                <w:sz w:val="18"/>
+                <w:szCs w:val="18"/>
+              </w:rPr>
+              <w:t xml:space="preserve">Also shown as text</w:t>
             </w:r>
           </w:p>
         </w:tc>
@@ -14019,162 +14149,146 @@
         </w:trPr>
         <w:tc>
           <w:tcPr>
-            <w:tcW w:type="dxa" w:w="1353"/>
-            <w:tcBorders>
-              <w:top w:val="single" w:color="9DB8C6" w:sz="4"/>
-              <w:left w:val="single" w:color="9DB8C6" w:sz="4"/>
-              <w:bottom w:val="single" w:color="9DB8C6" w:sz="4"/>
-              <w:right w:val="single" w:color="9DB8C6" w:sz="4"/>
-            </w:tcBorders>
-            <w:tcMar>
-              <w:top w:type="dxa" w:w="60"/>
-              <w:left w:type="dxa" w:w="90"/>
-              <w:bottom w:type="dxa" w:w="60"/>
-              <w:right w:type="dxa" w:w="90"/>
-            </w:tcMar>
-          </w:tcPr>
-          <w:p>
-            <w:r>
-              <w:rPr>
-                <w:rFonts w:ascii="Arial" w:cs="Arial" w:eastAsia="Arial" w:hAnsi="Arial"/>
-                <w:sz w:val="18"/>
-                <w:szCs w:val="18"/>
-              </w:rPr>
-              <w:t xml:space="preserve">Tooltips (planned, Part 1 design system)</w:t>
-            </w:r>
-          </w:p>
-        </w:tc>
-        <w:tc>
-          <w:tcPr>
-            <w:tcW w:type="dxa" w:w="2334"/>
-            <w:tcBorders>
-              <w:top w:val="single" w:color="9DB8C6" w:sz="4"/>
-              <w:left w:val="single" w:color="9DB8C6" w:sz="4"/>
-              <w:bottom w:val="single" w:color="9DB8C6" w:sz="4"/>
-              <w:right w:val="single" w:color="9DB8C6" w:sz="4"/>
-            </w:tcBorders>
-            <w:tcMar>
-              <w:top w:type="dxa" w:w="60"/>
-              <w:left w:type="dxa" w:w="90"/>
-              <w:bottom w:type="dxa" w:w="60"/>
-              <w:right w:type="dxa" w:w="90"/>
-            </w:tcMar>
-          </w:tcPr>
-          <w:p>
-            <w:r>
-              <w:rPr>
-                <w:rFonts w:ascii="Arial" w:cs="Arial" w:eastAsia="Arial" w:hAnsi="Arial"/>
-                <w:sz w:val="18"/>
-                <w:szCs w:val="18"/>
-              </w:rPr>
-              <w:t xml:space="preserve">Trigger </w:t>
-            </w:r>
-            <w:r>
-              <w:rPr>
-                <w:rFonts w:ascii="Consolas" w:cs="Consolas" w:eastAsia="Consolas" w:hAnsi="Consolas"/>
-                <w:color w:val="7A2E00"/>
-                <w:sz w:val="18"/>
-                <w:szCs w:val="18"/>
-              </w:rPr>
-              <w:t xml:space="preserve">&lt;button aria-describedby&gt;</w:t>
-            </w:r>
-            <w:r>
-              <w:rPr>
-                <w:rFonts w:ascii="Arial" w:cs="Arial" w:eastAsia="Arial" w:hAnsi="Arial"/>
-                <w:sz w:val="18"/>
-                <w:szCs w:val="18"/>
-              </w:rPr>
-              <w:t xml:space="preserve"> + </w:t>
-            </w:r>
-            <w:r>
-              <w:rPr>
-                <w:rFonts w:ascii="Consolas" w:cs="Consolas" w:eastAsia="Consolas" w:hAnsi="Consolas"/>
-                <w:color w:val="7A2E00"/>
-                <w:sz w:val="18"/>
-                <w:szCs w:val="18"/>
-              </w:rPr>
-              <w:t xml:space="preserve">role="tooltip"</w:t>
-            </w:r>
-          </w:p>
-        </w:tc>
-        <w:tc>
-          <w:tcPr>
-            <w:tcW w:type="dxa" w:w="1657"/>
-            <w:tcBorders>
-              <w:top w:val="single" w:color="9DB8C6" w:sz="4"/>
-              <w:left w:val="single" w:color="9DB8C6" w:sz="4"/>
-              <w:bottom w:val="single" w:color="9DB8C6" w:sz="4"/>
-              <w:right w:val="single" w:color="9DB8C6" w:sz="4"/>
-            </w:tcBorders>
-            <w:tcMar>
-              <w:top w:type="dxa" w:w="60"/>
-              <w:left w:type="dxa" w:w="90"/>
-              <w:bottom w:type="dxa" w:w="60"/>
-              <w:right w:type="dxa" w:w="90"/>
-            </w:tcMar>
-          </w:tcPr>
-          <w:p>
-            <w:r>
-              <w:rPr>
-                <w:rFonts w:ascii="Arial" w:cs="Arial" w:eastAsia="Arial" w:hAnsi="Arial"/>
-                <w:sz w:val="18"/>
-                <w:szCs w:val="18"/>
-              </w:rPr>
-              <w:t xml:space="preserve">Show on focus and hover; Esc hides</w:t>
-            </w:r>
-          </w:p>
-        </w:tc>
-        <w:tc>
-          <w:tcPr>
-            <w:tcW w:type="dxa" w:w="2402"/>
-            <w:tcBorders>
-              <w:top w:val="single" w:color="9DB8C6" w:sz="4"/>
-              <w:left w:val="single" w:color="9DB8C6" w:sz="4"/>
-              <w:bottom w:val="single" w:color="9DB8C6" w:sz="4"/>
-              <w:right w:val="single" w:color="9DB8C6" w:sz="4"/>
-            </w:tcBorders>
-            <w:tcMar>
-              <w:top w:type="dxa" w:w="60"/>
-              <w:left w:type="dxa" w:w="90"/>
-              <w:bottom w:type="dxa" w:w="60"/>
-              <w:right w:type="dxa" w:w="90"/>
-            </w:tcMar>
-          </w:tcPr>
-          <w:p>
-            <w:r>
-              <w:rPr>
-                <w:rFonts w:ascii="Arial" w:cs="Arial" w:eastAsia="Arial" w:hAnsi="Arial"/>
-                <w:sz w:val="18"/>
-                <w:szCs w:val="18"/>
-              </w:rPr>
-              <w:t xml:space="preserve">Never holds essential information</w:t>
-            </w:r>
-          </w:p>
-        </w:tc>
-        <w:tc>
-          <w:tcPr>
-            <w:tcW w:type="dxa" w:w="2334"/>
-            <w:tcBorders>
-              <w:top w:val="single" w:color="9DB8C6" w:sz="4"/>
-              <w:left w:val="single" w:color="9DB8C6" w:sz="4"/>
-              <w:bottom w:val="single" w:color="9DB8C6" w:sz="4"/>
-              <w:right w:val="single" w:color="9DB8C6" w:sz="4"/>
-            </w:tcBorders>
-            <w:tcMar>
-              <w:top w:type="dxa" w:w="60"/>
-              <w:left w:type="dxa" w:w="90"/>
-              <w:bottom w:type="dxa" w:w="60"/>
-              <w:right w:type="dxa" w:w="90"/>
-            </w:tcMar>
-          </w:tcPr>
-          <w:p>
-            <w:r>
-              <w:rPr>
-                <w:rFonts w:ascii="Arial" w:cs="Arial" w:eastAsia="Arial" w:hAnsi="Arial"/>
-                <w:sz w:val="18"/>
-                <w:szCs w:val="18"/>
-              </w:rPr>
-              <w:t xml:space="preserve">WCAG 1.4.13</w:t>
+            <w:tcW w:type="dxa" w:w="1356"/>
+            <w:tcBorders>
+              <w:top w:val="single" w:color="9DB8C6" w:sz="4"/>
+              <w:left w:val="single" w:color="9DB8C6" w:sz="4"/>
+              <w:bottom w:val="single" w:color="9DB8C6" w:sz="4"/>
+              <w:right w:val="single" w:color="9DB8C6" w:sz="4"/>
+            </w:tcBorders>
+            <w:tcMar>
+              <w:top w:type="dxa" w:w="60"/>
+              <w:left w:type="dxa" w:w="90"/>
+              <w:bottom w:type="dxa" w:w="60"/>
+              <w:right w:type="dxa" w:w="90"/>
+            </w:tcMar>
+          </w:tcPr>
+          <w:p>
+            <w:r>
+              <w:rPr>
+                <w:rFonts w:ascii="Arial" w:cs="Arial" w:eastAsia="Arial" w:hAnsi="Arial"/>
+                <w:sz w:val="18"/>
+                <w:szCs w:val="18"/>
+              </w:rPr>
+              <w:t xml:space="preserve">Install prompt</w:t>
+            </w:r>
+          </w:p>
+        </w:tc>
+        <w:tc>
+          <w:tcPr>
+            <w:tcW w:type="dxa" w:w="2303"/>
+            <w:tcBorders>
+              <w:top w:val="single" w:color="9DB8C6" w:sz="4"/>
+              <w:left w:val="single" w:color="9DB8C6" w:sz="4"/>
+              <w:bottom w:val="single" w:color="9DB8C6" w:sz="4"/>
+              <w:right w:val="single" w:color="9DB8C6" w:sz="4"/>
+            </w:tcBorders>
+            <w:tcMar>
+              <w:top w:type="dxa" w:w="60"/>
+              <w:left w:type="dxa" w:w="90"/>
+              <w:bottom w:type="dxa" w:w="60"/>
+              <w:right w:type="dxa" w:w="90"/>
+            </w:tcMar>
+          </w:tcPr>
+          <w:p>
+            <w:r>
+              <w:rPr>
+                <w:rFonts w:ascii="Consolas" w:cs="Consolas" w:eastAsia="Consolas" w:hAnsi="Consolas"/>
+                <w:color w:val="7A2E00"/>
+                <w:sz w:val="18"/>
+                <w:szCs w:val="18"/>
+              </w:rPr>
+              <w:t xml:space="preserve">role="region" aria-labelledby aria-live="polite"</w:t>
+            </w:r>
+          </w:p>
+        </w:tc>
+        <w:tc>
+          <w:tcPr>
+            <w:tcW w:type="dxa" w:w="2303"/>
+            <w:tcBorders>
+              <w:top w:val="single" w:color="9DB8C6" w:sz="4"/>
+              <w:left w:val="single" w:color="9DB8C6" w:sz="4"/>
+              <w:bottom w:val="single" w:color="9DB8C6" w:sz="4"/>
+              <w:right w:val="single" w:color="9DB8C6" w:sz="4"/>
+            </w:tcBorders>
+            <w:tcMar>
+              <w:top w:type="dxa" w:w="60"/>
+              <w:left w:type="dxa" w:w="90"/>
+              <w:bottom w:type="dxa" w:w="60"/>
+              <w:right w:type="dxa" w:w="90"/>
+            </w:tcMar>
+          </w:tcPr>
+          <w:p>
+            <w:r>
+              <w:rPr>
+                <w:rFonts w:ascii="Arial" w:cs="Arial" w:eastAsia="Arial" w:hAnsi="Arial"/>
+                <w:sz w:val="18"/>
+                <w:szCs w:val="18"/>
+              </w:rPr>
+              <w:t xml:space="preserve">Tab to Install / Not now / Dismiss; Esc</w:t>
+            </w:r>
+          </w:p>
+        </w:tc>
+        <w:tc>
+          <w:tcPr>
+            <w:tcW w:type="dxa" w:w="1816"/>
+            <w:tcBorders>
+              <w:top w:val="single" w:color="9DB8C6" w:sz="4"/>
+              <w:left w:val="single" w:color="9DB8C6" w:sz="4"/>
+              <w:bottom w:val="single" w:color="9DB8C6" w:sz="4"/>
+              <w:right w:val="single" w:color="9DB8C6" w:sz="4"/>
+            </w:tcBorders>
+            <w:tcMar>
+              <w:top w:type="dxa" w:w="60"/>
+              <w:left w:type="dxa" w:w="90"/>
+              <w:bottom w:type="dxa" w:w="60"/>
+              <w:right w:type="dxa" w:w="90"/>
+            </w:tcMar>
+          </w:tcPr>
+          <w:p>
+            <w:r>
+              <w:rPr>
+                <w:rFonts w:ascii="Arial" w:cs="Arial" w:eastAsia="Arial" w:hAnsi="Arial"/>
+                <w:sz w:val="18"/>
+                <w:szCs w:val="18"/>
+              </w:rPr>
+              <w:t xml:space="preserve">Dismiss has </w:t>
+            </w:r>
+            <w:r>
+              <w:rPr>
+                <w:rFonts w:ascii="Consolas" w:cs="Consolas" w:eastAsia="Consolas" w:hAnsi="Consolas"/>
+                <w:color w:val="7A2E00"/>
+                <w:sz w:val="18"/>
+                <w:szCs w:val="18"/>
+              </w:rPr>
+              <w:t xml:space="preserve">aria-label</w:t>
+            </w:r>
+          </w:p>
+        </w:tc>
+        <w:tc>
+          <w:tcPr>
+            <w:tcW w:type="dxa" w:w="2302"/>
+            <w:tcBorders>
+              <w:top w:val="single" w:color="9DB8C6" w:sz="4"/>
+              <w:left w:val="single" w:color="9DB8C6" w:sz="4"/>
+              <w:bottom w:val="single" w:color="9DB8C6" w:sz="4"/>
+              <w:right w:val="single" w:color="9DB8C6" w:sz="4"/>
+            </w:tcBorders>
+            <w:tcMar>
+              <w:top w:type="dxa" w:w="60"/>
+              <w:left w:type="dxa" w:w="90"/>
+              <w:bottom w:type="dxa" w:w="60"/>
+              <w:right w:type="dxa" w:w="90"/>
+            </w:tcMar>
+          </w:tcPr>
+          <w:p>
+            <w:r>
+              <w:rPr>
+                <w:rFonts w:ascii="Arial" w:cs="Arial" w:eastAsia="Arial" w:hAnsi="Arial"/>
+                <w:sz w:val="18"/>
+                <w:szCs w:val="18"/>
+              </w:rPr>
+              <w:t xml:space="preserve">Never takes focus</w:t>
             </w:r>
           </w:p>
         </w:tc>
@@ -14185,155 +14299,162 @@
         </w:trPr>
         <w:tc>
           <w:tcPr>
-            <w:tcW w:type="dxa" w:w="1353"/>
-            <w:tcBorders>
-              <w:top w:val="single" w:color="9DB8C6" w:sz="4"/>
-              <w:left w:val="single" w:color="9DB8C6" w:sz="4"/>
-              <w:bottom w:val="single" w:color="9DB8C6" w:sz="4"/>
-              <w:right w:val="single" w:color="9DB8C6" w:sz="4"/>
-            </w:tcBorders>
-            <w:tcMar>
-              <w:top w:type="dxa" w:w="60"/>
-              <w:left w:type="dxa" w:w="90"/>
-              <w:bottom w:type="dxa" w:w="60"/>
-              <w:right w:type="dxa" w:w="90"/>
-            </w:tcMar>
-          </w:tcPr>
-          <w:p>
-            <w:r>
-              <w:rPr>
-                <w:rFonts w:ascii="Arial" w:cs="Arial" w:eastAsia="Arial" w:hAnsi="Arial"/>
-                <w:sz w:val="18"/>
-                <w:szCs w:val="18"/>
-              </w:rPr>
-              <w:t xml:space="preserve">Tabs (planned)</w:t>
-            </w:r>
-          </w:p>
-        </w:tc>
-        <w:tc>
-          <w:tcPr>
-            <w:tcW w:type="dxa" w:w="2334"/>
-            <w:tcBorders>
-              <w:top w:val="single" w:color="9DB8C6" w:sz="4"/>
-              <w:left w:val="single" w:color="9DB8C6" w:sz="4"/>
-              <w:bottom w:val="single" w:color="9DB8C6" w:sz="4"/>
-              <w:right w:val="single" w:color="9DB8C6" w:sz="4"/>
-            </w:tcBorders>
-            <w:tcMar>
-              <w:top w:type="dxa" w:w="60"/>
-              <w:left w:type="dxa" w:w="90"/>
-              <w:bottom w:type="dxa" w:w="60"/>
-              <w:right w:type="dxa" w:w="90"/>
-            </w:tcMar>
-          </w:tcPr>
-          <w:p>
-            <w:r>
-              <w:rPr>
-                <w:rFonts w:ascii="Consolas" w:cs="Consolas" w:eastAsia="Consolas" w:hAnsi="Consolas"/>
-                <w:color w:val="7A2E00"/>
-                <w:sz w:val="18"/>
-                <w:szCs w:val="18"/>
-              </w:rPr>
-              <w:t xml:space="preserve">role="tablist/tab/tabpanel"</w:t>
-            </w:r>
-          </w:p>
-        </w:tc>
-        <w:tc>
-          <w:tcPr>
-            <w:tcW w:type="dxa" w:w="1657"/>
-            <w:tcBorders>
-              <w:top w:val="single" w:color="9DB8C6" w:sz="4"/>
-              <w:left w:val="single" w:color="9DB8C6" w:sz="4"/>
-              <w:bottom w:val="single" w:color="9DB8C6" w:sz="4"/>
-              <w:right w:val="single" w:color="9DB8C6" w:sz="4"/>
-            </w:tcBorders>
-            <w:tcMar>
-              <w:top w:type="dxa" w:w="60"/>
-              <w:left w:type="dxa" w:w="90"/>
-              <w:bottom w:type="dxa" w:w="60"/>
-              <w:right w:type="dxa" w:w="90"/>
-            </w:tcMar>
-          </w:tcPr>
-          <w:p>
-            <w:r>
-              <w:rPr>
-                <w:rFonts w:ascii="Arial" w:cs="Arial" w:eastAsia="Arial" w:hAnsi="Arial"/>
-                <w:sz w:val="18"/>
-                <w:szCs w:val="18"/>
-              </w:rPr>
-              <w:t xml:space="preserve">Arrows move, Home/End, Tab into panel</w:t>
-            </w:r>
-          </w:p>
-        </w:tc>
-        <w:tc>
-          <w:tcPr>
-            <w:tcW w:type="dxa" w:w="2402"/>
-            <w:tcBorders>
-              <w:top w:val="single" w:color="9DB8C6" w:sz="4"/>
-              <w:left w:val="single" w:color="9DB8C6" w:sz="4"/>
-              <w:bottom w:val="single" w:color="9DB8C6" w:sz="4"/>
-              <w:right w:val="single" w:color="9DB8C6" w:sz="4"/>
-            </w:tcBorders>
-            <w:tcMar>
-              <w:top w:type="dxa" w:w="60"/>
-              <w:left w:type="dxa" w:w="90"/>
-              <w:bottom w:type="dxa" w:w="60"/>
-              <w:right w:type="dxa" w:w="90"/>
-            </w:tcMar>
-          </w:tcPr>
-          <w:p>
-            <w:r>
-              <w:rPr>
-                <w:rFonts w:ascii="Consolas" w:cs="Consolas" w:eastAsia="Consolas" w:hAnsi="Consolas"/>
-                <w:color w:val="7A2E00"/>
-                <w:sz w:val="18"/>
-                <w:szCs w:val="18"/>
-              </w:rPr>
-              <w:t xml:space="preserve">aria-selected</w:t>
-            </w:r>
-            <w:r>
-              <w:rPr>
-                <w:rFonts w:ascii="Arial" w:cs="Arial" w:eastAsia="Arial" w:hAnsi="Arial"/>
-                <w:sz w:val="18"/>
-                <w:szCs w:val="18"/>
-              </w:rPr>
-              <w:t xml:space="preserve">, </w:t>
-            </w:r>
-            <w:r>
-              <w:rPr>
-                <w:rFonts w:ascii="Consolas" w:cs="Consolas" w:eastAsia="Consolas" w:hAnsi="Consolas"/>
-                <w:color w:val="7A2E00"/>
-                <w:sz w:val="18"/>
-                <w:szCs w:val="18"/>
-              </w:rPr>
-              <w:t xml:space="preserve">aria-controls</w:t>
-            </w:r>
-          </w:p>
-        </w:tc>
-        <w:tc>
-          <w:tcPr>
-            <w:tcW w:type="dxa" w:w="2334"/>
-            <w:tcBorders>
-              <w:top w:val="single" w:color="9DB8C6" w:sz="4"/>
-              <w:left w:val="single" w:color="9DB8C6" w:sz="4"/>
-              <w:bottom w:val="single" w:color="9DB8C6" w:sz="4"/>
-              <w:right w:val="single" w:color="9DB8C6" w:sz="4"/>
-            </w:tcBorders>
-            <w:tcMar>
-              <w:top w:type="dxa" w:w="60"/>
-              <w:left w:type="dxa" w:w="90"/>
-              <w:bottom w:type="dxa" w:w="60"/>
-              <w:right w:type="dxa" w:w="90"/>
-            </w:tcMar>
-          </w:tcPr>
-          <w:p>
-            <w:r>
-              <w:rPr>
-                <w:rFonts w:ascii="Arial" w:cs="Arial" w:eastAsia="Arial" w:hAnsi="Arial"/>
-                <w:sz w:val="18"/>
-                <w:szCs w:val="18"/>
-              </w:rPr>
-              <w:t xml:space="preserve">Use links instead if each tab is a page</w:t>
+            <w:tcW w:type="dxa" w:w="1356"/>
+            <w:tcBorders>
+              <w:top w:val="single" w:color="9DB8C6" w:sz="4"/>
+              <w:left w:val="single" w:color="9DB8C6" w:sz="4"/>
+              <w:bottom w:val="single" w:color="9DB8C6" w:sz="4"/>
+              <w:right w:val="single" w:color="9DB8C6" w:sz="4"/>
+            </w:tcBorders>
+            <w:tcMar>
+              <w:top w:type="dxa" w:w="60"/>
+              <w:left w:type="dxa" w:w="90"/>
+              <w:bottom w:type="dxa" w:w="60"/>
+              <w:right w:type="dxa" w:w="90"/>
+            </w:tcMar>
+          </w:tcPr>
+          <w:p>
+            <w:r>
+              <w:rPr>
+                <w:rFonts w:ascii="Arial" w:cs="Arial" w:eastAsia="Arial" w:hAnsi="Arial"/>
+                <w:sz w:val="18"/>
+                <w:szCs w:val="18"/>
+              </w:rPr>
+              <w:t xml:space="preserve">Tooltips (planned, Part 1 design system)</w:t>
+            </w:r>
+          </w:p>
+        </w:tc>
+        <w:tc>
+          <w:tcPr>
+            <w:tcW w:type="dxa" w:w="2303"/>
+            <w:tcBorders>
+              <w:top w:val="single" w:color="9DB8C6" w:sz="4"/>
+              <w:left w:val="single" w:color="9DB8C6" w:sz="4"/>
+              <w:bottom w:val="single" w:color="9DB8C6" w:sz="4"/>
+              <w:right w:val="single" w:color="9DB8C6" w:sz="4"/>
+            </w:tcBorders>
+            <w:tcMar>
+              <w:top w:type="dxa" w:w="60"/>
+              <w:left w:type="dxa" w:w="90"/>
+              <w:bottom w:type="dxa" w:w="60"/>
+              <w:right w:type="dxa" w:w="90"/>
+            </w:tcMar>
+          </w:tcPr>
+          <w:p>
+            <w:r>
+              <w:rPr>
+                <w:rFonts w:ascii="Arial" w:cs="Arial" w:eastAsia="Arial" w:hAnsi="Arial"/>
+                <w:sz w:val="18"/>
+                <w:szCs w:val="18"/>
+              </w:rPr>
+              <w:t xml:space="preserve">Trigger </w:t>
+            </w:r>
+            <w:r>
+              <w:rPr>
+                <w:rFonts w:ascii="Consolas" w:cs="Consolas" w:eastAsia="Consolas" w:hAnsi="Consolas"/>
+                <w:color w:val="7A2E00"/>
+                <w:sz w:val="18"/>
+                <w:szCs w:val="18"/>
+              </w:rPr>
+              <w:t xml:space="preserve">&lt;button aria-describedby&gt;</w:t>
+            </w:r>
+            <w:r>
+              <w:rPr>
+                <w:rFonts w:ascii="Arial" w:cs="Arial" w:eastAsia="Arial" w:hAnsi="Arial"/>
+                <w:sz w:val="18"/>
+                <w:szCs w:val="18"/>
+              </w:rPr>
+              <w:t xml:space="preserve"> + </w:t>
+            </w:r>
+            <w:r>
+              <w:rPr>
+                <w:rFonts w:ascii="Consolas" w:cs="Consolas" w:eastAsia="Consolas" w:hAnsi="Consolas"/>
+                <w:color w:val="7A2E00"/>
+                <w:sz w:val="18"/>
+                <w:szCs w:val="18"/>
+              </w:rPr>
+              <w:t xml:space="preserve">role="tooltip"</w:t>
+            </w:r>
+          </w:p>
+        </w:tc>
+        <w:tc>
+          <w:tcPr>
+            <w:tcW w:type="dxa" w:w="2303"/>
+            <w:tcBorders>
+              <w:top w:val="single" w:color="9DB8C6" w:sz="4"/>
+              <w:left w:val="single" w:color="9DB8C6" w:sz="4"/>
+              <w:bottom w:val="single" w:color="9DB8C6" w:sz="4"/>
+              <w:right w:val="single" w:color="9DB8C6" w:sz="4"/>
+            </w:tcBorders>
+            <w:tcMar>
+              <w:top w:type="dxa" w:w="60"/>
+              <w:left w:type="dxa" w:w="90"/>
+              <w:bottom w:type="dxa" w:w="60"/>
+              <w:right w:type="dxa" w:w="90"/>
+            </w:tcMar>
+          </w:tcPr>
+          <w:p>
+            <w:r>
+              <w:rPr>
+                <w:rFonts w:ascii="Arial" w:cs="Arial" w:eastAsia="Arial" w:hAnsi="Arial"/>
+                <w:sz w:val="18"/>
+                <w:szCs w:val="18"/>
+              </w:rPr>
+              <w:t xml:space="preserve">Show on focus and hover; Esc hides</w:t>
+            </w:r>
+          </w:p>
+        </w:tc>
+        <w:tc>
+          <w:tcPr>
+            <w:tcW w:type="dxa" w:w="1816"/>
+            <w:tcBorders>
+              <w:top w:val="single" w:color="9DB8C6" w:sz="4"/>
+              <w:left w:val="single" w:color="9DB8C6" w:sz="4"/>
+              <w:bottom w:val="single" w:color="9DB8C6" w:sz="4"/>
+              <w:right w:val="single" w:color="9DB8C6" w:sz="4"/>
+            </w:tcBorders>
+            <w:tcMar>
+              <w:top w:type="dxa" w:w="60"/>
+              <w:left w:type="dxa" w:w="90"/>
+              <w:bottom w:type="dxa" w:w="60"/>
+              <w:right w:type="dxa" w:w="90"/>
+            </w:tcMar>
+          </w:tcPr>
+          <w:p>
+            <w:r>
+              <w:rPr>
+                <w:rFonts w:ascii="Arial" w:cs="Arial" w:eastAsia="Arial" w:hAnsi="Arial"/>
+                <w:sz w:val="18"/>
+                <w:szCs w:val="18"/>
+              </w:rPr>
+              <w:t xml:space="preserve">Never holds essential information</w:t>
+            </w:r>
+          </w:p>
+        </w:tc>
+        <w:tc>
+          <w:tcPr>
+            <w:tcW w:type="dxa" w:w="2302"/>
+            <w:tcBorders>
+              <w:top w:val="single" w:color="9DB8C6" w:sz="4"/>
+              <w:left w:val="single" w:color="9DB8C6" w:sz="4"/>
+              <w:bottom w:val="single" w:color="9DB8C6" w:sz="4"/>
+              <w:right w:val="single" w:color="9DB8C6" w:sz="4"/>
+            </w:tcBorders>
+            <w:tcMar>
+              <w:top w:type="dxa" w:w="60"/>
+              <w:left w:type="dxa" w:w="90"/>
+              <w:bottom w:type="dxa" w:w="60"/>
+              <w:right w:type="dxa" w:w="90"/>
+            </w:tcMar>
+          </w:tcPr>
+          <w:p>
+            <w:r>
+              <w:rPr>
+                <w:rFonts w:ascii="Arial" w:cs="Arial" w:eastAsia="Arial" w:hAnsi="Arial"/>
+                <w:sz w:val="18"/>
+                <w:szCs w:val="18"/>
+              </w:rPr>
+              <w:t xml:space="preserve">WCAG 1.4.13</w:t>
             </w:r>
           </w:p>
         </w:tc>
@@ -14344,162 +14465,155 @@
         </w:trPr>
         <w:tc>
           <w:tcPr>
-            <w:tcW w:type="dxa" w:w="1353"/>
-            <w:tcBorders>
-              <w:top w:val="single" w:color="9DB8C6" w:sz="4"/>
-              <w:left w:val="single" w:color="9DB8C6" w:sz="4"/>
-              <w:bottom w:val="single" w:color="9DB8C6" w:sz="4"/>
-              <w:right w:val="single" w:color="9DB8C6" w:sz="4"/>
-            </w:tcBorders>
-            <w:tcMar>
-              <w:top w:type="dxa" w:w="60"/>
-              <w:left w:type="dxa" w:w="90"/>
-              <w:bottom w:type="dxa" w:w="60"/>
-              <w:right w:type="dxa" w:w="90"/>
-            </w:tcMar>
-          </w:tcPr>
-          <w:p>
-            <w:r>
-              <w:rPr>
-                <w:rFonts w:ascii="Arial" w:cs="Arial" w:eastAsia="Arial" w:hAnsi="Arial"/>
-                <w:sz w:val="18"/>
-                <w:szCs w:val="18"/>
-              </w:rPr>
-              <w:t xml:space="preserve">Dropdown menu (planned)</w:t>
-            </w:r>
-          </w:p>
-        </w:tc>
-        <w:tc>
-          <w:tcPr>
-            <w:tcW w:type="dxa" w:w="2334"/>
-            <w:tcBorders>
-              <w:top w:val="single" w:color="9DB8C6" w:sz="4"/>
-              <w:left w:val="single" w:color="9DB8C6" w:sz="4"/>
-              <w:bottom w:val="single" w:color="9DB8C6" w:sz="4"/>
-              <w:right w:val="single" w:color="9DB8C6" w:sz="4"/>
-            </w:tcBorders>
-            <w:tcMar>
-              <w:top w:type="dxa" w:w="60"/>
-              <w:left w:type="dxa" w:w="90"/>
-              <w:bottom w:type="dxa" w:w="60"/>
-              <w:right w:type="dxa" w:w="90"/>
-            </w:tcMar>
-          </w:tcPr>
-          <w:p>
-            <w:r>
-              <w:rPr>
-                <w:rFonts w:ascii="Consolas" w:cs="Consolas" w:eastAsia="Consolas" w:hAnsi="Consolas"/>
-                <w:color w:val="7A2E00"/>
-                <w:sz w:val="18"/>
-                <w:szCs w:val="18"/>
-              </w:rPr>
-              <w:t xml:space="preserve">&lt;button aria-expanded aria-haspopup="menu"&gt;</w:t>
-            </w:r>
-            <w:r>
-              <w:rPr>
-                <w:rFonts w:ascii="Arial" w:cs="Arial" w:eastAsia="Arial" w:hAnsi="Arial"/>
-                <w:sz w:val="18"/>
-                <w:szCs w:val="18"/>
-              </w:rPr>
-              <w:t xml:space="preserve"> + </w:t>
-            </w:r>
-            <w:r>
-              <w:rPr>
-                <w:rFonts w:ascii="Consolas" w:cs="Consolas" w:eastAsia="Consolas" w:hAnsi="Consolas"/>
-                <w:color w:val="7A2E00"/>
-                <w:sz w:val="18"/>
-                <w:szCs w:val="18"/>
-              </w:rPr>
-              <w:t xml:space="preserve">role="menu"</w:t>
-            </w:r>
-          </w:p>
-        </w:tc>
-        <w:tc>
-          <w:tcPr>
-            <w:tcW w:type="dxa" w:w="1657"/>
-            <w:tcBorders>
-              <w:top w:val="single" w:color="9DB8C6" w:sz="4"/>
-              <w:left w:val="single" w:color="9DB8C6" w:sz="4"/>
-              <w:bottom w:val="single" w:color="9DB8C6" w:sz="4"/>
-              <w:right w:val="single" w:color="9DB8C6" w:sz="4"/>
-            </w:tcBorders>
-            <w:tcMar>
-              <w:top w:type="dxa" w:w="60"/>
-              <w:left w:type="dxa" w:w="90"/>
-              <w:bottom w:type="dxa" w:w="60"/>
-              <w:right w:type="dxa" w:w="90"/>
-            </w:tcMar>
-          </w:tcPr>
-          <w:p>
-            <w:r>
-              <w:rPr>
-                <w:rFonts w:ascii="Arial" w:cs="Arial" w:eastAsia="Arial" w:hAnsi="Arial"/>
-                <w:sz w:val="18"/>
-                <w:szCs w:val="18"/>
-              </w:rPr>
-              <w:t xml:space="preserve">Enter/Space/↓ opens, arrows, Esc returns focus</w:t>
-            </w:r>
-          </w:p>
-        </w:tc>
-        <w:tc>
-          <w:tcPr>
-            <w:tcW w:type="dxa" w:w="2402"/>
-            <w:tcBorders>
-              <w:top w:val="single" w:color="9DB8C6" w:sz="4"/>
-              <w:left w:val="single" w:color="9DB8C6" w:sz="4"/>
-              <w:bottom w:val="single" w:color="9DB8C6" w:sz="4"/>
-              <w:right w:val="single" w:color="9DB8C6" w:sz="4"/>
-            </w:tcBorders>
-            <w:tcMar>
-              <w:top w:type="dxa" w:w="60"/>
-              <w:left w:type="dxa" w:w="90"/>
-              <w:bottom w:type="dxa" w:w="60"/>
-              <w:right w:type="dxa" w:w="90"/>
-            </w:tcMar>
-          </w:tcPr>
-          <w:p/>
-        </w:tc>
-        <w:tc>
-          <w:tcPr>
-            <w:tcW w:type="dxa" w:w="2334"/>
-            <w:tcBorders>
-              <w:top w:val="single" w:color="9DB8C6" w:sz="4"/>
-              <w:left w:val="single" w:color="9DB8C6" w:sz="4"/>
-              <w:bottom w:val="single" w:color="9DB8C6" w:sz="4"/>
-              <w:right w:val="single" w:color="9DB8C6" w:sz="4"/>
-            </w:tcBorders>
-            <w:tcMar>
-              <w:top w:type="dxa" w:w="60"/>
-              <w:left w:type="dxa" w:w="90"/>
-              <w:bottom w:type="dxa" w:w="60"/>
-              <w:right w:type="dxa" w:w="90"/>
-            </w:tcMar>
-          </w:tcPr>
-          <w:p>
-            <w:r>
-              <w:rPr>
-                <w:rFonts w:ascii="Arial" w:cs="Arial" w:eastAsia="Arial" w:hAnsi="Arial"/>
-                <w:sz w:val="18"/>
-                <w:szCs w:val="18"/>
-              </w:rPr>
-              <w:t xml:space="preserve">Prefer a native </w:t>
-            </w:r>
-            <w:r>
-              <w:rPr>
-                <w:rFonts w:ascii="Consolas" w:cs="Consolas" w:eastAsia="Consolas" w:hAnsi="Consolas"/>
-                <w:color w:val="7A2E00"/>
-                <w:sz w:val="18"/>
-                <w:szCs w:val="18"/>
-              </w:rPr>
-              <w:t xml:space="preserve">&lt;select&gt;</w:t>
-            </w:r>
-            <w:r>
-              <w:rPr>
-                <w:rFonts w:ascii="Arial" w:cs="Arial" w:eastAsia="Arial" w:hAnsi="Arial"/>
-                <w:sz w:val="18"/>
-                <w:szCs w:val="18"/>
-              </w:rPr>
-              <w:t xml:space="preserve"> for choosing a value</w:t>
+            <w:tcW w:type="dxa" w:w="1356"/>
+            <w:tcBorders>
+              <w:top w:val="single" w:color="9DB8C6" w:sz="4"/>
+              <w:left w:val="single" w:color="9DB8C6" w:sz="4"/>
+              <w:bottom w:val="single" w:color="9DB8C6" w:sz="4"/>
+              <w:right w:val="single" w:color="9DB8C6" w:sz="4"/>
+            </w:tcBorders>
+            <w:tcMar>
+              <w:top w:type="dxa" w:w="60"/>
+              <w:left w:type="dxa" w:w="90"/>
+              <w:bottom w:type="dxa" w:w="60"/>
+              <w:right w:type="dxa" w:w="90"/>
+            </w:tcMar>
+          </w:tcPr>
+          <w:p>
+            <w:r>
+              <w:rPr>
+                <w:rFonts w:ascii="Arial" w:cs="Arial" w:eastAsia="Arial" w:hAnsi="Arial"/>
+                <w:sz w:val="18"/>
+                <w:szCs w:val="18"/>
+              </w:rPr>
+              <w:t xml:space="preserve">Tabs (planned)</w:t>
+            </w:r>
+          </w:p>
+        </w:tc>
+        <w:tc>
+          <w:tcPr>
+            <w:tcW w:type="dxa" w:w="2303"/>
+            <w:tcBorders>
+              <w:top w:val="single" w:color="9DB8C6" w:sz="4"/>
+              <w:left w:val="single" w:color="9DB8C6" w:sz="4"/>
+              <w:bottom w:val="single" w:color="9DB8C6" w:sz="4"/>
+              <w:right w:val="single" w:color="9DB8C6" w:sz="4"/>
+            </w:tcBorders>
+            <w:tcMar>
+              <w:top w:type="dxa" w:w="60"/>
+              <w:left w:type="dxa" w:w="90"/>
+              <w:bottom w:type="dxa" w:w="60"/>
+              <w:right w:type="dxa" w:w="90"/>
+            </w:tcMar>
+          </w:tcPr>
+          <w:p>
+            <w:r>
+              <w:rPr>
+                <w:rFonts w:ascii="Consolas" w:cs="Consolas" w:eastAsia="Consolas" w:hAnsi="Consolas"/>
+                <w:color w:val="7A2E00"/>
+                <w:sz w:val="18"/>
+                <w:szCs w:val="18"/>
+              </w:rPr>
+              <w:t xml:space="preserve">role="tablist/tab/tabpanel"</w:t>
+            </w:r>
+          </w:p>
+        </w:tc>
+        <w:tc>
+          <w:tcPr>
+            <w:tcW w:type="dxa" w:w="2303"/>
+            <w:tcBorders>
+              <w:top w:val="single" w:color="9DB8C6" w:sz="4"/>
+              <w:left w:val="single" w:color="9DB8C6" w:sz="4"/>
+              <w:bottom w:val="single" w:color="9DB8C6" w:sz="4"/>
+              <w:right w:val="single" w:color="9DB8C6" w:sz="4"/>
+            </w:tcBorders>
+            <w:tcMar>
+              <w:top w:type="dxa" w:w="60"/>
+              <w:left w:type="dxa" w:w="90"/>
+              <w:bottom w:type="dxa" w:w="60"/>
+              <w:right w:type="dxa" w:w="90"/>
+            </w:tcMar>
+          </w:tcPr>
+          <w:p>
+            <w:r>
+              <w:rPr>
+                <w:rFonts w:ascii="Arial" w:cs="Arial" w:eastAsia="Arial" w:hAnsi="Arial"/>
+                <w:sz w:val="18"/>
+                <w:szCs w:val="18"/>
+              </w:rPr>
+              <w:t xml:space="preserve">Arrows move, Home/End, Tab into panel</w:t>
+            </w:r>
+          </w:p>
+        </w:tc>
+        <w:tc>
+          <w:tcPr>
+            <w:tcW w:type="dxa" w:w="1816"/>
+            <w:tcBorders>
+              <w:top w:val="single" w:color="9DB8C6" w:sz="4"/>
+              <w:left w:val="single" w:color="9DB8C6" w:sz="4"/>
+              <w:bottom w:val="single" w:color="9DB8C6" w:sz="4"/>
+              <w:right w:val="single" w:color="9DB8C6" w:sz="4"/>
+            </w:tcBorders>
+            <w:tcMar>
+              <w:top w:type="dxa" w:w="60"/>
+              <w:left w:type="dxa" w:w="90"/>
+              <w:bottom w:type="dxa" w:w="60"/>
+              <w:right w:type="dxa" w:w="90"/>
+            </w:tcMar>
+          </w:tcPr>
+          <w:p>
+            <w:r>
+              <w:rPr>
+                <w:rFonts w:ascii="Consolas" w:cs="Consolas" w:eastAsia="Consolas" w:hAnsi="Consolas"/>
+                <w:color w:val="7A2E00"/>
+                <w:sz w:val="18"/>
+                <w:szCs w:val="18"/>
+              </w:rPr>
+              <w:t xml:space="preserve">aria-selected</w:t>
+            </w:r>
+            <w:r>
+              <w:rPr>
+                <w:rFonts w:ascii="Arial" w:cs="Arial" w:eastAsia="Arial" w:hAnsi="Arial"/>
+                <w:sz w:val="18"/>
+                <w:szCs w:val="18"/>
+              </w:rPr>
+              <w:t xml:space="preserve">, </w:t>
+            </w:r>
+            <w:r>
+              <w:rPr>
+                <w:rFonts w:ascii="Consolas" w:cs="Consolas" w:eastAsia="Consolas" w:hAnsi="Consolas"/>
+                <w:color w:val="7A2E00"/>
+                <w:sz w:val="18"/>
+                <w:szCs w:val="18"/>
+              </w:rPr>
+              <w:t xml:space="preserve">aria-controls</w:t>
+            </w:r>
+          </w:p>
+        </w:tc>
+        <w:tc>
+          <w:tcPr>
+            <w:tcW w:type="dxa" w:w="2302"/>
+            <w:tcBorders>
+              <w:top w:val="single" w:color="9DB8C6" w:sz="4"/>
+              <w:left w:val="single" w:color="9DB8C6" w:sz="4"/>
+              <w:bottom w:val="single" w:color="9DB8C6" w:sz="4"/>
+              <w:right w:val="single" w:color="9DB8C6" w:sz="4"/>
+            </w:tcBorders>
+            <w:tcMar>
+              <w:top w:type="dxa" w:w="60"/>
+              <w:left w:type="dxa" w:w="90"/>
+              <w:bottom w:type="dxa" w:w="60"/>
+              <w:right w:type="dxa" w:w="90"/>
+            </w:tcMar>
+          </w:tcPr>
+          <w:p>
+            <w:r>
+              <w:rPr>
+                <w:rFonts w:ascii="Arial" w:cs="Arial" w:eastAsia="Arial" w:hAnsi="Arial"/>
+                <w:sz w:val="18"/>
+                <w:szCs w:val="18"/>
+              </w:rPr>
+              <w:t xml:space="preserve">Use links instead if each tab is a page</w:t>
             </w:r>
           </w:p>
         </w:tc>
@@ -14510,106 +14624,297 @@
         </w:trPr>
         <w:tc>
           <w:tcPr>
-            <w:tcW w:type="dxa" w:w="1353"/>
-            <w:tcBorders>
-              <w:top w:val="single" w:color="9DB8C6" w:sz="4"/>
-              <w:left w:val="single" w:color="9DB8C6" w:sz="4"/>
-              <w:bottom w:val="single" w:color="9DB8C6" w:sz="4"/>
-              <w:right w:val="single" w:color="9DB8C6" w:sz="4"/>
-            </w:tcBorders>
-            <w:tcMar>
-              <w:top w:type="dxa" w:w="60"/>
-              <w:left w:type="dxa" w:w="90"/>
-              <w:bottom w:type="dxa" w:w="60"/>
-              <w:right w:type="dxa" w:w="90"/>
-            </w:tcMar>
-          </w:tcPr>
-          <w:p>
-            <w:r>
-              <w:rPr>
-                <w:rFonts w:ascii="Arial" w:cs="Arial" w:eastAsia="Arial" w:hAnsi="Arial"/>
-                <w:sz w:val="18"/>
-                <w:szCs w:val="18"/>
-              </w:rPr>
-              <w:t xml:space="preserve">Hamburger menu (planned, mobile web)</w:t>
-            </w:r>
-          </w:p>
-        </w:tc>
-        <w:tc>
-          <w:tcPr>
-            <w:tcW w:type="dxa" w:w="2334"/>
-            <w:tcBorders>
-              <w:top w:val="single" w:color="9DB8C6" w:sz="4"/>
-              <w:left w:val="single" w:color="9DB8C6" w:sz="4"/>
-              <w:bottom w:val="single" w:color="9DB8C6" w:sz="4"/>
-              <w:right w:val="single" w:color="9DB8C6" w:sz="4"/>
-            </w:tcBorders>
-            <w:tcMar>
-              <w:top w:type="dxa" w:w="60"/>
-              <w:left w:type="dxa" w:w="90"/>
-              <w:bottom w:type="dxa" w:w="60"/>
-              <w:right w:type="dxa" w:w="90"/>
-            </w:tcMar>
-          </w:tcPr>
-          <w:p>
-            <w:r>
-              <w:rPr>
-                <w:rFonts w:ascii="Consolas" w:cs="Consolas" w:eastAsia="Consolas" w:hAnsi="Consolas"/>
-                <w:color w:val="7A2E00"/>
-                <w:sz w:val="18"/>
-                <w:szCs w:val="18"/>
-              </w:rPr>
-              <w:t xml:space="preserve">&lt;button aria-expanded aria-controls&gt;</w:t>
-            </w:r>
-            <w:r>
-              <w:rPr>
-                <w:rFonts w:ascii="Arial" w:cs="Arial" w:eastAsia="Arial" w:hAnsi="Arial"/>
-                <w:sz w:val="18"/>
-                <w:szCs w:val="18"/>
-              </w:rPr>
-              <w:t xml:space="preserve"> "Menu" + the same </w:t>
-            </w:r>
-            <w:r>
-              <w:rPr>
-                <w:rFonts w:ascii="Consolas" w:cs="Consolas" w:eastAsia="Consolas" w:hAnsi="Consolas"/>
-                <w:color w:val="7A2E00"/>
-                <w:sz w:val="18"/>
-                <w:szCs w:val="18"/>
-              </w:rPr>
-              <w:t xml:space="preserve">&lt;nav&gt;</w:t>
-            </w:r>
-          </w:p>
-        </w:tc>
-        <w:tc>
-          <w:tcPr>
-            <w:tcW w:type="dxa" w:w="1657"/>
-            <w:tcBorders>
-              <w:top w:val="single" w:color="9DB8C6" w:sz="4"/>
-              <w:left w:val="single" w:color="9DB8C6" w:sz="4"/>
-              <w:bottom w:val="single" w:color="9DB8C6" w:sz="4"/>
-              <w:right w:val="single" w:color="9DB8C6" w:sz="4"/>
-            </w:tcBorders>
-            <w:tcMar>
-              <w:top w:type="dxa" w:w="60"/>
-              <w:left w:type="dxa" w:w="90"/>
-              <w:bottom w:type="dxa" w:w="60"/>
-              <w:right w:type="dxa" w:w="90"/>
-            </w:tcMar>
-          </w:tcPr>
-          <w:p>
-            <w:r>
-              <w:rPr>
-                <w:rFonts w:ascii="Arial" w:cs="Arial" w:eastAsia="Arial" w:hAnsi="Arial"/>
-                <w:sz w:val="18"/>
-                <w:szCs w:val="18"/>
-              </w:rPr>
-              <w:t xml:space="preserve">Enter/Space toggles, Esc closes and returns focus</w:t>
-            </w:r>
-          </w:p>
-        </w:tc>
-        <w:tc>
-          <w:tcPr>
-            <w:tcW w:type="dxa" w:w="2402"/>
+            <w:tcW w:type="dxa" w:w="1356"/>
+            <w:tcBorders>
+              <w:top w:val="single" w:color="9DB8C6" w:sz="4"/>
+              <w:left w:val="single" w:color="9DB8C6" w:sz="4"/>
+              <w:bottom w:val="single" w:color="9DB8C6" w:sz="4"/>
+              <w:right w:val="single" w:color="9DB8C6" w:sz="4"/>
+            </w:tcBorders>
+            <w:tcMar>
+              <w:top w:type="dxa" w:w="60"/>
+              <w:left w:type="dxa" w:w="90"/>
+              <w:bottom w:type="dxa" w:w="60"/>
+              <w:right w:type="dxa" w:w="90"/>
+            </w:tcMar>
+          </w:tcPr>
+          <w:p>
+            <w:r>
+              <w:rPr>
+                <w:rFonts w:ascii="Arial" w:cs="Arial" w:eastAsia="Arial" w:hAnsi="Arial"/>
+                <w:sz w:val="18"/>
+                <w:szCs w:val="18"/>
+              </w:rPr>
+              <w:t xml:space="preserve">Dropdown menu (planned)</w:t>
+            </w:r>
+          </w:p>
+        </w:tc>
+        <w:tc>
+          <w:tcPr>
+            <w:tcW w:type="dxa" w:w="2303"/>
+            <w:tcBorders>
+              <w:top w:val="single" w:color="9DB8C6" w:sz="4"/>
+              <w:left w:val="single" w:color="9DB8C6" w:sz="4"/>
+              <w:bottom w:val="single" w:color="9DB8C6" w:sz="4"/>
+              <w:right w:val="single" w:color="9DB8C6" w:sz="4"/>
+            </w:tcBorders>
+            <w:tcMar>
+              <w:top w:type="dxa" w:w="60"/>
+              <w:left w:type="dxa" w:w="90"/>
+              <w:bottom w:type="dxa" w:w="60"/>
+              <w:right w:type="dxa" w:w="90"/>
+            </w:tcMar>
+          </w:tcPr>
+          <w:p>
+            <w:r>
+              <w:rPr>
+                <w:rFonts w:ascii="Consolas" w:cs="Consolas" w:eastAsia="Consolas" w:hAnsi="Consolas"/>
+                <w:color w:val="7A2E00"/>
+                <w:sz w:val="18"/>
+                <w:szCs w:val="18"/>
+              </w:rPr>
+              <w:t xml:space="preserve">&lt;button aria-expanded aria-haspopup="menu"&gt;</w:t>
+            </w:r>
+            <w:r>
+              <w:rPr>
+                <w:rFonts w:ascii="Arial" w:cs="Arial" w:eastAsia="Arial" w:hAnsi="Arial"/>
+                <w:sz w:val="18"/>
+                <w:szCs w:val="18"/>
+              </w:rPr>
+              <w:t xml:space="preserve"> + </w:t>
+            </w:r>
+            <w:r>
+              <w:rPr>
+                <w:rFonts w:ascii="Consolas" w:cs="Consolas" w:eastAsia="Consolas" w:hAnsi="Consolas"/>
+                <w:color w:val="7A2E00"/>
+                <w:sz w:val="18"/>
+                <w:szCs w:val="18"/>
+              </w:rPr>
+              <w:t xml:space="preserve">role="menu"</w:t>
+            </w:r>
+          </w:p>
+        </w:tc>
+        <w:tc>
+          <w:tcPr>
+            <w:tcW w:type="dxa" w:w="2303"/>
+            <w:tcBorders>
+              <w:top w:val="single" w:color="9DB8C6" w:sz="4"/>
+              <w:left w:val="single" w:color="9DB8C6" w:sz="4"/>
+              <w:bottom w:val="single" w:color="9DB8C6" w:sz="4"/>
+              <w:right w:val="single" w:color="9DB8C6" w:sz="4"/>
+            </w:tcBorders>
+            <w:tcMar>
+              <w:top w:type="dxa" w:w="60"/>
+              <w:left w:type="dxa" w:w="90"/>
+              <w:bottom w:type="dxa" w:w="60"/>
+              <w:right w:type="dxa" w:w="90"/>
+            </w:tcMar>
+          </w:tcPr>
+          <w:p>
+            <w:r>
+              <w:rPr>
+                <w:rFonts w:ascii="Arial" w:cs="Arial" w:eastAsia="Arial" w:hAnsi="Arial"/>
+                <w:sz w:val="18"/>
+                <w:szCs w:val="18"/>
+              </w:rPr>
+              <w:t xml:space="preserve">Enter/Space/↓ opens, arrows, Esc returns focus</w:t>
+            </w:r>
+          </w:p>
+        </w:tc>
+        <w:tc>
+          <w:tcPr>
+            <w:tcW w:type="dxa" w:w="1816"/>
+            <w:tcBorders>
+              <w:top w:val="single" w:color="9DB8C6" w:sz="4"/>
+              <w:left w:val="single" w:color="9DB8C6" w:sz="4"/>
+              <w:bottom w:val="single" w:color="9DB8C6" w:sz="4"/>
+              <w:right w:val="single" w:color="9DB8C6" w:sz="4"/>
+            </w:tcBorders>
+            <w:tcMar>
+              <w:top w:type="dxa" w:w="60"/>
+              <w:left w:type="dxa" w:w="90"/>
+              <w:bottom w:type="dxa" w:w="60"/>
+              <w:right w:type="dxa" w:w="90"/>
+            </w:tcMar>
+          </w:tcPr>
+          <w:p/>
+        </w:tc>
+        <w:tc>
+          <w:tcPr>
+            <w:tcW w:type="dxa" w:w="2302"/>
+            <w:tcBorders>
+              <w:top w:val="single" w:color="9DB8C6" w:sz="4"/>
+              <w:left w:val="single" w:color="9DB8C6" w:sz="4"/>
+              <w:bottom w:val="single" w:color="9DB8C6" w:sz="4"/>
+              <w:right w:val="single" w:color="9DB8C6" w:sz="4"/>
+            </w:tcBorders>
+            <w:tcMar>
+              <w:top w:type="dxa" w:w="60"/>
+              <w:left w:type="dxa" w:w="90"/>
+              <w:bottom w:type="dxa" w:w="60"/>
+              <w:right w:type="dxa" w:w="90"/>
+            </w:tcMar>
+          </w:tcPr>
+          <w:p>
+            <w:r>
+              <w:rPr>
+                <w:rFonts w:ascii="Arial" w:cs="Arial" w:eastAsia="Arial" w:hAnsi="Arial"/>
+                <w:sz w:val="18"/>
+                <w:szCs w:val="18"/>
+              </w:rPr>
+              <w:t xml:space="preserve">Prefer a native </w:t>
+            </w:r>
+            <w:r>
+              <w:rPr>
+                <w:rFonts w:ascii="Consolas" w:cs="Consolas" w:eastAsia="Consolas" w:hAnsi="Consolas"/>
+                <w:color w:val="7A2E00"/>
+                <w:sz w:val="18"/>
+                <w:szCs w:val="18"/>
+              </w:rPr>
+              <w:t xml:space="preserve">&lt;select&gt;</w:t>
+            </w:r>
+            <w:r>
+              <w:rPr>
+                <w:rFonts w:ascii="Arial" w:cs="Arial" w:eastAsia="Arial" w:hAnsi="Arial"/>
+                <w:sz w:val="18"/>
+                <w:szCs w:val="18"/>
+              </w:rPr>
+              <w:t xml:space="preserve"> for choosing a value</w:t>
+            </w:r>
+          </w:p>
+        </w:tc>
+      </w:tr>
+      <w:tr>
+        <w:trPr>
+          <w:cantSplit/>
+        </w:trPr>
+        <w:tc>
+          <w:tcPr>
+            <w:tcW w:type="dxa" w:w="1356"/>
+            <w:tcBorders>
+              <w:top w:val="single" w:color="9DB8C6" w:sz="4"/>
+              <w:left w:val="single" w:color="9DB8C6" w:sz="4"/>
+              <w:bottom w:val="single" w:color="9DB8C6" w:sz="4"/>
+              <w:right w:val="single" w:color="9DB8C6" w:sz="4"/>
+            </w:tcBorders>
+            <w:tcMar>
+              <w:top w:type="dxa" w:w="60"/>
+              <w:left w:type="dxa" w:w="90"/>
+              <w:bottom w:type="dxa" w:w="60"/>
+              <w:right w:type="dxa" w:w="90"/>
+            </w:tcMar>
+          </w:tcPr>
+          <w:p>
+            <w:r>
+              <w:rPr>
+                <w:rFonts w:ascii="Arial" w:cs="Arial" w:eastAsia="Arial" w:hAnsi="Arial"/>
+                <w:sz w:val="18"/>
+                <w:szCs w:val="18"/>
+              </w:rPr>
+              <w:t xml:space="preserve">Hamburger menu (</w:t>
+            </w:r>
+            <w:r>
+              <w:rPr>
+                <w:rFonts w:ascii="Consolas" w:cs="Consolas" w:eastAsia="Consolas" w:hAnsi="Consolas"/>
+                <w:color w:val="7A2E00"/>
+                <w:sz w:val="18"/>
+                <w:szCs w:val="18"/>
+              </w:rPr>
+              <w:t xml:space="preserve">MobileMenu</w:t>
+            </w:r>
+            <w:r>
+              <w:rPr>
+                <w:rFonts w:ascii="Arial" w:cs="Arial" w:eastAsia="Arial" w:hAnsi="Arial"/>
+                <w:sz w:val="18"/>
+                <w:szCs w:val="18"/>
+              </w:rPr>
+              <w:t xml:space="preserve">, caregiver, below 768px)</w:t>
+            </w:r>
+          </w:p>
+        </w:tc>
+        <w:tc>
+          <w:tcPr>
+            <w:tcW w:type="dxa" w:w="2303"/>
+            <w:tcBorders>
+              <w:top w:val="single" w:color="9DB8C6" w:sz="4"/>
+              <w:left w:val="single" w:color="9DB8C6" w:sz="4"/>
+              <w:bottom w:val="single" w:color="9DB8C6" w:sz="4"/>
+              <w:right w:val="single" w:color="9DB8C6" w:sz="4"/>
+            </w:tcBorders>
+            <w:tcMar>
+              <w:top w:type="dxa" w:w="60"/>
+              <w:left w:type="dxa" w:w="90"/>
+              <w:bottom w:type="dxa" w:w="60"/>
+              <w:right w:type="dxa" w:w="90"/>
+            </w:tcMar>
+          </w:tcPr>
+          <w:p>
+            <w:r>
+              <w:rPr>
+                <w:rFonts w:ascii="Consolas" w:cs="Consolas" w:eastAsia="Consolas" w:hAnsi="Consolas"/>
+                <w:color w:val="7A2E00"/>
+                <w:sz w:val="18"/>
+                <w:szCs w:val="18"/>
+              </w:rPr>
+              <w:t xml:space="preserve">&lt;button aria-expanded aria-controls="mobile-menu"&gt;</w:t>
+            </w:r>
+            <w:r>
+              <w:rPr>
+                <w:rFonts w:ascii="Arial" w:cs="Arial" w:eastAsia="Arial" w:hAnsi="Arial"/>
+                <w:sz w:val="18"/>
+                <w:szCs w:val="18"/>
+              </w:rPr>
+              <w:t xml:space="preserve"> "Menu" + </w:t>
+            </w:r>
+            <w:r>
+              <w:rPr>
+                <w:rFonts w:ascii="Consolas" w:cs="Consolas" w:eastAsia="Consolas" w:hAnsi="Consolas"/>
+                <w:color w:val="7A2E00"/>
+                <w:sz w:val="18"/>
+                <w:szCs w:val="18"/>
+              </w:rPr>
+              <w:t xml:space="preserve">&lt;nav aria-label="Main navigation"&gt;</w:t>
+            </w:r>
+            <w:r>
+              <w:rPr>
+                <w:rFonts w:ascii="Arial" w:cs="Arial" w:eastAsia="Arial" w:hAnsi="Arial"/>
+                <w:sz w:val="18"/>
+                <w:szCs w:val="18"/>
+              </w:rPr>
+              <w:t xml:space="preserve"> panel</w:t>
+            </w:r>
+          </w:p>
+        </w:tc>
+        <w:tc>
+          <w:tcPr>
+            <w:tcW w:type="dxa" w:w="2303"/>
+            <w:tcBorders>
+              <w:top w:val="single" w:color="9DB8C6" w:sz="4"/>
+              <w:left w:val="single" w:color="9DB8C6" w:sz="4"/>
+              <w:bottom w:val="single" w:color="9DB8C6" w:sz="4"/>
+              <w:right w:val="single" w:color="9DB8C6" w:sz="4"/>
+            </w:tcBorders>
+            <w:tcMar>
+              <w:top w:type="dxa" w:w="60"/>
+              <w:left w:type="dxa" w:w="90"/>
+              <w:bottom w:type="dxa" w:w="60"/>
+              <w:right w:type="dxa" w:w="90"/>
+            </w:tcMar>
+          </w:tcPr>
+          <w:p>
+            <w:r>
+              <w:rPr>
+                <w:rFonts w:ascii="Arial" w:cs="Arial" w:eastAsia="Arial" w:hAnsi="Arial"/>
+                <w:sz w:val="18"/>
+                <w:szCs w:val="18"/>
+              </w:rPr>
+              <w:t xml:space="preserve">Enter/Space toggles; next Tab enters the panel; Esc closes and returns focus to Menu; closes on navigation</w:t>
+            </w:r>
+          </w:p>
+        </w:tc>
+        <w:tc>
+          <w:tcPr>
+            <w:tcW w:type="dxa" w:w="1816"/>
             <w:tcBorders>
               <w:top w:val="single" w:color="9DB8C6" w:sz="4"/>
               <w:left w:val="single" w:color="9DB8C6" w:sz="4"/>
@@ -14645,28 +14950,28 @@
         </w:tc>
         <w:tc>
           <w:tcPr>
-            <w:tcW w:type="dxa" w:w="2334"/>
-            <w:tcBorders>
-              <w:top w:val="single" w:color="9DB8C6" w:sz="4"/>
-              <w:left w:val="single" w:color="9DB8C6" w:sz="4"/>
-              <w:bottom w:val="single" w:color="9DB8C6" w:sz="4"/>
-              <w:right w:val="single" w:color="9DB8C6" w:sz="4"/>
-            </w:tcBorders>
-            <w:tcMar>
-              <w:top w:type="dxa" w:w="60"/>
-              <w:left w:type="dxa" w:w="90"/>
-              <w:bottom w:type="dxa" w:w="60"/>
-              <w:right w:type="dxa" w:w="90"/>
-            </w:tcMar>
-          </w:tcPr>
-          <w:p>
-            <w:r>
-              <w:rPr>
-                <w:rFonts w:ascii="Arial" w:cs="Arial" w:eastAsia="Arial" w:hAnsi="Arial"/>
-                <w:sz w:val="18"/>
-                <w:szCs w:val="18"/>
-              </w:rPr>
-              <w:t xml:space="preserve">Not a modal unless it covers the page; if it does, trap focus as §5.3</w:t>
+            <w:tcW w:type="dxa" w:w="2302"/>
+            <w:tcBorders>
+              <w:top w:val="single" w:color="9DB8C6" w:sz="4"/>
+              <w:left w:val="single" w:color="9DB8C6" w:sz="4"/>
+              <w:bottom w:val="single" w:color="9DB8C6" w:sz="4"/>
+              <w:right w:val="single" w:color="9DB8C6" w:sz="4"/>
+            </w:tcBorders>
+            <w:tcMar>
+              <w:top w:type="dxa" w:w="60"/>
+              <w:left w:type="dxa" w:w="90"/>
+              <w:bottom w:type="dxa" w:w="60"/>
+              <w:right w:type="dxa" w:w="90"/>
+            </w:tcMar>
+          </w:tcPr>
+          <w:p>
+            <w:r>
+              <w:rPr>
+                <w:rFonts w:ascii="Arial" w:cs="Arial" w:eastAsia="Arial" w:hAnsi="Arial"/>
+                <w:sz w:val="18"/>
+                <w:szCs w:val="18"/>
+              </w:rPr>
+              <w:t xml:space="preserve">A disclosure in the page flow, not a modal: it pushes content down, so nothing behind it needs trapping</w:t>
             </w:r>
           </w:p>
         </w:tc>
@@ -14760,8 +15065,9 @@
         <w:t xml:space="preserve">): axe-core
 4.14 with the WCAG 2.0/2.1 A and AA rule sets, best practices and the
 label-in-name rule, in Chromium, over 15 routes and 3 interactive states (sign-in
-errors, the assistant open, the confirm dialog open) at 375px, 820px and 1280px
-(54 scans), plus 42 keyboard and structure checks.</w:t>
+errors, the assistant open, the confirm dialog open) at 375px, 820px and 1280px,
+plus the caregiver's mobile menu open and the tablet sidebar expanded (56 scans),
+and 44 keyboard and structure checks.</w:t>
       </w:r>
     </w:p>
     <w:tbl>
@@ -14777,9 +15083,9 @@
         </w:tblBorders>
       </w:tblPr>
       <w:tblGrid>
-        <w:gridCol w:w="3866"/>
-        <w:gridCol w:w="967"/>
-        <w:gridCol w:w="5247"/>
+        <w:gridCol w:w="4866"/>
+        <w:gridCol w:w="811"/>
+        <w:gridCol w:w="4403"/>
       </w:tblGrid>
       <w:tr>
         <w:trPr>
@@ -14787,7 +15093,7 @@
         </w:trPr>
         <w:tc>
           <w:tcPr>
-            <w:tcW w:type="dxa" w:w="3866"/>
+            <w:tcW w:type="dxa" w:w="4866"/>
             <w:tcBorders>
               <w:top w:val="single" w:color="9DB8C6" w:sz="4"/>
               <w:left w:val="single" w:color="9DB8C6" w:sz="4"/>
@@ -14806,7 +15112,7 @@
         </w:tc>
         <w:tc>
           <w:tcPr>
-            <w:tcW w:type="dxa" w:w="967"/>
+            <w:tcW w:type="dxa" w:w="811"/>
             <w:tcBorders>
               <w:top w:val="single" w:color="9DB8C6" w:sz="4"/>
               <w:left w:val="single" w:color="9DB8C6" w:sz="4"/>
@@ -14837,7 +15143,7 @@
         </w:tc>
         <w:tc>
           <w:tcPr>
-            <w:tcW w:type="dxa" w:w="5247"/>
+            <w:tcW w:type="dxa" w:w="4403"/>
             <w:tcBorders>
               <w:top w:val="single" w:color="9DB8C6" w:sz="4"/>
               <w:left w:val="single" w:color="9DB8C6" w:sz="4"/>
@@ -14873,34 +15179,34 @@
         </w:trPr>
         <w:tc>
           <w:tcPr>
-            <w:tcW w:type="dxa" w:w="3866"/>
-            <w:tcBorders>
-              <w:top w:val="single" w:color="9DB8C6" w:sz="4"/>
-              <w:left w:val="single" w:color="9DB8C6" w:sz="4"/>
-              <w:bottom w:val="single" w:color="9DB8C6" w:sz="4"/>
-              <w:right w:val="single" w:color="9DB8C6" w:sz="4"/>
-            </w:tcBorders>
-            <w:tcMar>
-              <w:top w:type="dxa" w:w="60"/>
-              <w:left w:type="dxa" w:w="90"/>
-              <w:bottom w:type="dxa" w:w="60"/>
-              <w:right w:type="dxa" w:w="90"/>
-            </w:tcMar>
-          </w:tcPr>
-          <w:p>
-            <w:r>
-              <w:rPr>
-                <w:rFonts w:ascii="Arial" w:cs="Arial" w:eastAsia="Arial" w:hAnsi="Arial"/>
-                <w:sz w:val="18"/>
-                <w:szCs w:val="18"/>
-              </w:rPr>
-              <w:t xml:space="preserve">axe violations (54 scans)</w:t>
-            </w:r>
-          </w:p>
-        </w:tc>
-        <w:tc>
-          <w:tcPr>
-            <w:tcW w:type="dxa" w:w="967"/>
+            <w:tcW w:type="dxa" w:w="4866"/>
+            <w:tcBorders>
+              <w:top w:val="single" w:color="9DB8C6" w:sz="4"/>
+              <w:left w:val="single" w:color="9DB8C6" w:sz="4"/>
+              <w:bottom w:val="single" w:color="9DB8C6" w:sz="4"/>
+              <w:right w:val="single" w:color="9DB8C6" w:sz="4"/>
+            </w:tcBorders>
+            <w:tcMar>
+              <w:top w:type="dxa" w:w="60"/>
+              <w:left w:type="dxa" w:w="90"/>
+              <w:bottom w:type="dxa" w:w="60"/>
+              <w:right w:type="dxa" w:w="90"/>
+            </w:tcMar>
+          </w:tcPr>
+          <w:p>
+            <w:r>
+              <w:rPr>
+                <w:rFonts w:ascii="Arial" w:cs="Arial" w:eastAsia="Arial" w:hAnsi="Arial"/>
+                <w:sz w:val="18"/>
+                <w:szCs w:val="18"/>
+              </w:rPr>
+              <w:t xml:space="preserve">axe violations (54 scans before, 56 after)</w:t>
+            </w:r>
+          </w:p>
+        </w:tc>
+        <w:tc>
+          <w:tcPr>
+            <w:tcW w:type="dxa" w:w="811"/>
             <w:tcBorders>
               <w:top w:val="single" w:color="9DB8C6" w:sz="4"/>
               <w:left w:val="single" w:color="9DB8C6" w:sz="4"/>
@@ -14929,7 +15235,7 @@
         </w:tc>
         <w:tc>
           <w:tcPr>
-            <w:tcW w:type="dxa" w:w="5247"/>
+            <w:tcW w:type="dxa" w:w="4403"/>
             <w:tcBorders>
               <w:top w:val="single" w:color="9DB8C6" w:sz="4"/>
               <w:left w:val="single" w:color="9DB8C6" w:sz="4"/>
@@ -14963,7 +15269,7 @@
         </w:trPr>
         <w:tc>
           <w:tcPr>
-            <w:tcW w:type="dxa" w:w="3866"/>
+            <w:tcW w:type="dxa" w:w="4866"/>
             <w:tcBorders>
               <w:top w:val="single" w:color="9DB8C6" w:sz="4"/>
               <w:left w:val="single" w:color="9DB8C6" w:sz="4"/>
@@ -14990,7 +15296,7 @@
         </w:tc>
         <w:tc>
           <w:tcPr>
-            <w:tcW w:type="dxa" w:w="967"/>
+            <w:tcW w:type="dxa" w:w="811"/>
             <w:tcBorders>
               <w:top w:val="single" w:color="9DB8C6" w:sz="4"/>
               <w:left w:val="single" w:color="9DB8C6" w:sz="4"/>
@@ -15017,7 +15323,7 @@
         </w:tc>
         <w:tc>
           <w:tcPr>
-            <w:tcW w:type="dxa" w:w="5247"/>
+            <w:tcW w:type="dxa" w:w="4403"/>
             <w:tcBorders>
               <w:top w:val="single" w:color="9DB8C6" w:sz="4"/>
               <w:left w:val="single" w:color="9DB8C6" w:sz="4"/>
@@ -15049,7 +15355,7 @@
         </w:trPr>
         <w:tc>
           <w:tcPr>
-            <w:tcW w:type="dxa" w:w="3866"/>
+            <w:tcW w:type="dxa" w:w="4866"/>
             <w:tcBorders>
               <w:top w:val="single" w:color="9DB8C6" w:sz="4"/>
               <w:left w:val="single" w:color="9DB8C6" w:sz="4"/>
@@ -15076,7 +15382,7 @@
         </w:tc>
         <w:tc>
           <w:tcPr>
-            <w:tcW w:type="dxa" w:w="967"/>
+            <w:tcW w:type="dxa" w:w="811"/>
             <w:tcBorders>
               <w:top w:val="single" w:color="9DB8C6" w:sz="4"/>
               <w:left w:val="single" w:color="9DB8C6" w:sz="4"/>
@@ -15103,7 +15409,7 @@
         </w:tc>
         <w:tc>
           <w:tcPr>
-            <w:tcW w:type="dxa" w:w="5247"/>
+            <w:tcW w:type="dxa" w:w="4403"/>
             <w:tcBorders>
               <w:top w:val="single" w:color="9DB8C6" w:sz="4"/>
               <w:left w:val="single" w:color="9DB8C6" w:sz="4"/>
@@ -15135,7 +15441,7 @@
         </w:trPr>
         <w:tc>
           <w:tcPr>
-            <w:tcW w:type="dxa" w:w="3866"/>
+            <w:tcW w:type="dxa" w:w="4866"/>
             <w:tcBorders>
               <w:top w:val="single" w:color="9DB8C6" w:sz="4"/>
               <w:left w:val="single" w:color="9DB8C6" w:sz="4"/>
@@ -15162,7 +15468,7 @@
         </w:tc>
         <w:tc>
           <w:tcPr>
-            <w:tcW w:type="dxa" w:w="967"/>
+            <w:tcW w:type="dxa" w:w="811"/>
             <w:tcBorders>
               <w:top w:val="single" w:color="9DB8C6" w:sz="4"/>
               <w:left w:val="single" w:color="9DB8C6" w:sz="4"/>
@@ -15189,7 +15495,7 @@
         </w:tc>
         <w:tc>
           <w:tcPr>
-            <w:tcW w:type="dxa" w:w="5247"/>
+            <w:tcW w:type="dxa" w:w="4403"/>
             <w:tcBorders>
               <w:top w:val="single" w:color="9DB8C6" w:sz="4"/>
               <w:left w:val="single" w:color="9DB8C6" w:sz="4"/>
@@ -15221,7 +15527,7 @@
         </w:trPr>
         <w:tc>
           <w:tcPr>
-            <w:tcW w:type="dxa" w:w="3866"/>
+            <w:tcW w:type="dxa" w:w="4866"/>
             <w:tcBorders>
               <w:top w:val="single" w:color="9DB8C6" w:sz="4"/>
               <w:left w:val="single" w:color="9DB8C6" w:sz="4"/>
@@ -15248,7 +15554,7 @@
         </w:tc>
         <w:tc>
           <w:tcPr>
-            <w:tcW w:type="dxa" w:w="967"/>
+            <w:tcW w:type="dxa" w:w="811"/>
             <w:tcBorders>
               <w:top w:val="single" w:color="9DB8C6" w:sz="4"/>
               <w:left w:val="single" w:color="9DB8C6" w:sz="4"/>
@@ -15275,7 +15581,7 @@
         </w:tc>
         <w:tc>
           <w:tcPr>
-            <w:tcW w:type="dxa" w:w="5247"/>
+            <w:tcW w:type="dxa" w:w="4403"/>
             <w:tcBorders>
               <w:top w:val="single" w:color="9DB8C6" w:sz="4"/>
               <w:left w:val="single" w:color="9DB8C6" w:sz="4"/>
@@ -15298,7 +15604,7 @@
                 <w:sz w:val="18"/>
                 <w:szCs w:val="18"/>
               </w:rPr>
-              <w:t xml:space="preserve">42 / 42</w:t>
+              <w:t xml:space="preserve">44 / 44</w:t>
             </w:r>
           </w:p>
         </w:tc>
@@ -15309,7 +15615,7 @@
         </w:trPr>
         <w:tc>
           <w:tcPr>
-            <w:tcW w:type="dxa" w:w="3866"/>
+            <w:tcW w:type="dxa" w:w="4866"/>
             <w:tcBorders>
               <w:top w:val="single" w:color="9DB8C6" w:sz="4"/>
               <w:left w:val="single" w:color="9DB8C6" w:sz="4"/>
@@ -15336,7 +15642,7 @@
         </w:tc>
         <w:tc>
           <w:tcPr>
-            <w:tcW w:type="dxa" w:w="967"/>
+            <w:tcW w:type="dxa" w:w="811"/>
             <w:tcBorders>
               <w:top w:val="single" w:color="9DB8C6" w:sz="4"/>
               <w:left w:val="single" w:color="9DB8C6" w:sz="4"/>
@@ -15363,7 +15669,7 @@
         </w:tc>
         <w:tc>
           <w:tcPr>
-            <w:tcW w:type="dxa" w:w="5247"/>
+            <w:tcW w:type="dxa" w:w="4403"/>
             <w:tcBorders>
               <w:top w:val="single" w:color="9DB8C6" w:sz="4"/>
               <w:left w:val="single" w:color="9DB8C6" w:sz="4"/>
@@ -15386,15 +15692,15 @@
                 <w:sz w:val="18"/>
                 <w:szCs w:val="18"/>
               </w:rPr>
-              <w:t xml:space="preserve">40</w:t>
-            </w:r>
-            <w:r>
-              <w:rPr>
-                <w:rFonts w:ascii="Arial" w:cs="Arial" w:eastAsia="Arial" w:hAnsi="Arial"/>
-                <w:sz w:val="18"/>
-                <w:szCs w:val="18"/>
-              </w:rPr>
-              <w:t xml:space="preserve"> (296 in the suite, all passing)</w:t>
+              <w:t xml:space="preserve">54</w:t>
+            </w:r>
+            <w:r>
+              <w:rPr>
+                <w:rFonts w:ascii="Arial" w:cs="Arial" w:eastAsia="Arial" w:hAnsi="Arial"/>
+                <w:sz w:val="18"/>
+                <w:szCs w:val="18"/>
+              </w:rPr>
+              <w:t xml:space="preserve"> (310 in the suite, all passing)</w:t>
             </w:r>
           </w:p>
         </w:tc>
@@ -17678,7 +17984,7 @@
                 <w:sz w:val="18"/>
                 <w:szCs w:val="18"/>
               </w:rPr>
-              <w:t xml:space="preserve">Tooltips, tabs, dropdowns and the mobile hamburger menu are designed (Part 1) but not built</w:t>
+              <w:t xml:space="preserve">Tooltips, tabs and dropdowns are in the Part 1 design system but not built</w:t>
             </w:r>
           </w:p>
         </w:tc>
